--- a/docs/reports/surveys/2026-fy-internal-management/管理层关键议题清单.docx
+++ b/docs/reports/surveys/2026-fy-internal-management/管理层关键议题清单.docx
@@ -4,7 +4,7 @@
   <w:body>
     <w:p>
       <w:pPr>
-        <w:spacing w:after="200" w:before="0" w:line="312" w:lineRule="auto"/>
+        <w:spacing w:after="200" w:before="0" w:line="300" w:lineRule="auto"/>
         <w:jc w:val="center"/>
       </w:pPr>
       <w:r>
@@ -18,13 +18,13 @@
     </w:p>
     <w:p>
       <w:pPr>
-        <w:spacing w:after="100" w:before="0" w:line="312" w:lineRule="auto"/>
+        <w:spacing w:after="80" w:before="0" w:line="300" w:lineRule="auto"/>
       </w:pPr>
       <w:r>
         <w:rPr>
           <w:rFonts w:ascii="Calibri" w:hAnsi="Calibri" w:eastAsia="宋体"/>
           <w:b/>
-          <w:sz w:val="22"/>
+          <w:sz w:val="21"/>
         </w:rPr>
         <w:t>背景：</w:t>
       </w:r>
@@ -32,20 +32,20 @@
         <w:rPr>
           <w:rFonts w:ascii="Calibri" w:hAnsi="Calibri" w:eastAsia="宋体"/>
           <w:b w:val="0"/>
-          <w:sz w:val="22"/>
+          <w:sz w:val="21"/>
         </w:rPr>
         <w:t xml:space="preserve"> 第一阶段员工意见搜集已完成（有效答卷 58 份）。第二阶段需围绕关键议题开展管理层讨论，明确下半年经营策略方向与关键点。</w:t>
       </w:r>
     </w:p>
     <w:p>
       <w:pPr>
-        <w:spacing w:after="100" w:before="0" w:line="312" w:lineRule="auto"/>
+        <w:spacing w:after="80" w:before="0" w:line="300" w:lineRule="auto"/>
       </w:pPr>
       <w:r>
         <w:rPr>
           <w:rFonts w:ascii="Calibri" w:hAnsi="Calibri" w:eastAsia="宋体"/>
           <w:b/>
-          <w:sz w:val="22"/>
+          <w:sz w:val="21"/>
         </w:rPr>
         <w:t>使用方式：</w:t>
       </w:r>
@@ -53,14 +53,14 @@
         <w:rPr>
           <w:rFonts w:ascii="Calibri" w:hAnsi="Calibri" w:eastAsia="宋体"/>
           <w:b w:val="0"/>
-          <w:sz w:val="22"/>
+          <w:sz w:val="21"/>
         </w:rPr>
         <w:t xml:space="preserve"> 建议管理层会优先讨论【必议】议题并形成结论；【选议】议题可并入专题会或责成部门方案后再决。每个议题给出建议讨论问题与可选决策方向，便于当场拍板或明确下一步责任人。</w:t>
       </w:r>
     </w:p>
     <w:p>
       <w:pPr>
-        <w:spacing w:after="120" w:before="240" w:line="312" w:lineRule="auto"/>
+        <w:spacing w:after="120" w:before="240" w:line="300" w:lineRule="auto"/>
       </w:pPr>
       <w:r>
         <w:rPr>
@@ -79,16 +79,16 @@
         <w:tblLook w:firstColumn="1" w:firstRow="1" w:lastColumn="0" w:lastRow="0" w:noHBand="0" w:noVBand="1" w:val="04A0"/>
       </w:tblPr>
       <w:tblGrid>
-        <w:gridCol w:w="1949"/>
-        <w:gridCol w:w="1949"/>
-        <w:gridCol w:w="1949"/>
-        <w:gridCol w:w="1949"/>
-        <w:gridCol w:w="1949"/>
+        <w:gridCol w:w="1994"/>
+        <w:gridCol w:w="1994"/>
+        <w:gridCol w:w="1994"/>
+        <w:gridCol w:w="1994"/>
+        <w:gridCol w:w="1994"/>
       </w:tblGrid>
       <w:tr>
         <w:tc>
           <w:tcPr>
-            <w:tcW w:type="dxa" w:w="1949"/>
+            <w:tcW w:type="dxa" w:w="1994"/>
             <w:shd w:fill="D9E2F3" w:val="clear"/>
           </w:tcPr>
           <w:p>
@@ -105,7 +105,7 @@
         </w:tc>
         <w:tc>
           <w:tcPr>
-            <w:tcW w:type="dxa" w:w="1949"/>
+            <w:tcW w:type="dxa" w:w="1994"/>
             <w:shd w:fill="D9E2F3" w:val="clear"/>
           </w:tcPr>
           <w:p>
@@ -122,7 +122,7 @@
         </w:tc>
         <w:tc>
           <w:tcPr>
-            <w:tcW w:type="dxa" w:w="1949"/>
+            <w:tcW w:type="dxa" w:w="1994"/>
             <w:shd w:fill="D9E2F3" w:val="clear"/>
           </w:tcPr>
           <w:p>
@@ -139,7 +139,7 @@
         </w:tc>
         <w:tc>
           <w:tcPr>
-            <w:tcW w:type="dxa" w:w="1949"/>
+            <w:tcW w:type="dxa" w:w="1994"/>
             <w:shd w:fill="D9E2F3" w:val="clear"/>
           </w:tcPr>
           <w:p>
@@ -156,7 +156,7 @@
         </w:tc>
         <w:tc>
           <w:tcPr>
-            <w:tcW w:type="dxa" w:w="1949"/>
+            <w:tcW w:type="dxa" w:w="1994"/>
             <w:shd w:fill="D9E2F3" w:val="clear"/>
           </w:tcPr>
           <w:p>
@@ -175,7 +175,7 @@
       <w:tr>
         <w:tc>
           <w:tcPr>
-            <w:tcW w:type="dxa" w:w="1949"/>
+            <w:tcW w:type="dxa" w:w="1994"/>
           </w:tcPr>
           <w:p>
             <w:r/>
@@ -191,7 +191,7 @@
         </w:tc>
         <w:tc>
           <w:tcPr>
-            <w:tcW w:type="dxa" w:w="1949"/>
+            <w:tcW w:type="dxa" w:w="1994"/>
           </w:tcPr>
           <w:p>
             <w:r/>
@@ -207,7 +207,7 @@
         </w:tc>
         <w:tc>
           <w:tcPr>
-            <w:tcW w:type="dxa" w:w="1949"/>
+            <w:tcW w:type="dxa" w:w="1994"/>
           </w:tcPr>
           <w:p>
             <w:r/>
@@ -223,7 +223,7 @@
         </w:tc>
         <w:tc>
           <w:tcPr>
-            <w:tcW w:type="dxa" w:w="1949"/>
+            <w:tcW w:type="dxa" w:w="1994"/>
           </w:tcPr>
           <w:p>
             <w:r/>
@@ -239,7 +239,7 @@
         </w:tc>
         <w:tc>
           <w:tcPr>
-            <w:tcW w:type="dxa" w:w="1949"/>
+            <w:tcW w:type="dxa" w:w="1994"/>
           </w:tcPr>
           <w:p>
             <w:r/>
@@ -257,7 +257,7 @@
       <w:tr>
         <w:tc>
           <w:tcPr>
-            <w:tcW w:type="dxa" w:w="1949"/>
+            <w:tcW w:type="dxa" w:w="1994"/>
           </w:tcPr>
           <w:p>
             <w:r/>
@@ -273,7 +273,7 @@
         </w:tc>
         <w:tc>
           <w:tcPr>
-            <w:tcW w:type="dxa" w:w="1949"/>
+            <w:tcW w:type="dxa" w:w="1994"/>
           </w:tcPr>
           <w:p>
             <w:r/>
@@ -289,7 +289,7 @@
         </w:tc>
         <w:tc>
           <w:tcPr>
-            <w:tcW w:type="dxa" w:w="1949"/>
+            <w:tcW w:type="dxa" w:w="1994"/>
           </w:tcPr>
           <w:p>
             <w:r/>
@@ -305,7 +305,7 @@
         </w:tc>
         <w:tc>
           <w:tcPr>
-            <w:tcW w:type="dxa" w:w="1949"/>
+            <w:tcW w:type="dxa" w:w="1994"/>
           </w:tcPr>
           <w:p>
             <w:r/>
@@ -321,7 +321,7 @@
         </w:tc>
         <w:tc>
           <w:tcPr>
-            <w:tcW w:type="dxa" w:w="1949"/>
+            <w:tcW w:type="dxa" w:w="1994"/>
           </w:tcPr>
           <w:p>
             <w:r/>
@@ -339,7 +339,7 @@
       <w:tr>
         <w:tc>
           <w:tcPr>
-            <w:tcW w:type="dxa" w:w="1949"/>
+            <w:tcW w:type="dxa" w:w="1994"/>
           </w:tcPr>
           <w:p>
             <w:r/>
@@ -355,7 +355,7 @@
         </w:tc>
         <w:tc>
           <w:tcPr>
-            <w:tcW w:type="dxa" w:w="1949"/>
+            <w:tcW w:type="dxa" w:w="1994"/>
           </w:tcPr>
           <w:p>
             <w:r/>
@@ -371,7 +371,7 @@
         </w:tc>
         <w:tc>
           <w:tcPr>
-            <w:tcW w:type="dxa" w:w="1949"/>
+            <w:tcW w:type="dxa" w:w="1994"/>
           </w:tcPr>
           <w:p>
             <w:r/>
@@ -387,7 +387,7 @@
         </w:tc>
         <w:tc>
           <w:tcPr>
-            <w:tcW w:type="dxa" w:w="1949"/>
+            <w:tcW w:type="dxa" w:w="1994"/>
           </w:tcPr>
           <w:p>
             <w:r/>
@@ -403,7 +403,7 @@
         </w:tc>
         <w:tc>
           <w:tcPr>
-            <w:tcW w:type="dxa" w:w="1949"/>
+            <w:tcW w:type="dxa" w:w="1994"/>
           </w:tcPr>
           <w:p>
             <w:r/>
@@ -421,7 +421,7 @@
       <w:tr>
         <w:tc>
           <w:tcPr>
-            <w:tcW w:type="dxa" w:w="1949"/>
+            <w:tcW w:type="dxa" w:w="1994"/>
           </w:tcPr>
           <w:p>
             <w:r/>
@@ -437,7 +437,7 @@
         </w:tc>
         <w:tc>
           <w:tcPr>
-            <w:tcW w:type="dxa" w:w="1949"/>
+            <w:tcW w:type="dxa" w:w="1994"/>
           </w:tcPr>
           <w:p>
             <w:r/>
@@ -453,7 +453,7 @@
         </w:tc>
         <w:tc>
           <w:tcPr>
-            <w:tcW w:type="dxa" w:w="1949"/>
+            <w:tcW w:type="dxa" w:w="1994"/>
           </w:tcPr>
           <w:p>
             <w:r/>
@@ -469,7 +469,7 @@
         </w:tc>
         <w:tc>
           <w:tcPr>
-            <w:tcW w:type="dxa" w:w="1949"/>
+            <w:tcW w:type="dxa" w:w="1994"/>
           </w:tcPr>
           <w:p>
             <w:r/>
@@ -485,7 +485,7 @@
         </w:tc>
         <w:tc>
           <w:tcPr>
-            <w:tcW w:type="dxa" w:w="1949"/>
+            <w:tcW w:type="dxa" w:w="1994"/>
           </w:tcPr>
           <w:p>
             <w:r/>
@@ -503,7 +503,7 @@
       <w:tr>
         <w:tc>
           <w:tcPr>
-            <w:tcW w:type="dxa" w:w="1949"/>
+            <w:tcW w:type="dxa" w:w="1994"/>
           </w:tcPr>
           <w:p>
             <w:r/>
@@ -519,7 +519,7 @@
         </w:tc>
         <w:tc>
           <w:tcPr>
-            <w:tcW w:type="dxa" w:w="1949"/>
+            <w:tcW w:type="dxa" w:w="1994"/>
           </w:tcPr>
           <w:p>
             <w:r/>
@@ -535,7 +535,7 @@
         </w:tc>
         <w:tc>
           <w:tcPr>
-            <w:tcW w:type="dxa" w:w="1949"/>
+            <w:tcW w:type="dxa" w:w="1994"/>
           </w:tcPr>
           <w:p>
             <w:r/>
@@ -551,7 +551,7 @@
         </w:tc>
         <w:tc>
           <w:tcPr>
-            <w:tcW w:type="dxa" w:w="1949"/>
+            <w:tcW w:type="dxa" w:w="1994"/>
           </w:tcPr>
           <w:p>
             <w:r/>
@@ -567,7 +567,7 @@
         </w:tc>
         <w:tc>
           <w:tcPr>
-            <w:tcW w:type="dxa" w:w="1949"/>
+            <w:tcW w:type="dxa" w:w="1994"/>
           </w:tcPr>
           <w:p>
             <w:r/>
@@ -585,7 +585,7 @@
       <w:tr>
         <w:tc>
           <w:tcPr>
-            <w:tcW w:type="dxa" w:w="1949"/>
+            <w:tcW w:type="dxa" w:w="1994"/>
           </w:tcPr>
           <w:p>
             <w:r/>
@@ -601,7 +601,7 @@
         </w:tc>
         <w:tc>
           <w:tcPr>
-            <w:tcW w:type="dxa" w:w="1949"/>
+            <w:tcW w:type="dxa" w:w="1994"/>
           </w:tcPr>
           <w:p>
             <w:r/>
@@ -617,7 +617,7 @@
         </w:tc>
         <w:tc>
           <w:tcPr>
-            <w:tcW w:type="dxa" w:w="1949"/>
+            <w:tcW w:type="dxa" w:w="1994"/>
           </w:tcPr>
           <w:p>
             <w:r/>
@@ -633,7 +633,7 @@
         </w:tc>
         <w:tc>
           <w:tcPr>
-            <w:tcW w:type="dxa" w:w="1949"/>
+            <w:tcW w:type="dxa" w:w="1994"/>
           </w:tcPr>
           <w:p>
             <w:r/>
@@ -649,7 +649,7 @@
         </w:tc>
         <w:tc>
           <w:tcPr>
-            <w:tcW w:type="dxa" w:w="1949"/>
+            <w:tcW w:type="dxa" w:w="1994"/>
           </w:tcPr>
           <w:p>
             <w:r/>
@@ -667,7 +667,7 @@
       <w:tr>
         <w:tc>
           <w:tcPr>
-            <w:tcW w:type="dxa" w:w="1949"/>
+            <w:tcW w:type="dxa" w:w="1994"/>
           </w:tcPr>
           <w:p>
             <w:r/>
@@ -683,7 +683,7 @@
         </w:tc>
         <w:tc>
           <w:tcPr>
-            <w:tcW w:type="dxa" w:w="1949"/>
+            <w:tcW w:type="dxa" w:w="1994"/>
           </w:tcPr>
           <w:p>
             <w:r/>
@@ -699,7 +699,7 @@
         </w:tc>
         <w:tc>
           <w:tcPr>
-            <w:tcW w:type="dxa" w:w="1949"/>
+            <w:tcW w:type="dxa" w:w="1994"/>
           </w:tcPr>
           <w:p>
             <w:r/>
@@ -715,7 +715,7 @@
         </w:tc>
         <w:tc>
           <w:tcPr>
-            <w:tcW w:type="dxa" w:w="1949"/>
+            <w:tcW w:type="dxa" w:w="1994"/>
           </w:tcPr>
           <w:p>
             <w:r/>
@@ -731,7 +731,7 @@
         </w:tc>
         <w:tc>
           <w:tcPr>
-            <w:tcW w:type="dxa" w:w="1949"/>
+            <w:tcW w:type="dxa" w:w="1994"/>
           </w:tcPr>
           <w:p>
             <w:r/>
@@ -749,7 +749,7 @@
       <w:tr>
         <w:tc>
           <w:tcPr>
-            <w:tcW w:type="dxa" w:w="1949"/>
+            <w:tcW w:type="dxa" w:w="1994"/>
           </w:tcPr>
           <w:p>
             <w:r/>
@@ -765,7 +765,7 @@
         </w:tc>
         <w:tc>
           <w:tcPr>
-            <w:tcW w:type="dxa" w:w="1949"/>
+            <w:tcW w:type="dxa" w:w="1994"/>
           </w:tcPr>
           <w:p>
             <w:r/>
@@ -781,7 +781,7 @@
         </w:tc>
         <w:tc>
           <w:tcPr>
-            <w:tcW w:type="dxa" w:w="1949"/>
+            <w:tcW w:type="dxa" w:w="1994"/>
           </w:tcPr>
           <w:p>
             <w:r/>
@@ -797,7 +797,7 @@
         </w:tc>
         <w:tc>
           <w:tcPr>
-            <w:tcW w:type="dxa" w:w="1949"/>
+            <w:tcW w:type="dxa" w:w="1994"/>
           </w:tcPr>
           <w:p>
             <w:r/>
@@ -813,7 +813,7 @@
         </w:tc>
         <w:tc>
           <w:tcPr>
-            <w:tcW w:type="dxa" w:w="1949"/>
+            <w:tcW w:type="dxa" w:w="1994"/>
           </w:tcPr>
           <w:p>
             <w:r/>
@@ -831,7 +831,7 @@
       <w:tr>
         <w:tc>
           <w:tcPr>
-            <w:tcW w:type="dxa" w:w="1949"/>
+            <w:tcW w:type="dxa" w:w="1994"/>
           </w:tcPr>
           <w:p>
             <w:r/>
@@ -847,7 +847,7 @@
         </w:tc>
         <w:tc>
           <w:tcPr>
-            <w:tcW w:type="dxa" w:w="1949"/>
+            <w:tcW w:type="dxa" w:w="1994"/>
           </w:tcPr>
           <w:p>
             <w:r/>
@@ -863,7 +863,7 @@
         </w:tc>
         <w:tc>
           <w:tcPr>
-            <w:tcW w:type="dxa" w:w="1949"/>
+            <w:tcW w:type="dxa" w:w="1994"/>
           </w:tcPr>
           <w:p>
             <w:r/>
@@ -879,7 +879,7 @@
         </w:tc>
         <w:tc>
           <w:tcPr>
-            <w:tcW w:type="dxa" w:w="1949"/>
+            <w:tcW w:type="dxa" w:w="1994"/>
           </w:tcPr>
           <w:p>
             <w:r/>
@@ -895,7 +895,7 @@
         </w:tc>
         <w:tc>
           <w:tcPr>
-            <w:tcW w:type="dxa" w:w="1949"/>
+            <w:tcW w:type="dxa" w:w="1994"/>
           </w:tcPr>
           <w:p>
             <w:r/>
@@ -913,7 +913,7 @@
       <w:tr>
         <w:tc>
           <w:tcPr>
-            <w:tcW w:type="dxa" w:w="1949"/>
+            <w:tcW w:type="dxa" w:w="1994"/>
           </w:tcPr>
           <w:p>
             <w:r/>
@@ -929,7 +929,7 @@
         </w:tc>
         <w:tc>
           <w:tcPr>
-            <w:tcW w:type="dxa" w:w="1949"/>
+            <w:tcW w:type="dxa" w:w="1994"/>
           </w:tcPr>
           <w:p>
             <w:r/>
@@ -945,7 +945,7 @@
         </w:tc>
         <w:tc>
           <w:tcPr>
-            <w:tcW w:type="dxa" w:w="1949"/>
+            <w:tcW w:type="dxa" w:w="1994"/>
           </w:tcPr>
           <w:p>
             <w:r/>
@@ -961,7 +961,7 @@
         </w:tc>
         <w:tc>
           <w:tcPr>
-            <w:tcW w:type="dxa" w:w="1949"/>
+            <w:tcW w:type="dxa" w:w="1994"/>
           </w:tcPr>
           <w:p>
             <w:r/>
@@ -977,7 +977,7 @@
         </w:tc>
         <w:tc>
           <w:tcPr>
-            <w:tcW w:type="dxa" w:w="1949"/>
+            <w:tcW w:type="dxa" w:w="1994"/>
           </w:tcPr>
           <w:p>
             <w:r/>
@@ -995,12 +995,12 @@
     </w:tbl>
     <w:p>
       <w:pPr>
-        <w:spacing w:after="60"/>
+        <w:spacing w:after="40"/>
       </w:pPr>
     </w:p>
     <w:p>
       <w:pPr>
-        <w:spacing w:after="120" w:before="240" w:line="312" w:lineRule="auto"/>
+        <w:spacing w:after="120" w:before="240" w:line="300" w:lineRule="auto"/>
       </w:pPr>
       <w:r>
         <w:rPr>
@@ -1008,45 +1008,74 @@
           <w:b/>
           <w:sz w:val="26"/>
         </w:rPr>
-        <w:t>二、必议议题（建议本轮管理层会完成）</w:t>
+        <w:t>二、必议议题（细化版·建议本轮管理层会完成）</w:t>
       </w:r>
     </w:p>
     <w:p>
       <w:pPr>
-        <w:spacing w:after="100" w:before="160" w:line="312" w:lineRule="auto"/>
+        <w:spacing w:after="120" w:before="40" w:line="300" w:lineRule="auto"/>
+      </w:pPr>
+      <w:r>
+        <w:rPr>
+          <w:rFonts w:ascii="Calibri" w:hAnsi="Calibri" w:eastAsia="楷体"/>
+          <w:b w:val="0"/>
+          <w:sz w:val="19"/>
+        </w:rPr>
+        <w:t>每个议题按同一结构写清：</w:t>
+      </w:r>
+      <w:r>
+        <w:rPr>
+          <w:rFonts w:ascii="Calibri" w:hAnsi="Calibri" w:eastAsia="楷体"/>
+          <w:b/>
+          <w:sz w:val="19"/>
+        </w:rPr>
+        <w:t>现在卡在哪 → 会上必须拍板什么 → 可选方案 → 会后产物/责任人</w:t>
+      </w:r>
+      <w:r>
+        <w:rPr>
+          <w:rFonts w:ascii="Calibri" w:hAnsi="Calibri" w:eastAsia="楷体"/>
+          <w:b w:val="0"/>
+          <w:sz w:val="19"/>
+        </w:rPr>
+        <w:t>。尽量当场形成可执行结论，避免只达成“原则同意”。</w:t>
+      </w:r>
+    </w:p>
+    <w:p>
+      <w:pPr>
+        <w:spacing w:after="100" w:before="200" w:line="300" w:lineRule="auto"/>
       </w:pPr>
       <w:r>
         <w:rPr>
           <w:rFonts w:ascii="Calibri" w:hAnsi="Calibri" w:eastAsia="黑体"/>
           <w:b/>
-          <w:sz w:val="23"/>
+          <w:sz w:val="24"/>
         </w:rPr>
         <w:t>议题 1：赛道聚焦与第二增长曲线取舍</w:t>
       </w:r>
     </w:p>
     <w:p>
       <w:pPr>
-        <w:spacing w:after="100" w:before="0" w:line="312" w:lineRule="auto"/>
+        <w:spacing w:after="60" w:before="120" w:line="300" w:lineRule="auto"/>
       </w:pPr>
       <w:r>
         <w:rPr>
-          <w:rFonts w:ascii="Calibri" w:hAnsi="Calibri" w:eastAsia="宋体"/>
+          <w:rFonts w:ascii="Calibri" w:hAnsi="Calibri" w:eastAsia="黑体"/>
           <w:b/>
-          <w:sz w:val="22"/>
+          <w:sz w:val="21"/>
         </w:rPr>
-        <w:t>员工侧信号</w:t>
+        <w:t>1.1 现在卡在哪（结合调研）</w:t>
       </w:r>
     </w:p>
     <w:p>
       <w:pPr>
-        <w:spacing w:after="100" w:before="0" w:line="312" w:lineRule="auto"/>
-        <w:ind w:left="198"/>
+        <w:spacing w:after="80" w:before="0" w:line="300" w:lineRule="auto"/>
+        <w:ind w:left="170"/>
       </w:pPr>
       <w:r>
         <w:rPr>
           <w:rFonts w:ascii="Calibri" w:hAnsi="Calibri" w:eastAsia="宋体"/>
           <w:b w:val="0"/>
-          <w:sz w:val="22"/>
+          <w:sz w:val="21"/>
         </w:rPr>
         <w:t xml:space="preserve">• </w:t>
       </w:r>
@@ -1054,21 +1083,37 @@
         <w:rPr>
           <w:rFonts w:ascii="Calibri" w:hAnsi="Calibri" w:eastAsia="宋体"/>
           <w:b w:val="0"/>
-          <w:sz w:val="22"/>
+          <w:sz w:val="21"/>
         </w:rPr>
-        <w:t>主流认同：大宗散料智慧储运 / EPC 系统解决方案。</w:t>
+        <w:t>对外一会儿讲筒仓设备、一会儿讲散料储运、一会儿讲智慧储运/EPC，</w:t>
+      </w:r>
+      <w:r>
+        <w:rPr>
+          <w:rFonts w:ascii="Calibri" w:hAnsi="Calibri" w:eastAsia="宋体"/>
+          <w:b/>
+          <w:sz w:val="21"/>
+        </w:rPr>
+        <w:t>口径不统一</w:t>
+      </w:r>
+      <w:r>
+        <w:rPr>
+          <w:rFonts w:ascii="Calibri" w:hAnsi="Calibri" w:eastAsia="宋体"/>
+          <w:b w:val="0"/>
+          <w:sz w:val="21"/>
+        </w:rPr>
+        <w:t>，客户与员工都不清楚公司到底“主打什么”。</w:t>
       </w:r>
     </w:p>
     <w:p>
       <w:pPr>
-        <w:spacing w:after="100" w:before="0" w:line="312" w:lineRule="auto"/>
-        <w:ind w:left="198"/>
+        <w:spacing w:after="80" w:before="0" w:line="300" w:lineRule="auto"/>
+        <w:ind w:left="170"/>
       </w:pPr>
       <w:r>
         <w:rPr>
           <w:rFonts w:ascii="Calibri" w:hAnsi="Calibri" w:eastAsia="宋体"/>
           <w:b w:val="0"/>
-          <w:sz w:val="22"/>
+          <w:sz w:val="21"/>
         </w:rPr>
         <w:t xml:space="preserve">• </w:t>
       </w:r>
@@ -1076,21 +1121,29 @@
         <w:rPr>
           <w:rFonts w:ascii="Calibri" w:hAnsi="Calibri" w:eastAsia="宋体"/>
           <w:b w:val="0"/>
-          <w:sz w:val="22"/>
+          <w:sz w:val="21"/>
         </w:rPr>
-        <w:t>高频行业：水泥建材、粮食、港口散货、矿产/煤炭/能源。</w:t>
+        <w:t>行业铺得宽（水泥、粮食、港口、矿产、能源、甚至钢结构旁支都有人提），技术与案例积累被摊薄，员工原话高频是：</w:t>
+      </w:r>
+      <w:r>
+        <w:rPr>
+          <w:rFonts w:ascii="Calibri" w:hAnsi="Calibri" w:eastAsia="宋体"/>
+          <w:b/>
+          <w:sz w:val="21"/>
+        </w:rPr>
+        <w:t>“什么都能做，什么都不精。”</w:t>
       </w:r>
     </w:p>
     <w:p>
       <w:pPr>
-        <w:spacing w:after="100" w:before="0" w:line="312" w:lineRule="auto"/>
-        <w:ind w:left="198"/>
+        <w:spacing w:after="80" w:before="0" w:line="300" w:lineRule="auto"/>
+        <w:ind w:left="170"/>
       </w:pPr>
       <w:r>
         <w:rPr>
           <w:rFonts w:ascii="Calibri" w:hAnsi="Calibri" w:eastAsia="宋体"/>
           <w:b w:val="0"/>
-          <w:sz w:val="22"/>
+          <w:sz w:val="21"/>
         </w:rPr>
         <w:t xml:space="preserve">• </w:t>
       </w:r>
@@ -1098,21 +1151,700 @@
         <w:rPr>
           <w:rFonts w:ascii="Calibri" w:hAnsi="Calibri" w:eastAsia="宋体"/>
           <w:b w:val="0"/>
-          <w:sz w:val="22"/>
+          <w:sz w:val="21"/>
         </w:rPr>
-        <w:t>分歧：继续拓宽 vs 2–3 个行业做深；担心“什么都能做、什么都不精”。</w:t>
+        <w:t>第二曲线建议很多（旧仓改造/运维、智能化、特殊物料、技术图纸包等），但</w:t>
+      </w:r>
+      <w:r>
+        <w:rPr>
+          <w:rFonts w:ascii="Calibri" w:hAnsi="Calibri" w:eastAsia="宋体"/>
+          <w:b/>
+          <w:sz w:val="21"/>
+        </w:rPr>
+        <w:t>没有排序、没有资源上限、没有退出标准</w:t>
+      </w:r>
+      <w:r>
+        <w:rPr>
+          <w:rFonts w:ascii="Calibri" w:hAnsi="Calibri" w:eastAsia="宋体"/>
+          <w:b w:val="0"/>
+          <w:sz w:val="21"/>
+        </w:rPr>
+        <w:t>，容易同时想做、哪个都做不透。</w:t>
       </w:r>
     </w:p>
     <w:p>
       <w:pPr>
-        <w:spacing w:after="100" w:before="0" w:line="312" w:lineRule="auto"/>
-        <w:ind w:left="198"/>
+        <w:spacing w:after="60" w:before="120" w:line="300" w:lineRule="auto"/>
+      </w:pPr>
+      <w:r>
+        <w:rPr>
+          <w:rFonts w:ascii="Calibri" w:hAnsi="Calibri" w:eastAsia="黑体"/>
+          <w:b/>
+          <w:sz w:val="21"/>
+        </w:rPr>
+        <w:t>1.2 会上必须拍板的 4 件事（请逐条勾选）</w:t>
+      </w:r>
+    </w:p>
+    <w:tbl>
+      <w:tblPr>
+        <w:tblStyle w:val="TableGrid"/>
+        <w:tblW w:type="auto" w:w="0"/>
+        <w:jc w:val="center"/>
+        <w:tblLook w:firstColumn="1" w:firstRow="1" w:lastColumn="0" w:lastRow="0" w:noHBand="0" w:noVBand="1" w:val="04A0"/>
+      </w:tblPr>
+      <w:tblGrid>
+        <w:gridCol w:w="3324"/>
+        <w:gridCol w:w="3324"/>
+        <w:gridCol w:w="3324"/>
+      </w:tblGrid>
+      <w:tr>
+        <w:tc>
+          <w:tcPr>
+            <w:tcW w:type="dxa" w:w="3324"/>
+            <w:shd w:fill="D9E2F3" w:val="clear"/>
+          </w:tcPr>
+          <w:p>
+            <w:r/>
+            <w:r>
+              <w:rPr>
+                <w:rFonts w:ascii="Calibri" w:hAnsi="Calibri" w:eastAsia="黑体"/>
+                <w:b/>
+                <w:sz w:val="16"/>
+              </w:rPr>
+              <w:t>序号</w:t>
+            </w:r>
+          </w:p>
+        </w:tc>
+        <w:tc>
+          <w:tcPr>
+            <w:tcW w:type="dxa" w:w="3324"/>
+            <w:shd w:fill="D9E2F3" w:val="clear"/>
+          </w:tcPr>
+          <w:p>
+            <w:r/>
+            <w:r>
+              <w:rPr>
+                <w:rFonts w:ascii="Calibri" w:hAnsi="Calibri" w:eastAsia="黑体"/>
+                <w:b/>
+                <w:sz w:val="16"/>
+              </w:rPr>
+              <w:t>拍板事项</w:t>
+            </w:r>
+          </w:p>
+        </w:tc>
+        <w:tc>
+          <w:tcPr>
+            <w:tcW w:type="dxa" w:w="3324"/>
+            <w:shd w:fill="D9E2F3" w:val="clear"/>
+          </w:tcPr>
+          <w:p>
+            <w:r/>
+            <w:r>
+              <w:rPr>
+                <w:rFonts w:ascii="Calibri" w:hAnsi="Calibri" w:eastAsia="黑体"/>
+                <w:b/>
+                <w:sz w:val="16"/>
+              </w:rPr>
+              <w:t>必须形成的具体结论</w:t>
+            </w:r>
+          </w:p>
+        </w:tc>
+      </w:tr>
+      <w:tr>
+        <w:tc>
+          <w:tcPr>
+            <w:tcW w:type="dxa" w:w="3324"/>
+          </w:tcPr>
+          <w:p>
+            <w:r/>
+            <w:r>
+              <w:rPr>
+                <w:rFonts w:ascii="Calibri" w:hAnsi="Calibri" w:eastAsia="宋体"/>
+                <w:b w:val="0"/>
+                <w:sz w:val="16"/>
+              </w:rPr>
+              <w:t>1</w:t>
+            </w:r>
+          </w:p>
+        </w:tc>
+        <w:tc>
+          <w:tcPr>
+            <w:tcW w:type="dxa" w:w="3324"/>
+          </w:tcPr>
+          <w:p>
+            <w:r/>
+            <w:r>
+              <w:rPr>
+                <w:rFonts w:ascii="Calibri" w:hAnsi="Calibri" w:eastAsia="宋体"/>
+                <w:b w:val="0"/>
+                <w:sz w:val="16"/>
+              </w:rPr>
+              <w:t>下半年主航道行业</w:t>
+            </w:r>
+          </w:p>
+        </w:tc>
+        <w:tc>
+          <w:tcPr>
+            <w:tcW w:type="dxa" w:w="3324"/>
+          </w:tcPr>
+          <w:p>
+            <w:r/>
+            <w:r>
+              <w:rPr>
+                <w:rFonts w:ascii="Calibri" w:hAnsi="Calibri" w:eastAsia="宋体"/>
+                <w:b w:val="0"/>
+                <w:sz w:val="16"/>
+              </w:rPr>
+              <w:t>明确写出 2–3 个行业名称（建议从水泥建材 / 粮食储运 / 港口散货 / 矿产煤炭能源中选定）</w:t>
+            </w:r>
+          </w:p>
+        </w:tc>
+      </w:tr>
+      <w:tr>
+        <w:tc>
+          <w:tcPr>
+            <w:tcW w:type="dxa" w:w="3324"/>
+          </w:tcPr>
+          <w:p>
+            <w:r/>
+            <w:r>
+              <w:rPr>
+                <w:rFonts w:ascii="Calibri" w:hAnsi="Calibri" w:eastAsia="宋体"/>
+                <w:b w:val="0"/>
+                <w:sz w:val="16"/>
+              </w:rPr>
+              <w:t>2</w:t>
+            </w:r>
+          </w:p>
+        </w:tc>
+        <w:tc>
+          <w:tcPr>
+            <w:tcW w:type="dxa" w:w="3324"/>
+          </w:tcPr>
+          <w:p>
+            <w:r/>
+            <w:r>
+              <w:rPr>
+                <w:rFonts w:ascii="Calibri" w:hAnsi="Calibri" w:eastAsia="宋体"/>
+                <w:b w:val="0"/>
+                <w:sz w:val="16"/>
+              </w:rPr>
+              <w:t>机会型行业边界</w:t>
+            </w:r>
+          </w:p>
+        </w:tc>
+        <w:tc>
+          <w:tcPr>
+            <w:tcW w:type="dxa" w:w="3324"/>
+          </w:tcPr>
+          <w:p>
+            <w:r/>
+            <w:r>
+              <w:rPr>
+                <w:rFonts w:ascii="Calibri" w:hAnsi="Calibri" w:eastAsia="宋体"/>
+                <w:b w:val="0"/>
+                <w:sz w:val="16"/>
+              </w:rPr>
+              <w:t>哪些行业“客户找上门可做、但不主动投放售前与品牌资源”</w:t>
+            </w:r>
+          </w:p>
+        </w:tc>
+      </w:tr>
+      <w:tr>
+        <w:tc>
+          <w:tcPr>
+            <w:tcW w:type="dxa" w:w="3324"/>
+          </w:tcPr>
+          <w:p>
+            <w:r/>
+            <w:r>
+              <w:rPr>
+                <w:rFonts w:ascii="Calibri" w:hAnsi="Calibri" w:eastAsia="宋体"/>
+                <w:b w:val="0"/>
+                <w:sz w:val="16"/>
+              </w:rPr>
+              <w:t>3</w:t>
+            </w:r>
+          </w:p>
+        </w:tc>
+        <w:tc>
+          <w:tcPr>
+            <w:tcW w:type="dxa" w:w="3324"/>
+          </w:tcPr>
+          <w:p>
+            <w:r/>
+            <w:r>
+              <w:rPr>
+                <w:rFonts w:ascii="Calibri" w:hAnsi="Calibri" w:eastAsia="宋体"/>
+                <w:b w:val="0"/>
+                <w:sz w:val="16"/>
+              </w:rPr>
+              <w:t>不做什么</w:t>
+            </w:r>
+          </w:p>
+        </w:tc>
+        <w:tc>
+          <w:tcPr>
+            <w:tcW w:type="dxa" w:w="3324"/>
+          </w:tcPr>
+          <w:p>
+            <w:r/>
+            <w:r>
+              <w:rPr>
+                <w:rFonts w:ascii="Calibri" w:hAnsi="Calibri" w:eastAsia="宋体"/>
+                <w:b w:val="0"/>
+                <w:sz w:val="16"/>
+              </w:rPr>
+              <w:t>明确 1–2 类暂不主动拓展的方向（如与储运弱相关的通用钢结构旁支、单机设备纯贸易等）</w:t>
+            </w:r>
+          </w:p>
+        </w:tc>
+      </w:tr>
+      <w:tr>
+        <w:tc>
+          <w:tcPr>
+            <w:tcW w:type="dxa" w:w="3324"/>
+          </w:tcPr>
+          <w:p>
+            <w:r/>
+            <w:r>
+              <w:rPr>
+                <w:rFonts w:ascii="Calibri" w:hAnsi="Calibri" w:eastAsia="宋体"/>
+                <w:b w:val="0"/>
+                <w:sz w:val="16"/>
+              </w:rPr>
+              <w:t>4</w:t>
+            </w:r>
+          </w:p>
+        </w:tc>
+        <w:tc>
+          <w:tcPr>
+            <w:tcW w:type="dxa" w:w="3324"/>
+          </w:tcPr>
+          <w:p>
+            <w:r/>
+            <w:r>
+              <w:rPr>
+                <w:rFonts w:ascii="Calibri" w:hAnsi="Calibri" w:eastAsia="宋体"/>
+                <w:b w:val="0"/>
+                <w:sz w:val="16"/>
+              </w:rPr>
+              <w:t>第二曲线</w:t>
+            </w:r>
+          </w:p>
+        </w:tc>
+        <w:tc>
+          <w:tcPr>
+            <w:tcW w:type="dxa" w:w="3324"/>
+          </w:tcPr>
+          <w:p>
+            <w:r/>
+            <w:r>
+              <w:rPr>
+                <w:rFonts w:ascii="Calibri" w:hAnsi="Calibri" w:eastAsia="宋体"/>
+                <w:b w:val="0"/>
+                <w:sz w:val="16"/>
+              </w:rPr>
+              <w:t>只选 1 条先验证；写清试点目标、投入上限、3–6 个月退出/加码标准</w:t>
+            </w:r>
+          </w:p>
+        </w:tc>
+      </w:tr>
+    </w:tbl>
+    <w:p>
+      <w:pPr>
+        <w:spacing w:after="40"/>
+      </w:pPr>
+    </w:p>
+    <w:p>
+      <w:pPr>
+        <w:spacing w:after="60" w:before="120" w:line="300" w:lineRule="auto"/>
+      </w:pPr>
+      <w:r>
+        <w:rPr>
+          <w:rFonts w:ascii="Calibri" w:hAnsi="Calibri" w:eastAsia="黑体"/>
+          <w:b/>
+          <w:sz w:val="21"/>
+        </w:rPr>
+        <w:t>1.3 可选方案（便于当场二选一/组合）</w:t>
+      </w:r>
+    </w:p>
+    <w:tbl>
+      <w:tblPr>
+        <w:tblStyle w:val="TableGrid"/>
+        <w:tblW w:type="auto" w:w="0"/>
+        <w:jc w:val="center"/>
+        <w:tblLook w:firstColumn="1" w:firstRow="1" w:lastColumn="0" w:lastRow="0" w:noHBand="0" w:noVBand="1" w:val="04A0"/>
+      </w:tblPr>
+      <w:tblGrid>
+        <w:gridCol w:w="2493"/>
+        <w:gridCol w:w="2493"/>
+        <w:gridCol w:w="2493"/>
+        <w:gridCol w:w="2493"/>
+      </w:tblGrid>
+      <w:tr>
+        <w:tc>
+          <w:tcPr>
+            <w:tcW w:type="dxa" w:w="2493"/>
+            <w:shd w:fill="D9E2F3" w:val="clear"/>
+          </w:tcPr>
+          <w:p>
+            <w:r/>
+            <w:r>
+              <w:rPr>
+                <w:rFonts w:ascii="Calibri" w:hAnsi="Calibri" w:eastAsia="黑体"/>
+                <w:b/>
+                <w:sz w:val="16"/>
+              </w:rPr>
+              <w:t>方案</w:t>
+            </w:r>
+          </w:p>
+        </w:tc>
+        <w:tc>
+          <w:tcPr>
+            <w:tcW w:type="dxa" w:w="2493"/>
+            <w:shd w:fill="D9E2F3" w:val="clear"/>
+          </w:tcPr>
+          <w:p>
+            <w:r/>
+            <w:r>
+              <w:rPr>
+                <w:rFonts w:ascii="Calibri" w:hAnsi="Calibri" w:eastAsia="黑体"/>
+                <w:b/>
+                <w:sz w:val="16"/>
+              </w:rPr>
+              <w:t>内容</w:t>
+            </w:r>
+          </w:p>
+        </w:tc>
+        <w:tc>
+          <w:tcPr>
+            <w:tcW w:type="dxa" w:w="2493"/>
+            <w:shd w:fill="D9E2F3" w:val="clear"/>
+          </w:tcPr>
+          <w:p>
+            <w:r/>
+            <w:r>
+              <w:rPr>
+                <w:rFonts w:ascii="Calibri" w:hAnsi="Calibri" w:eastAsia="黑体"/>
+                <w:b/>
+                <w:sz w:val="16"/>
+              </w:rPr>
+              <w:t>优点</w:t>
+            </w:r>
+          </w:p>
+        </w:tc>
+        <w:tc>
+          <w:tcPr>
+            <w:tcW w:type="dxa" w:w="2493"/>
+            <w:shd w:fill="D9E2F3" w:val="clear"/>
+          </w:tcPr>
+          <w:p>
+            <w:r/>
+            <w:r>
+              <w:rPr>
+                <w:rFonts w:ascii="Calibri" w:hAnsi="Calibri" w:eastAsia="黑体"/>
+                <w:b/>
+                <w:sz w:val="16"/>
+              </w:rPr>
+              <w:t>风险</w:t>
+            </w:r>
+          </w:p>
+        </w:tc>
+      </w:tr>
+      <w:tr>
+        <w:tc>
+          <w:tcPr>
+            <w:tcW w:type="dxa" w:w="2493"/>
+          </w:tcPr>
+          <w:p>
+            <w:r/>
+            <w:r>
+              <w:rPr>
+                <w:rFonts w:ascii="Calibri" w:hAnsi="Calibri" w:eastAsia="宋体"/>
+                <w:b w:val="0"/>
+                <w:sz w:val="16"/>
+              </w:rPr>
+              <w:t>A 聚焦做深（推荐）</w:t>
+            </w:r>
+          </w:p>
+        </w:tc>
+        <w:tc>
+          <w:tcPr>
+            <w:tcW w:type="dxa" w:w="2493"/>
+          </w:tcPr>
+          <w:p>
+            <w:r/>
+            <w:r>
+              <w:rPr>
+                <w:rFonts w:ascii="Calibri" w:hAnsi="Calibri" w:eastAsia="宋体"/>
+                <w:b w:val="0"/>
+                <w:sz w:val="16"/>
+              </w:rPr>
+              <w:t>主航道 2–3 个行业占约 70% 售前/技术/品牌资源；试验仓 30%</w:t>
+            </w:r>
+          </w:p>
+        </w:tc>
+        <w:tc>
+          <w:tcPr>
+            <w:tcW w:type="dxa" w:w="2493"/>
+          </w:tcPr>
+          <w:p>
+            <w:r/>
+            <w:r>
+              <w:rPr>
+                <w:rFonts w:ascii="Calibri" w:hAnsi="Calibri" w:eastAsia="宋体"/>
+                <w:b w:val="0"/>
+                <w:sz w:val="16"/>
+              </w:rPr>
+              <w:t>案例与口碑可积累，专业辨识度上升</w:t>
+            </w:r>
+          </w:p>
+        </w:tc>
+        <w:tc>
+          <w:tcPr>
+            <w:tcW w:type="dxa" w:w="2493"/>
+          </w:tcPr>
+          <w:p>
+            <w:r/>
+            <w:r>
+              <w:rPr>
+                <w:rFonts w:ascii="Calibri" w:hAnsi="Calibri" w:eastAsia="宋体"/>
+                <w:b w:val="0"/>
+                <w:sz w:val="16"/>
+              </w:rPr>
+              <w:t>短期可能放弃部分杂单</w:t>
+            </w:r>
+          </w:p>
+        </w:tc>
+      </w:tr>
+      <w:tr>
+        <w:tc>
+          <w:tcPr>
+            <w:tcW w:type="dxa" w:w="2493"/>
+          </w:tcPr>
+          <w:p>
+            <w:r/>
+            <w:r>
+              <w:rPr>
+                <w:rFonts w:ascii="Calibri" w:hAnsi="Calibri" w:eastAsia="宋体"/>
+                <w:b w:val="0"/>
+                <w:sz w:val="16"/>
+              </w:rPr>
+              <w:t>B 维持广覆盖</w:t>
+            </w:r>
+          </w:p>
+        </w:tc>
+        <w:tc>
+          <w:tcPr>
+            <w:tcW w:type="dxa" w:w="2493"/>
+          </w:tcPr>
+          <w:p>
+            <w:r/>
+            <w:r>
+              <w:rPr>
+                <w:rFonts w:ascii="Calibri" w:hAnsi="Calibri" w:eastAsia="宋体"/>
+                <w:b w:val="0"/>
+                <w:sz w:val="16"/>
+              </w:rPr>
+              <w:t>行业不收窄，只靠项目经理个人判断筛单</w:t>
+            </w:r>
+          </w:p>
+        </w:tc>
+        <w:tc>
+          <w:tcPr>
+            <w:tcW w:type="dxa" w:w="2493"/>
+          </w:tcPr>
+          <w:p>
+            <w:r/>
+            <w:r>
+              <w:rPr>
+                <w:rFonts w:ascii="Calibri" w:hAnsi="Calibri" w:eastAsia="宋体"/>
+                <w:b w:val="0"/>
+                <w:sz w:val="16"/>
+              </w:rPr>
+              <w:t>短期商机面大</w:t>
+            </w:r>
+          </w:p>
+        </w:tc>
+        <w:tc>
+          <w:tcPr>
+            <w:tcW w:type="dxa" w:w="2493"/>
+          </w:tcPr>
+          <w:p>
+            <w:r/>
+            <w:r>
+              <w:rPr>
+                <w:rFonts w:ascii="Calibri" w:hAnsi="Calibri" w:eastAsia="宋体"/>
+                <w:b w:val="0"/>
+                <w:sz w:val="16"/>
+              </w:rPr>
+              <w:t>继续稀释，成单与交付都难做精</w:t>
+            </w:r>
+          </w:p>
+        </w:tc>
+      </w:tr>
+      <w:tr>
+        <w:tc>
+          <w:tcPr>
+            <w:tcW w:type="dxa" w:w="2493"/>
+          </w:tcPr>
+          <w:p>
+            <w:r/>
+            <w:r>
+              <w:rPr>
+                <w:rFonts w:ascii="Calibri" w:hAnsi="Calibri" w:eastAsia="宋体"/>
+                <w:b w:val="0"/>
+                <w:sz w:val="16"/>
+              </w:rPr>
+              <w:t>C 第二曲线优先“存量改造+运维”</w:t>
+            </w:r>
+          </w:p>
+        </w:tc>
+        <w:tc>
+          <w:tcPr>
+            <w:tcW w:type="dxa" w:w="2493"/>
+          </w:tcPr>
+          <w:p>
+            <w:r/>
+            <w:r>
+              <w:rPr>
+                <w:rFonts w:ascii="Calibri" w:hAnsi="Calibri" w:eastAsia="宋体"/>
+                <w:b w:val="0"/>
+                <w:sz w:val="16"/>
+              </w:rPr>
+              <w:t>备件、检修、智能化改造、老仓升级</w:t>
+            </w:r>
+          </w:p>
+        </w:tc>
+        <w:tc>
+          <w:tcPr>
+            <w:tcW w:type="dxa" w:w="2493"/>
+          </w:tcPr>
+          <w:p>
+            <w:r/>
+            <w:r>
+              <w:rPr>
+                <w:rFonts w:ascii="Calibri" w:hAnsi="Calibri" w:eastAsia="宋体"/>
+                <w:b w:val="0"/>
+                <w:sz w:val="16"/>
+              </w:rPr>
+              <w:t>毛利稳、粘客户、投入相对可控</w:t>
+            </w:r>
+          </w:p>
+        </w:tc>
+        <w:tc>
+          <w:tcPr>
+            <w:tcW w:type="dxa" w:w="2493"/>
+          </w:tcPr>
+          <w:p>
+            <w:r/>
+            <w:r>
+              <w:rPr>
+                <w:rFonts w:ascii="Calibri" w:hAnsi="Calibri" w:eastAsia="宋体"/>
+                <w:b w:val="0"/>
+                <w:sz w:val="16"/>
+              </w:rPr>
+              <w:t>需业务从“卖新建”转向“卖服务”</w:t>
+            </w:r>
+          </w:p>
+        </w:tc>
+      </w:tr>
+      <w:tr>
+        <w:tc>
+          <w:tcPr>
+            <w:tcW w:type="dxa" w:w="2493"/>
+          </w:tcPr>
+          <w:p>
+            <w:r/>
+            <w:r>
+              <w:rPr>
+                <w:rFonts w:ascii="Calibri" w:hAnsi="Calibri" w:eastAsia="宋体"/>
+                <w:b w:val="0"/>
+                <w:sz w:val="16"/>
+              </w:rPr>
+              <w:t>D 第二曲线优先“工业散料一体化延伸”</w:t>
+            </w:r>
+          </w:p>
+        </w:tc>
+        <w:tc>
+          <w:tcPr>
+            <w:tcW w:type="dxa" w:w="2493"/>
+          </w:tcPr>
+          <w:p>
+            <w:r/>
+            <w:r>
+              <w:rPr>
+                <w:rFonts w:ascii="Calibri" w:hAnsi="Calibri" w:eastAsia="宋体"/>
+                <w:b w:val="0"/>
+                <w:sz w:val="16"/>
+              </w:rPr>
+              <w:t>破碎/烘干/输送/装卸等向工艺链前后延伸</w:t>
+            </w:r>
+          </w:p>
+        </w:tc>
+        <w:tc>
+          <w:tcPr>
+            <w:tcW w:type="dxa" w:w="2493"/>
+          </w:tcPr>
+          <w:p>
+            <w:r/>
+            <w:r>
+              <w:rPr>
+                <w:rFonts w:ascii="Calibri" w:hAnsi="Calibri" w:eastAsia="宋体"/>
+                <w:b w:val="0"/>
+                <w:sz w:val="16"/>
+              </w:rPr>
+              <w:t>客单更大</w:t>
+            </w:r>
+          </w:p>
+        </w:tc>
+        <w:tc>
+          <w:tcPr>
+            <w:tcW w:type="dxa" w:w="2493"/>
+          </w:tcPr>
+          <w:p>
+            <w:r/>
+            <w:r>
+              <w:rPr>
+                <w:rFonts w:ascii="Calibri" w:hAnsi="Calibri" w:eastAsia="宋体"/>
+                <w:b w:val="0"/>
+                <w:sz w:val="16"/>
+              </w:rPr>
+              <w:t>技术与供应链门槛更高，更吃资源</w:t>
+            </w:r>
+          </w:p>
+        </w:tc>
+      </w:tr>
+    </w:tbl>
+    <w:p>
+      <w:pPr>
+        <w:spacing w:after="40"/>
+      </w:pPr>
+    </w:p>
+    <w:p>
+      <w:pPr>
+        <w:spacing w:after="60" w:before="120" w:line="300" w:lineRule="auto"/>
+      </w:pPr>
+      <w:r>
+        <w:rPr>
+          <w:rFonts w:ascii="Calibri" w:hAnsi="Calibri" w:eastAsia="黑体"/>
+          <w:b/>
+          <w:sz w:val="21"/>
+        </w:rPr>
+        <w:t>1.4 会后产物（写到纸上才算议完）</w:t>
+      </w:r>
+    </w:p>
+    <w:p>
+      <w:pPr>
+        <w:spacing w:after="80" w:before="0" w:line="300" w:lineRule="auto"/>
+        <w:ind w:left="170"/>
       </w:pPr>
       <w:r>
         <w:rPr>
           <w:rFonts w:ascii="Calibri" w:hAnsi="Calibri" w:eastAsia="宋体"/>
           <w:b w:val="0"/>
-          <w:sz w:val="22"/>
+          <w:sz w:val="21"/>
         </w:rPr>
         <w:t xml:space="preserve">• </w:t>
       </w:r>
@@ -1120,89 +1852,21 @@
         <w:rPr>
           <w:rFonts w:ascii="Calibri" w:hAnsi="Calibri" w:eastAsia="宋体"/>
           <w:b w:val="0"/>
-          <w:sz w:val="22"/>
+          <w:sz w:val="21"/>
         </w:rPr>
-        <w:t>第二曲线呼声：旧仓改造/运维/智能化、工业散料一体化延伸、特殊物料（化肥/木屑等）、技术服务输出。</w:t>
+        <w:t>《下半年赛道决议一页纸》：主航道 / 机会型 / 暂缓清单 + 第二曲线试点卡片（目标、负责人、预算上限、评估日）。</w:t>
       </w:r>
     </w:p>
     <w:p>
       <w:pPr>
-        <w:spacing w:after="100" w:before="0" w:line="312" w:lineRule="auto"/>
-      </w:pPr>
-      <w:r>
-        <w:rPr>
-          <w:rFonts w:ascii="Calibri" w:hAnsi="Calibri" w:eastAsia="宋体"/>
-          <w:b/>
-          <w:sz w:val="22"/>
-        </w:rPr>
-        <w:t>建议讨论问题</w:t>
-      </w:r>
-    </w:p>
-    <w:p>
-      <w:pPr>
-        <w:spacing w:after="100" w:before="0" w:line="312" w:lineRule="auto"/>
-        <w:ind w:left="113"/>
+        <w:spacing w:after="80" w:before="0" w:line="300" w:lineRule="auto"/>
+        <w:ind w:left="170"/>
       </w:pPr>
       <w:r>
         <w:rPr>
           <w:rFonts w:ascii="Calibri" w:hAnsi="Calibri" w:eastAsia="宋体"/>
           <w:b w:val="0"/>
-          <w:sz w:val="22"/>
-        </w:rPr>
-        <w:t>1. 下半年主航道行业清单是哪 2–3 个？哪些行业只做机会型、不主动铺资源？</w:t>
-      </w:r>
-    </w:p>
-    <w:p>
-      <w:pPr>
-        <w:spacing w:after="100" w:before="0" w:line="312" w:lineRule="auto"/>
-        <w:ind w:left="113"/>
-      </w:pPr>
-      <w:r>
-        <w:rPr>
-          <w:rFonts w:ascii="Calibri" w:hAnsi="Calibri" w:eastAsia="宋体"/>
-          <w:b w:val="0"/>
-          <w:sz w:val="22"/>
-        </w:rPr>
-        <w:t>2. 第二增长曲线先验证哪一条（建议优先“存量改造+运维”）？投入上限与退出标准是什么？</w:t>
-      </w:r>
-    </w:p>
-    <w:p>
-      <w:pPr>
-        <w:spacing w:after="100" w:before="0" w:line="312" w:lineRule="auto"/>
-        <w:ind w:left="113"/>
-      </w:pPr>
-      <w:r>
-        <w:rPr>
-          <w:rFonts w:ascii="Calibri" w:hAnsi="Calibri" w:eastAsia="宋体"/>
-          <w:b w:val="0"/>
-          <w:sz w:val="22"/>
-        </w:rPr>
-        <w:t>3. 对外品牌口径是否统一为“智慧储运系统解决方案/EPC”，并停止发散表述？</w:t>
-      </w:r>
-    </w:p>
-    <w:p>
-      <w:pPr>
-        <w:spacing w:after="100" w:before="0" w:line="312" w:lineRule="auto"/>
-      </w:pPr>
-      <w:r>
-        <w:rPr>
-          <w:rFonts w:ascii="Calibri" w:hAnsi="Calibri" w:eastAsia="宋体"/>
-          <w:b/>
-          <w:sz w:val="22"/>
-        </w:rPr>
-        <w:t>可选决策方向</w:t>
-      </w:r>
-    </w:p>
-    <w:p>
-      <w:pPr>
-        <w:spacing w:after="100" w:before="0" w:line="312" w:lineRule="auto"/>
-        <w:ind w:left="198"/>
-      </w:pPr>
-      <w:r>
-        <w:rPr>
-          <w:rFonts w:ascii="Calibri" w:hAnsi="Calibri" w:eastAsia="宋体"/>
-          <w:b w:val="0"/>
-          <w:sz w:val="22"/>
+          <w:sz w:val="21"/>
         </w:rPr>
         <w:t xml:space="preserve">• </w:t>
       </w:r>
@@ -1210,21 +1874,748 @@
         <w:rPr>
           <w:rFonts w:ascii="Calibri" w:hAnsi="Calibri" w:eastAsia="宋体"/>
           <w:b w:val="0"/>
-          <w:sz w:val="22"/>
+          <w:sz w:val="21"/>
         </w:rPr>
-        <w:t>A. 明确《聚焦行业清单 + 试验清单》一页纸，按 70% / 30% 配置资源</w:t>
+        <w:t>建议责任人：经营层拍板；品牌/业务按决议统一对外口径（含官网、方案封面、展会话术）。</w:t>
       </w:r>
     </w:p>
     <w:p>
       <w:pPr>
-        <w:spacing w:after="100" w:before="0" w:line="312" w:lineRule="auto"/>
-        <w:ind w:left="198"/>
+        <w:spacing w:after="100" w:before="200" w:line="300" w:lineRule="auto"/>
+      </w:pPr>
+      <w:r>
+        <w:rPr>
+          <w:rFonts w:ascii="Calibri" w:hAnsi="Calibri" w:eastAsia="黑体"/>
+          <w:b/>
+          <w:sz w:val="24"/>
+        </w:rPr>
+        <w:t>议题 2：打单资源聚焦——线索/项目分级与成单率</w:t>
+      </w:r>
+    </w:p>
+    <w:p>
+      <w:pPr>
+        <w:spacing w:after="60" w:before="120" w:line="300" w:lineRule="auto"/>
+      </w:pPr>
+      <w:r>
+        <w:rPr>
+          <w:rFonts w:ascii="Calibri" w:hAnsi="Calibri" w:eastAsia="黑体"/>
+          <w:b/>
+          <w:sz w:val="21"/>
+        </w:rPr>
+        <w:t>2.1 现在卡在哪（结合调研）</w:t>
+      </w:r>
+    </w:p>
+    <w:p>
+      <w:pPr>
+        <w:spacing w:after="80" w:before="0" w:line="300" w:lineRule="auto"/>
+        <w:ind w:left="170"/>
       </w:pPr>
       <w:r>
         <w:rPr>
           <w:rFonts w:ascii="Calibri" w:hAnsi="Calibri" w:eastAsia="宋体"/>
           <w:b w:val="0"/>
-          <w:sz w:val="22"/>
+          <w:sz w:val="21"/>
+        </w:rPr>
+        <w:t xml:space="preserve">• </w:t>
+      </w:r>
+      <w:r>
+        <w:rPr>
+          <w:rFonts w:ascii="Calibri" w:hAnsi="Calibri" w:eastAsia="宋体"/>
+          <w:b/>
+          <w:sz w:val="21"/>
+        </w:rPr>
+        <w:t>前端：</w:t>
+      </w:r>
+      <w:r>
+        <w:rPr>
+          <w:rFonts w:ascii="Calibri" w:hAnsi="Calibri" w:eastAsia="宋体"/>
+          <w:b w:val="0"/>
+          <w:sz w:val="21"/>
+        </w:rPr>
+        <w:t xml:space="preserve"> 询盘多、真项目少；比价型、信息不全的线索仍进入技术方案池。</w:t>
+      </w:r>
+    </w:p>
+    <w:p>
+      <w:pPr>
+        <w:spacing w:after="80" w:before="0" w:line="300" w:lineRule="auto"/>
+        <w:ind w:left="170"/>
+      </w:pPr>
+      <w:r>
+        <w:rPr>
+          <w:rFonts w:ascii="Calibri" w:hAnsi="Calibri" w:eastAsia="宋体"/>
+          <w:b w:val="0"/>
+          <w:sz w:val="21"/>
+        </w:rPr>
+        <w:t xml:space="preserve">• </w:t>
+      </w:r>
+      <w:r>
+        <w:rPr>
+          <w:rFonts w:ascii="Calibri" w:hAnsi="Calibri" w:eastAsia="宋体"/>
+          <w:b/>
+          <w:sz w:val="21"/>
+        </w:rPr>
+        <w:t>中段：</w:t>
+      </w:r>
+      <w:r>
+        <w:rPr>
+          <w:rFonts w:ascii="Calibri" w:hAnsi="Calibri" w:eastAsia="宋体"/>
+          <w:b w:val="0"/>
+          <w:sz w:val="21"/>
+        </w:rPr>
+        <w:t xml:space="preserve"> 业务未澄清物料来源去向、工艺流程、报价范围、品牌要求，就提技术任务；技术多项目并行、方案时间被压，细节做不深。</w:t>
+      </w:r>
+    </w:p>
+    <w:p>
+      <w:pPr>
+        <w:spacing w:after="80" w:before="0" w:line="300" w:lineRule="auto"/>
+        <w:ind w:left="170"/>
+      </w:pPr>
+      <w:r>
+        <w:rPr>
+          <w:rFonts w:ascii="Calibri" w:hAnsi="Calibri" w:eastAsia="宋体"/>
+          <w:b w:val="0"/>
+          <w:sz w:val="21"/>
+        </w:rPr>
+        <w:t xml:space="preserve">• </w:t>
+      </w:r>
+      <w:r>
+        <w:rPr>
+          <w:rFonts w:ascii="Calibri" w:hAnsi="Calibri" w:eastAsia="宋体"/>
+          <w:b/>
+          <w:sz w:val="21"/>
+        </w:rPr>
+        <w:t>后端：</w:t>
+      </w:r>
+      <w:r>
+        <w:rPr>
+          <w:rFonts w:ascii="Calibri" w:hAnsi="Calibri" w:eastAsia="宋体"/>
+          <w:b w:val="0"/>
+          <w:sz w:val="21"/>
+        </w:rPr>
+        <w:t xml:space="preserve"> 报价缺高/中/低分档与竞对价格情报；丢单缺少复盘，同样错误重复发生。</w:t>
+      </w:r>
+    </w:p>
+    <w:p>
+      <w:pPr>
+        <w:spacing w:after="80" w:before="0" w:line="300" w:lineRule="auto"/>
+        <w:ind w:left="170"/>
+      </w:pPr>
+      <w:r>
+        <w:rPr>
+          <w:rFonts w:ascii="Calibri" w:hAnsi="Calibri" w:eastAsia="宋体"/>
+          <w:b w:val="0"/>
+          <w:sz w:val="21"/>
+        </w:rPr>
+        <w:t xml:space="preserve">• </w:t>
+      </w:r>
+      <w:r>
+        <w:rPr>
+          <w:rFonts w:ascii="Calibri" w:hAnsi="Calibri" w:eastAsia="宋体"/>
+          <w:b/>
+          <w:sz w:val="21"/>
+        </w:rPr>
+        <w:t>结果：</w:t>
+      </w:r>
+      <w:r>
+        <w:rPr>
+          <w:rFonts w:ascii="Calibri" w:hAnsi="Calibri" w:eastAsia="宋体"/>
+          <w:b w:val="0"/>
+          <w:sz w:val="21"/>
+        </w:rPr>
+        <w:t xml:space="preserve"> 技术很忙、成单率不高；重点项目反而投入不足。</w:t>
+      </w:r>
+    </w:p>
+    <w:p>
+      <w:pPr>
+        <w:spacing w:after="60" w:before="120" w:line="300" w:lineRule="auto"/>
+      </w:pPr>
+      <w:r>
+        <w:rPr>
+          <w:rFonts w:ascii="Calibri" w:hAnsi="Calibri" w:eastAsia="黑体"/>
+          <w:b/>
+          <w:sz w:val="21"/>
+        </w:rPr>
+        <w:t>2.2 会上必须拍板的 5 件事</w:t>
+      </w:r>
+    </w:p>
+    <w:tbl>
+      <w:tblPr>
+        <w:tblStyle w:val="TableGrid"/>
+        <w:tblW w:type="auto" w:w="0"/>
+        <w:jc w:val="center"/>
+        <w:tblLook w:firstColumn="1" w:firstRow="1" w:lastColumn="0" w:lastRow="0" w:noHBand="0" w:noVBand="1" w:val="04A0"/>
+      </w:tblPr>
+      <w:tblGrid>
+        <w:gridCol w:w="3324"/>
+        <w:gridCol w:w="3324"/>
+        <w:gridCol w:w="3324"/>
+      </w:tblGrid>
+      <w:tr>
+        <w:tc>
+          <w:tcPr>
+            <w:tcW w:type="dxa" w:w="3324"/>
+            <w:shd w:fill="D9E2F3" w:val="clear"/>
+          </w:tcPr>
+          <w:p>
+            <w:r/>
+            <w:r>
+              <w:rPr>
+                <w:rFonts w:ascii="Calibri" w:hAnsi="Calibri" w:eastAsia="黑体"/>
+                <w:b/>
+                <w:sz w:val="16"/>
+              </w:rPr>
+              <w:t>序号</w:t>
+            </w:r>
+          </w:p>
+        </w:tc>
+        <w:tc>
+          <w:tcPr>
+            <w:tcW w:type="dxa" w:w="3324"/>
+            <w:shd w:fill="D9E2F3" w:val="clear"/>
+          </w:tcPr>
+          <w:p>
+            <w:r/>
+            <w:r>
+              <w:rPr>
+                <w:rFonts w:ascii="Calibri" w:hAnsi="Calibri" w:eastAsia="黑体"/>
+                <w:b/>
+                <w:sz w:val="16"/>
+              </w:rPr>
+              <w:t>拍板事项</w:t>
+            </w:r>
+          </w:p>
+        </w:tc>
+        <w:tc>
+          <w:tcPr>
+            <w:tcW w:type="dxa" w:w="3324"/>
+            <w:shd w:fill="D9E2F3" w:val="clear"/>
+          </w:tcPr>
+          <w:p>
+            <w:r/>
+            <w:r>
+              <w:rPr>
+                <w:rFonts w:ascii="Calibri" w:hAnsi="Calibri" w:eastAsia="黑体"/>
+                <w:b/>
+                <w:sz w:val="16"/>
+              </w:rPr>
+              <w:t>具体到可执行</w:t>
+            </w:r>
+          </w:p>
+        </w:tc>
+      </w:tr>
+      <w:tr>
+        <w:tc>
+          <w:tcPr>
+            <w:tcW w:type="dxa" w:w="3324"/>
+          </w:tcPr>
+          <w:p>
+            <w:r/>
+            <w:r>
+              <w:rPr>
+                <w:rFonts w:ascii="Calibri" w:hAnsi="Calibri" w:eastAsia="宋体"/>
+                <w:b w:val="0"/>
+                <w:sz w:val="16"/>
+              </w:rPr>
+              <w:t>1</w:t>
+            </w:r>
+          </w:p>
+        </w:tc>
+        <w:tc>
+          <w:tcPr>
+            <w:tcW w:type="dxa" w:w="3324"/>
+          </w:tcPr>
+          <w:p>
+            <w:r/>
+            <w:r>
+              <w:rPr>
+                <w:rFonts w:ascii="Calibri" w:hAnsi="Calibri" w:eastAsia="宋体"/>
+                <w:b w:val="0"/>
+                <w:sz w:val="16"/>
+              </w:rPr>
+              <w:t>是否实行三级分类</w:t>
+            </w:r>
+          </w:p>
+        </w:tc>
+        <w:tc>
+          <w:tcPr>
+            <w:tcW w:type="dxa" w:w="3324"/>
+          </w:tcPr>
+          <w:p>
+            <w:r/>
+            <w:r>
+              <w:rPr>
+                <w:rFonts w:ascii="Calibri" w:hAnsi="Calibri" w:eastAsia="宋体"/>
+                <w:b w:val="0"/>
+                <w:sz w:val="16"/>
+              </w:rPr>
+              <w:t>战略客户/项目、重点、一般——名称可改，但必须有三级</w:t>
+            </w:r>
+          </w:p>
+        </w:tc>
+      </w:tr>
+      <w:tr>
+        <w:tc>
+          <w:tcPr>
+            <w:tcW w:type="dxa" w:w="3324"/>
+          </w:tcPr>
+          <w:p>
+            <w:r/>
+            <w:r>
+              <w:rPr>
+                <w:rFonts w:ascii="Calibri" w:hAnsi="Calibri" w:eastAsia="宋体"/>
+                <w:b w:val="0"/>
+                <w:sz w:val="16"/>
+              </w:rPr>
+              <w:t>2</w:t>
+            </w:r>
+          </w:p>
+        </w:tc>
+        <w:tc>
+          <w:tcPr>
+            <w:tcW w:type="dxa" w:w="3324"/>
+          </w:tcPr>
+          <w:p>
+            <w:r/>
+            <w:r>
+              <w:rPr>
+                <w:rFonts w:ascii="Calibri" w:hAnsi="Calibri" w:eastAsia="宋体"/>
+                <w:b w:val="0"/>
+                <w:sz w:val="16"/>
+              </w:rPr>
+              <w:t>每级响应标准</w:t>
+            </w:r>
+          </w:p>
+        </w:tc>
+        <w:tc>
+          <w:tcPr>
+            <w:tcW w:type="dxa" w:w="3324"/>
+          </w:tcPr>
+          <w:p>
+            <w:r/>
+            <w:r>
+              <w:rPr>
+                <w:rFonts w:ascii="Calibri" w:hAnsi="Calibri" w:eastAsia="宋体"/>
+                <w:b w:val="0"/>
+                <w:sz w:val="16"/>
+              </w:rPr>
+              <w:t>例如：战略=铁三角定期项目会+定制方案；重点=组长+业务+技术；一般=标准资料快响、不深做结构计算</w:t>
+            </w:r>
+          </w:p>
+        </w:tc>
+      </w:tr>
+      <w:tr>
+        <w:tc>
+          <w:tcPr>
+            <w:tcW w:type="dxa" w:w="3324"/>
+          </w:tcPr>
+          <w:p>
+            <w:r/>
+            <w:r>
+              <w:rPr>
+                <w:rFonts w:ascii="Calibri" w:hAnsi="Calibri" w:eastAsia="宋体"/>
+                <w:b w:val="0"/>
+                <w:sz w:val="16"/>
+              </w:rPr>
+              <w:t>3</w:t>
+            </w:r>
+          </w:p>
+        </w:tc>
+        <w:tc>
+          <w:tcPr>
+            <w:tcW w:type="dxa" w:w="3324"/>
+          </w:tcPr>
+          <w:p>
+            <w:r/>
+            <w:r>
+              <w:rPr>
+                <w:rFonts w:ascii="Calibri" w:hAnsi="Calibri" w:eastAsia="宋体"/>
+                <w:b w:val="0"/>
+                <w:sz w:val="16"/>
+              </w:rPr>
+              <w:t>提资前置清单是否强制</w:t>
+            </w:r>
+          </w:p>
+        </w:tc>
+        <w:tc>
+          <w:tcPr>
+            <w:tcW w:type="dxa" w:w="3324"/>
+          </w:tcPr>
+          <w:p>
+            <w:r/>
+            <w:r>
+              <w:rPr>
+                <w:rFonts w:ascii="Calibri" w:hAnsi="Calibri" w:eastAsia="宋体"/>
+                <w:b w:val="0"/>
+                <w:sz w:val="16"/>
+              </w:rPr>
+              <w:t>清单字段至少含：物料、来源/去向、流程、范围、品牌要求、决策人；缺项可否退回业务</w:t>
+            </w:r>
+          </w:p>
+        </w:tc>
+      </w:tr>
+      <w:tr>
+        <w:tc>
+          <w:tcPr>
+            <w:tcW w:type="dxa" w:w="3324"/>
+          </w:tcPr>
+          <w:p>
+            <w:r/>
+            <w:r>
+              <w:rPr>
+                <w:rFonts w:ascii="Calibri" w:hAnsi="Calibri" w:eastAsia="宋体"/>
+                <w:b w:val="0"/>
+                <w:sz w:val="16"/>
+              </w:rPr>
+              <w:t>4</w:t>
+            </w:r>
+          </w:p>
+        </w:tc>
+        <w:tc>
+          <w:tcPr>
+            <w:tcW w:type="dxa" w:w="3324"/>
+          </w:tcPr>
+          <w:p>
+            <w:r/>
+            <w:r>
+              <w:rPr>
+                <w:rFonts w:ascii="Calibri" w:hAnsi="Calibri" w:eastAsia="宋体"/>
+                <w:b w:val="0"/>
+                <w:sz w:val="16"/>
+              </w:rPr>
+              <w:t>技术资源保护规则</w:t>
+            </w:r>
+          </w:p>
+        </w:tc>
+        <w:tc>
+          <w:tcPr>
+            <w:tcW w:type="dxa" w:w="3324"/>
+          </w:tcPr>
+          <w:p>
+            <w:r/>
+            <w:r>
+              <w:rPr>
+                <w:rFonts w:ascii="Calibri" w:hAnsi="Calibri" w:eastAsia="宋体"/>
+                <w:b w:val="0"/>
+                <w:sz w:val="16"/>
+              </w:rPr>
+              <w:t>一般类线索是否禁止占用高级工程师长时间；并行询盘上限是否设定</w:t>
+            </w:r>
+          </w:p>
+        </w:tc>
+      </w:tr>
+      <w:tr>
+        <w:tc>
+          <w:tcPr>
+            <w:tcW w:type="dxa" w:w="3324"/>
+          </w:tcPr>
+          <w:p>
+            <w:r/>
+            <w:r>
+              <w:rPr>
+                <w:rFonts w:ascii="Calibri" w:hAnsi="Calibri" w:eastAsia="宋体"/>
+                <w:b w:val="0"/>
+                <w:sz w:val="16"/>
+              </w:rPr>
+              <w:t>5</w:t>
+            </w:r>
+          </w:p>
+        </w:tc>
+        <w:tc>
+          <w:tcPr>
+            <w:tcW w:type="dxa" w:w="3324"/>
+          </w:tcPr>
+          <w:p>
+            <w:r/>
+            <w:r>
+              <w:rPr>
+                <w:rFonts w:ascii="Calibri" w:hAnsi="Calibri" w:eastAsia="宋体"/>
+                <w:b w:val="0"/>
+                <w:sz w:val="16"/>
+              </w:rPr>
+              <w:t>复盘是否进经营会</w:t>
+            </w:r>
+          </w:p>
+        </w:tc>
+        <w:tc>
+          <w:tcPr>
+            <w:tcW w:type="dxa" w:w="3324"/>
+          </w:tcPr>
+          <w:p>
+            <w:r/>
+            <w:r>
+              <w:rPr>
+                <w:rFonts w:ascii="Calibri" w:hAnsi="Calibri" w:eastAsia="宋体"/>
+                <w:b w:val="0"/>
+                <w:sz w:val="16"/>
+              </w:rPr>
+              <w:t>每月固定议：成单原因 / 丢单原因 / 下月资源调整；谁提交材料</w:t>
+            </w:r>
+          </w:p>
+        </w:tc>
+      </w:tr>
+    </w:tbl>
+    <w:p>
+      <w:pPr>
+        <w:spacing w:after="40"/>
+      </w:pPr>
+    </w:p>
+    <w:p>
+      <w:pPr>
+        <w:spacing w:after="60" w:before="120" w:line="300" w:lineRule="auto"/>
+      </w:pPr>
+      <w:r>
+        <w:rPr>
+          <w:rFonts w:ascii="Calibri" w:hAnsi="Calibri" w:eastAsia="黑体"/>
+          <w:b/>
+          <w:sz w:val="21"/>
+        </w:rPr>
+        <w:t>2.3 可选方案</w:t>
+      </w:r>
+    </w:p>
+    <w:tbl>
+      <w:tblPr>
+        <w:tblStyle w:val="TableGrid"/>
+        <w:tblW w:type="auto" w:w="0"/>
+        <w:jc w:val="center"/>
+        <w:tblLook w:firstColumn="1" w:firstRow="1" w:lastColumn="0" w:lastRow="0" w:noHBand="0" w:noVBand="1" w:val="04A0"/>
+      </w:tblPr>
+      <w:tblGrid>
+        <w:gridCol w:w="3324"/>
+        <w:gridCol w:w="3324"/>
+        <w:gridCol w:w="3324"/>
+      </w:tblGrid>
+      <w:tr>
+        <w:tc>
+          <w:tcPr>
+            <w:tcW w:type="dxa" w:w="3324"/>
+            <w:shd w:fill="D9E2F3" w:val="clear"/>
+          </w:tcPr>
+          <w:p>
+            <w:r/>
+            <w:r>
+              <w:rPr>
+                <w:rFonts w:ascii="Calibri" w:hAnsi="Calibri" w:eastAsia="黑体"/>
+                <w:b/>
+                <w:sz w:val="16"/>
+              </w:rPr>
+              <w:t>方案</w:t>
+            </w:r>
+          </w:p>
+        </w:tc>
+        <w:tc>
+          <w:tcPr>
+            <w:tcW w:type="dxa" w:w="3324"/>
+            <w:shd w:fill="D9E2F3" w:val="clear"/>
+          </w:tcPr>
+          <w:p>
+            <w:r/>
+            <w:r>
+              <w:rPr>
+                <w:rFonts w:ascii="Calibri" w:hAnsi="Calibri" w:eastAsia="黑体"/>
+                <w:b/>
+                <w:sz w:val="16"/>
+              </w:rPr>
+              <w:t>内容</w:t>
+            </w:r>
+          </w:p>
+        </w:tc>
+        <w:tc>
+          <w:tcPr>
+            <w:tcW w:type="dxa" w:w="3324"/>
+            <w:shd w:fill="D9E2F3" w:val="clear"/>
+          </w:tcPr>
+          <w:p>
+            <w:r/>
+            <w:r>
+              <w:rPr>
+                <w:rFonts w:ascii="Calibri" w:hAnsi="Calibri" w:eastAsia="黑体"/>
+                <w:b/>
+                <w:sz w:val="16"/>
+              </w:rPr>
+              <w:t>说明</w:t>
+            </w:r>
+          </w:p>
+        </w:tc>
+      </w:tr>
+      <w:tr>
+        <w:tc>
+          <w:tcPr>
+            <w:tcW w:type="dxa" w:w="3324"/>
+          </w:tcPr>
+          <w:p>
+            <w:r/>
+            <w:r>
+              <w:rPr>
+                <w:rFonts w:ascii="Calibri" w:hAnsi="Calibri" w:eastAsia="宋体"/>
+                <w:b w:val="0"/>
+                <w:sz w:val="16"/>
+              </w:rPr>
+              <w:t>A 制度落地（推荐）</w:t>
+            </w:r>
+          </w:p>
+        </w:tc>
+        <w:tc>
+          <w:tcPr>
+            <w:tcW w:type="dxa" w:w="3324"/>
+          </w:tcPr>
+          <w:p>
+            <w:r/>
+            <w:r>
+              <w:rPr>
+                <w:rFonts w:ascii="Calibri" w:hAnsi="Calibri" w:eastAsia="宋体"/>
+                <w:b w:val="0"/>
+                <w:sz w:val="16"/>
+              </w:rPr>
+              <w:t>45 天内发布分级 SOP + 提资检查表 + 富通/任务系统必填项</w:t>
+            </w:r>
+          </w:p>
+        </w:tc>
+        <w:tc>
+          <w:tcPr>
+            <w:tcW w:type="dxa" w:w="3324"/>
+          </w:tcPr>
+          <w:p>
+            <w:r/>
+            <w:r>
+              <w:rPr>
+                <w:rFonts w:ascii="Calibri" w:hAnsi="Calibri" w:eastAsia="宋体"/>
+                <w:b w:val="0"/>
+                <w:sz w:val="16"/>
+              </w:rPr>
+              <w:t>真正改变资源分配</w:t>
+            </w:r>
+          </w:p>
+        </w:tc>
+      </w:tr>
+      <w:tr>
+        <w:tc>
+          <w:tcPr>
+            <w:tcW w:type="dxa" w:w="3324"/>
+          </w:tcPr>
+          <w:p>
+            <w:r/>
+            <w:r>
+              <w:rPr>
+                <w:rFonts w:ascii="Calibri" w:hAnsi="Calibri" w:eastAsia="宋体"/>
+                <w:b w:val="0"/>
+                <w:sz w:val="16"/>
+              </w:rPr>
+              <w:t>B 只宣导不改系统</w:t>
+            </w:r>
+          </w:p>
+        </w:tc>
+        <w:tc>
+          <w:tcPr>
+            <w:tcW w:type="dxa" w:w="3324"/>
+          </w:tcPr>
+          <w:p>
+            <w:r/>
+            <w:r>
+              <w:rPr>
+                <w:rFonts w:ascii="Calibri" w:hAnsi="Calibri" w:eastAsia="宋体"/>
+                <w:b w:val="0"/>
+                <w:sz w:val="16"/>
+              </w:rPr>
+              <w:t>会上强调“抓大放小”，流程与系统不变</w:t>
+            </w:r>
+          </w:p>
+        </w:tc>
+        <w:tc>
+          <w:tcPr>
+            <w:tcW w:type="dxa" w:w="3324"/>
+          </w:tcPr>
+          <w:p>
+            <w:r/>
+            <w:r>
+              <w:rPr>
+                <w:rFonts w:ascii="Calibri" w:hAnsi="Calibri" w:eastAsia="宋体"/>
+                <w:b w:val="0"/>
+                <w:sz w:val="16"/>
+              </w:rPr>
+              <w:t>大概率回到原状</w:t>
+            </w:r>
+          </w:p>
+        </w:tc>
+      </w:tr>
+      <w:tr>
+        <w:tc>
+          <w:tcPr>
+            <w:tcW w:type="dxa" w:w="3324"/>
+          </w:tcPr>
+          <w:p>
+            <w:r/>
+            <w:r>
+              <w:rPr>
+                <w:rFonts w:ascii="Calibri" w:hAnsi="Calibri" w:eastAsia="宋体"/>
+                <w:b w:val="0"/>
+                <w:sz w:val="16"/>
+              </w:rPr>
+              <w:t>C 报价分档同步试点</w:t>
+            </w:r>
+          </w:p>
+        </w:tc>
+        <w:tc>
+          <w:tcPr>
+            <w:tcW w:type="dxa" w:w="3324"/>
+          </w:tcPr>
+          <w:p>
+            <w:r/>
+            <w:r>
+              <w:rPr>
+                <w:rFonts w:ascii="Calibri" w:hAnsi="Calibri" w:eastAsia="宋体"/>
+                <w:b w:val="0"/>
+                <w:sz w:val="16"/>
+              </w:rPr>
+              <w:t>对重点项目提供高/中/低配置报价（品牌与配套差异）</w:t>
+            </w:r>
+          </w:p>
+        </w:tc>
+        <w:tc>
+          <w:tcPr>
+            <w:tcW w:type="dxa" w:w="3324"/>
+          </w:tcPr>
+          <w:p>
+            <w:r/>
+            <w:r>
+              <w:rPr>
+                <w:rFonts w:ascii="Calibri" w:hAnsi="Calibri" w:eastAsia="宋体"/>
+                <w:b w:val="0"/>
+                <w:sz w:val="16"/>
+              </w:rPr>
+              <w:t>降低“一刀切高价吓跑客户”</w:t>
+            </w:r>
+          </w:p>
+        </w:tc>
+      </w:tr>
+    </w:tbl>
+    <w:p>
+      <w:pPr>
+        <w:spacing w:after="40"/>
+      </w:pPr>
+    </w:p>
+    <w:p>
+      <w:pPr>
+        <w:spacing w:after="60" w:before="120" w:line="300" w:lineRule="auto"/>
+      </w:pPr>
+      <w:r>
+        <w:rPr>
+          <w:rFonts w:ascii="Calibri" w:hAnsi="Calibri" w:eastAsia="黑体"/>
+          <w:b/>
+          <w:sz w:val="21"/>
+        </w:rPr>
+        <w:t>2.4 会后产物</w:t>
+      </w:r>
+    </w:p>
+    <w:p>
+      <w:pPr>
+        <w:spacing w:after="80" w:before="0" w:line="300" w:lineRule="auto"/>
+        <w:ind w:left="170"/>
+      </w:pPr>
+      <w:r>
+        <w:rPr>
+          <w:rFonts w:ascii="Calibri" w:hAnsi="Calibri" w:eastAsia="宋体"/>
+          <w:b w:val="0"/>
+          <w:sz w:val="21"/>
         </w:rPr>
         <w:t xml:space="preserve">• </w:t>
       </w:r>
@@ -1232,68 +2623,21 @@
         <w:rPr>
           <w:rFonts w:ascii="Calibri" w:hAnsi="Calibri" w:eastAsia="宋体"/>
           <w:b w:val="0"/>
-          <w:sz w:val="22"/>
+          <w:sz w:val="21"/>
         </w:rPr>
-        <w:t>B. 维持现状广覆盖，仅加强项目筛选（风险：继续稀释专业口碑）</w:t>
+        <w:t>《项目/线索分级标准表》（一页）+《询盘提资必填清单》（一页）+ 落地负责人（业务负责人 + 技术负责人）与上线日。</w:t>
       </w:r>
     </w:p>
     <w:p>
       <w:pPr>
-        <w:spacing w:after="100" w:before="0" w:line="312" w:lineRule="auto"/>
-      </w:pPr>
-      <w:r>
-        <w:rPr>
-          <w:rFonts w:ascii="Calibri" w:hAnsi="Calibri" w:eastAsia="宋体"/>
-          <w:b/>
-          <w:sz w:val="22"/>
-        </w:rPr>
-        <w:t>建议结论产物：</w:t>
-      </w:r>
-      <w:r>
-        <w:rPr>
-          <w:rFonts w:ascii="Calibri" w:hAnsi="Calibri" w:eastAsia="宋体"/>
-          <w:b w:val="0"/>
-          <w:sz w:val="22"/>
-        </w:rPr>
-        <w:t xml:space="preserve"> 《下半年赛道与第二曲线决议》一页纸（含责任人）</w:t>
-      </w:r>
-    </w:p>
-    <w:p>
-      <w:pPr>
-        <w:spacing w:after="100" w:before="160" w:line="312" w:lineRule="auto"/>
-      </w:pPr>
-      <w:r>
-        <w:rPr>
-          <w:rFonts w:ascii="Calibri" w:hAnsi="Calibri" w:eastAsia="黑体"/>
-          <w:b/>
-          <w:sz w:val="23"/>
-        </w:rPr>
-        <w:t>议题 2：打单资源聚焦——线索/项目分级与成单率</w:t>
-      </w:r>
-    </w:p>
-    <w:p>
-      <w:pPr>
-        <w:spacing w:after="100" w:before="0" w:line="312" w:lineRule="auto"/>
-      </w:pPr>
-      <w:r>
-        <w:rPr>
-          <w:rFonts w:ascii="Calibri" w:hAnsi="Calibri" w:eastAsia="宋体"/>
-          <w:b/>
-          <w:sz w:val="22"/>
-        </w:rPr>
-        <w:t>员工侧信号</w:t>
-      </w:r>
-    </w:p>
-    <w:p>
-      <w:pPr>
-        <w:spacing w:after="100" w:before="0" w:line="312" w:lineRule="auto"/>
-        <w:ind w:left="198"/>
+        <w:spacing w:after="80" w:before="0" w:line="300" w:lineRule="auto"/>
+        <w:ind w:left="170"/>
       </w:pPr>
       <w:r>
         <w:rPr>
           <w:rFonts w:ascii="Calibri" w:hAnsi="Calibri" w:eastAsia="宋体"/>
           <w:b w:val="0"/>
-          <w:sz w:val="22"/>
+          <w:sz w:val="21"/>
         </w:rPr>
         <w:t xml:space="preserve">• </w:t>
       </w:r>
@@ -1301,21 +2645,710 @@
         <w:rPr>
           <w:rFonts w:ascii="Calibri" w:hAnsi="Calibri" w:eastAsia="宋体"/>
           <w:b w:val="0"/>
-          <w:sz w:val="22"/>
+          <w:sz w:val="21"/>
         </w:rPr>
-        <w:t>询盘多、有效商机少；比价型线索消耗技术资源。</w:t>
+        <w:t>经营会增加固定议程：“上月重点项目推进与丢单复盘”（计划运营或业务汇总）。</w:t>
       </w:r>
     </w:p>
     <w:p>
       <w:pPr>
-        <w:spacing w:after="100" w:before="0" w:line="312" w:lineRule="auto"/>
-        <w:ind w:left="198"/>
+        <w:spacing w:after="100" w:before="200" w:line="300" w:lineRule="auto"/>
+      </w:pPr>
+      <w:r>
+        <w:rPr>
+          <w:rFonts w:ascii="Calibri" w:hAnsi="Calibri" w:eastAsia="黑体"/>
+          <w:b/>
+          <w:sz w:val="24"/>
+        </w:rPr>
+        <w:t>议题 3：项目执行总控——计划运营与交付口碑</w:t>
+      </w:r>
+    </w:p>
+    <w:p>
+      <w:pPr>
+        <w:spacing w:after="60" w:before="120" w:line="300" w:lineRule="auto"/>
+      </w:pPr>
+      <w:r>
+        <w:rPr>
+          <w:rFonts w:ascii="Calibri" w:hAnsi="Calibri" w:eastAsia="黑体"/>
+          <w:b/>
+          <w:sz w:val="21"/>
+        </w:rPr>
+        <w:t>3.1 现在卡在哪（结合调研）</w:t>
+      </w:r>
+    </w:p>
+    <w:p>
+      <w:pPr>
+        <w:spacing w:after="80" w:before="0" w:line="300" w:lineRule="auto"/>
       </w:pPr>
       <w:r>
         <w:rPr>
           <w:rFonts w:ascii="Calibri" w:hAnsi="Calibri" w:eastAsia="宋体"/>
           <w:b w:val="0"/>
-          <w:sz w:val="22"/>
+          <w:sz w:val="21"/>
+        </w:rPr>
+        <w:t>员工描述的断链非常具体，不是抽象“协同不好”：</w:t>
+      </w:r>
+    </w:p>
+    <w:p>
+      <w:pPr>
+        <w:spacing w:after="80" w:before="0" w:line="300" w:lineRule="auto"/>
+        <w:ind w:left="85"/>
+      </w:pPr>
+      <w:r>
+        <w:rPr>
+          <w:rFonts w:ascii="Calibri" w:hAnsi="Calibri" w:eastAsia="宋体"/>
+          <w:b w:val="0"/>
+          <w:sz w:val="21"/>
+        </w:rPr>
+        <w:t>1. 深化设计滞后或不深 → 采购/厂家节奏乱；</w:t>
+      </w:r>
+    </w:p>
+    <w:p>
+      <w:pPr>
+        <w:spacing w:after="80" w:before="0" w:line="300" w:lineRule="auto"/>
+        <w:ind w:left="85"/>
+      </w:pPr>
+      <w:r>
+        <w:rPr>
+          <w:rFonts w:ascii="Calibri" w:hAnsi="Calibri" w:eastAsia="宋体"/>
+          <w:b w:val="0"/>
+          <w:sz w:val="21"/>
+        </w:rPr>
+        <w:t>2. 物资与质检信息不对称 → 进度与质量各说各话；</w:t>
+      </w:r>
+    </w:p>
+    <w:p>
+      <w:pPr>
+        <w:spacing w:after="80" w:before="0" w:line="300" w:lineRule="auto"/>
+        <w:ind w:left="85"/>
+      </w:pPr>
+      <w:r>
+        <w:rPr>
+          <w:rFonts w:ascii="Calibri" w:hAnsi="Calibri" w:eastAsia="宋体"/>
+          <w:b w:val="0"/>
+          <w:sz w:val="21"/>
+        </w:rPr>
+        <w:t>3. 发货不贴合现场 → 窝工或货到长期不装；</w:t>
+      </w:r>
+    </w:p>
+    <w:p>
+      <w:pPr>
+        <w:spacing w:after="80" w:before="0" w:line="300" w:lineRule="auto"/>
+        <w:ind w:left="85"/>
+      </w:pPr>
+      <w:r>
+        <w:rPr>
+          <w:rFonts w:ascii="Calibri" w:hAnsi="Calibri" w:eastAsia="宋体"/>
+          <w:b w:val="0"/>
+          <w:sz w:val="21"/>
+        </w:rPr>
+        <w:t>4. 现场赶工返工、劳务质量不稳 → 口碑与成本双损。</w:t>
+      </w:r>
+    </w:p>
+    <w:p>
+      <w:pPr>
+        <w:spacing w:after="80" w:before="0" w:line="300" w:lineRule="auto"/>
+      </w:pPr>
+      <w:r>
+        <w:rPr>
+          <w:rFonts w:ascii="Calibri" w:hAnsi="Calibri" w:eastAsia="宋体"/>
+          <w:b w:val="0"/>
+          <w:sz w:val="21"/>
+        </w:rPr>
+        <w:t>同时存在“出了问题先划责、后解决”的文化摩擦。</w:t>
+      </w:r>
+    </w:p>
+    <w:p>
+      <w:pPr>
+        <w:spacing w:after="60" w:before="120" w:line="300" w:lineRule="auto"/>
+      </w:pPr>
+      <w:r>
+        <w:rPr>
+          <w:rFonts w:ascii="Calibri" w:hAnsi="Calibri" w:eastAsia="黑体"/>
+          <w:b/>
+          <w:sz w:val="21"/>
+        </w:rPr>
+        <w:t>3.2 会上必须拍板的 5 件事</w:t>
+      </w:r>
+    </w:p>
+    <w:tbl>
+      <w:tblPr>
+        <w:tblStyle w:val="TableGrid"/>
+        <w:tblW w:type="auto" w:w="0"/>
+        <w:jc w:val="center"/>
+        <w:tblLook w:firstColumn="1" w:firstRow="1" w:lastColumn="0" w:lastRow="0" w:noHBand="0" w:noVBand="1" w:val="04A0"/>
+      </w:tblPr>
+      <w:tblGrid>
+        <w:gridCol w:w="3324"/>
+        <w:gridCol w:w="3324"/>
+        <w:gridCol w:w="3324"/>
+      </w:tblGrid>
+      <w:tr>
+        <w:tc>
+          <w:tcPr>
+            <w:tcW w:type="dxa" w:w="3324"/>
+            <w:shd w:fill="D9E2F3" w:val="clear"/>
+          </w:tcPr>
+          <w:p>
+            <w:r/>
+            <w:r>
+              <w:rPr>
+                <w:rFonts w:ascii="Calibri" w:hAnsi="Calibri" w:eastAsia="黑体"/>
+                <w:b/>
+                <w:sz w:val="16"/>
+              </w:rPr>
+              <w:t>序号</w:t>
+            </w:r>
+          </w:p>
+        </w:tc>
+        <w:tc>
+          <w:tcPr>
+            <w:tcW w:type="dxa" w:w="3324"/>
+            <w:shd w:fill="D9E2F3" w:val="clear"/>
+          </w:tcPr>
+          <w:p>
+            <w:r/>
+            <w:r>
+              <w:rPr>
+                <w:rFonts w:ascii="Calibri" w:hAnsi="Calibri" w:eastAsia="黑体"/>
+                <w:b/>
+                <w:sz w:val="16"/>
+              </w:rPr>
+              <w:t>拍板事项</w:t>
+            </w:r>
+          </w:p>
+        </w:tc>
+        <w:tc>
+          <w:tcPr>
+            <w:tcW w:type="dxa" w:w="3324"/>
+            <w:shd w:fill="D9E2F3" w:val="clear"/>
+          </w:tcPr>
+          <w:p>
+            <w:r/>
+            <w:r>
+              <w:rPr>
+                <w:rFonts w:ascii="Calibri" w:hAnsi="Calibri" w:eastAsia="黑体"/>
+                <w:b/>
+                <w:sz w:val="16"/>
+              </w:rPr>
+              <w:t>具体到可执行</w:t>
+            </w:r>
+          </w:p>
+        </w:tc>
+      </w:tr>
+      <w:tr>
+        <w:tc>
+          <w:tcPr>
+            <w:tcW w:type="dxa" w:w="3324"/>
+          </w:tcPr>
+          <w:p>
+            <w:r/>
+            <w:r>
+              <w:rPr>
+                <w:rFonts w:ascii="Calibri" w:hAnsi="Calibri" w:eastAsia="宋体"/>
+                <w:b w:val="0"/>
+                <w:sz w:val="16"/>
+              </w:rPr>
+              <w:t>1</w:t>
+            </w:r>
+          </w:p>
+        </w:tc>
+        <w:tc>
+          <w:tcPr>
+            <w:tcW w:type="dxa" w:w="3324"/>
+          </w:tcPr>
+          <w:p>
+            <w:r/>
+            <w:r>
+              <w:rPr>
+                <w:rFonts w:ascii="Calibri" w:hAnsi="Calibri" w:eastAsia="宋体"/>
+                <w:b w:val="0"/>
+                <w:sz w:val="16"/>
+              </w:rPr>
+              <w:t>计划运营总控权限</w:t>
+            </w:r>
+          </w:p>
+        </w:tc>
+        <w:tc>
+          <w:tcPr>
+            <w:tcW w:type="dxa" w:w="3324"/>
+          </w:tcPr>
+          <w:p>
+            <w:r/>
+            <w:r>
+              <w:rPr>
+                <w:rFonts w:ascii="Calibri" w:hAnsi="Calibri" w:eastAsia="宋体"/>
+                <w:b w:val="0"/>
+                <w:sz w:val="16"/>
+              </w:rPr>
+              <w:t>全景节点计划是否对技术/采购/质检/物流/工程具约束力？延期是否可考核到部门</w:t>
+            </w:r>
+          </w:p>
+        </w:tc>
+      </w:tr>
+      <w:tr>
+        <w:tc>
+          <w:tcPr>
+            <w:tcW w:type="dxa" w:w="3324"/>
+          </w:tcPr>
+          <w:p>
+            <w:r/>
+            <w:r>
+              <w:rPr>
+                <w:rFonts w:ascii="Calibri" w:hAnsi="Calibri" w:eastAsia="宋体"/>
+                <w:b w:val="0"/>
+                <w:sz w:val="16"/>
+              </w:rPr>
+              <w:t>2</w:t>
+            </w:r>
+          </w:p>
+        </w:tc>
+        <w:tc>
+          <w:tcPr>
+            <w:tcW w:type="dxa" w:w="3324"/>
+          </w:tcPr>
+          <w:p>
+            <w:r/>
+            <w:r>
+              <w:rPr>
+                <w:rFonts w:ascii="Calibri" w:hAnsi="Calibri" w:eastAsia="宋体"/>
+                <w:b w:val="0"/>
+                <w:sz w:val="16"/>
+              </w:rPr>
+              <w:t>三项强制动作</w:t>
+            </w:r>
+          </w:p>
+        </w:tc>
+        <w:tc>
+          <w:tcPr>
+            <w:tcW w:type="dxa" w:w="3324"/>
+          </w:tcPr>
+          <w:p>
+            <w:r/>
+            <w:r>
+              <w:rPr>
+                <w:rFonts w:ascii="Calibri" w:hAnsi="Calibri" w:eastAsia="宋体"/>
+                <w:b w:val="0"/>
+                <w:sz w:val="16"/>
+              </w:rPr>
+              <w:t>①开工/启动交底 ②变更书面纪要 ③完工复盘（含避坑清单）——是否强制、谁召集</w:t>
+            </w:r>
+          </w:p>
+        </w:tc>
+      </w:tr>
+      <w:tr>
+        <w:tc>
+          <w:tcPr>
+            <w:tcW w:type="dxa" w:w="3324"/>
+          </w:tcPr>
+          <w:p>
+            <w:r/>
+            <w:r>
+              <w:rPr>
+                <w:rFonts w:ascii="Calibri" w:hAnsi="Calibri" w:eastAsia="宋体"/>
+                <w:b w:val="0"/>
+                <w:sz w:val="16"/>
+              </w:rPr>
+              <w:t>3</w:t>
+            </w:r>
+          </w:p>
+        </w:tc>
+        <w:tc>
+          <w:tcPr>
+            <w:tcW w:type="dxa" w:w="3324"/>
+          </w:tcPr>
+          <w:p>
+            <w:r/>
+            <w:r>
+              <w:rPr>
+                <w:rFonts w:ascii="Calibri" w:hAnsi="Calibri" w:eastAsia="宋体"/>
+                <w:b w:val="0"/>
+                <w:sz w:val="16"/>
+              </w:rPr>
+              <w:t>供应商管理</w:t>
+            </w:r>
+          </w:p>
+        </w:tc>
+        <w:tc>
+          <w:tcPr>
+            <w:tcW w:type="dxa" w:w="3324"/>
+          </w:tcPr>
+          <w:p>
+            <w:r/>
+            <w:r>
+              <w:rPr>
+                <w:rFonts w:ascii="Calibri" w:hAnsi="Calibri" w:eastAsia="宋体"/>
+                <w:b w:val="0"/>
+                <w:sz w:val="16"/>
+              </w:rPr>
+              <w:t>是否本半年内完成分级（A/B/C）+ 质量/交期与份额挂钩 + 末位淘汰规则</w:t>
+            </w:r>
+          </w:p>
+        </w:tc>
+      </w:tr>
+      <w:tr>
+        <w:tc>
+          <w:tcPr>
+            <w:tcW w:type="dxa" w:w="3324"/>
+          </w:tcPr>
+          <w:p>
+            <w:r/>
+            <w:r>
+              <w:rPr>
+                <w:rFonts w:ascii="Calibri" w:hAnsi="Calibri" w:eastAsia="宋体"/>
+                <w:b w:val="0"/>
+                <w:sz w:val="16"/>
+              </w:rPr>
+              <w:t>4</w:t>
+            </w:r>
+          </w:p>
+        </w:tc>
+        <w:tc>
+          <w:tcPr>
+            <w:tcW w:type="dxa" w:w="3324"/>
+          </w:tcPr>
+          <w:p>
+            <w:r/>
+            <w:r>
+              <w:rPr>
+                <w:rFonts w:ascii="Calibri" w:hAnsi="Calibri" w:eastAsia="宋体"/>
+                <w:b w:val="0"/>
+                <w:sz w:val="16"/>
+              </w:rPr>
+              <w:t>质检底线</w:t>
+            </w:r>
+          </w:p>
+        </w:tc>
+        <w:tc>
+          <w:tcPr>
+            <w:tcW w:type="dxa" w:w="3324"/>
+          </w:tcPr>
+          <w:p>
+            <w:r/>
+            <w:r>
+              <w:rPr>
+                <w:rFonts w:ascii="Calibri" w:hAnsi="Calibri" w:eastAsia="宋体"/>
+                <w:b w:val="0"/>
+                <w:sz w:val="16"/>
+              </w:rPr>
+              <w:t>发货前必检项清单（尤其焊接与细节）是否公司级标准；不合格是否可拦发货</w:t>
+            </w:r>
+          </w:p>
+        </w:tc>
+      </w:tr>
+      <w:tr>
+        <w:tc>
+          <w:tcPr>
+            <w:tcW w:type="dxa" w:w="3324"/>
+          </w:tcPr>
+          <w:p>
+            <w:r/>
+            <w:r>
+              <w:rPr>
+                <w:rFonts w:ascii="Calibri" w:hAnsi="Calibri" w:eastAsia="宋体"/>
+                <w:b w:val="0"/>
+                <w:sz w:val="16"/>
+              </w:rPr>
+              <w:t>5</w:t>
+            </w:r>
+          </w:p>
+        </w:tc>
+        <w:tc>
+          <w:tcPr>
+            <w:tcW w:type="dxa" w:w="3324"/>
+          </w:tcPr>
+          <w:p>
+            <w:r/>
+            <w:r>
+              <w:rPr>
+                <w:rFonts w:ascii="Calibri" w:hAnsi="Calibri" w:eastAsia="宋体"/>
+                <w:b w:val="0"/>
+                <w:sz w:val="16"/>
+              </w:rPr>
+              <w:t>考核挂钩</w:t>
+            </w:r>
+          </w:p>
+        </w:tc>
+        <w:tc>
+          <w:tcPr>
+            <w:tcW w:type="dxa" w:w="3324"/>
+          </w:tcPr>
+          <w:p>
+            <w:r/>
+            <w:r>
+              <w:rPr>
+                <w:rFonts w:ascii="Calibri" w:hAnsi="Calibri" w:eastAsia="宋体"/>
+                <w:b w:val="0"/>
+                <w:sz w:val="16"/>
+              </w:rPr>
+              <w:t>节点达成率、重大返工、客户重大投诉是否进入项目组织奖金/项目经理考核</w:t>
+            </w:r>
+          </w:p>
+        </w:tc>
+      </w:tr>
+    </w:tbl>
+    <w:p>
+      <w:pPr>
+        <w:spacing w:after="40"/>
+      </w:pPr>
+    </w:p>
+    <w:p>
+      <w:pPr>
+        <w:spacing w:after="60" w:before="120" w:line="300" w:lineRule="auto"/>
+      </w:pPr>
+      <w:r>
+        <w:rPr>
+          <w:rFonts w:ascii="Calibri" w:hAnsi="Calibri" w:eastAsia="黑体"/>
+          <w:b/>
+          <w:sz w:val="21"/>
+        </w:rPr>
+        <w:t>3.3 可选方案</w:t>
+      </w:r>
+    </w:p>
+    <w:tbl>
+      <w:tblPr>
+        <w:tblStyle w:val="TableGrid"/>
+        <w:tblW w:type="auto" w:w="0"/>
+        <w:jc w:val="center"/>
+        <w:tblLook w:firstColumn="1" w:firstRow="1" w:lastColumn="0" w:lastRow="0" w:noHBand="0" w:noVBand="1" w:val="04A0"/>
+      </w:tblPr>
+      <w:tblGrid>
+        <w:gridCol w:w="3324"/>
+        <w:gridCol w:w="3324"/>
+        <w:gridCol w:w="3324"/>
+      </w:tblGrid>
+      <w:tr>
+        <w:tc>
+          <w:tcPr>
+            <w:tcW w:type="dxa" w:w="3324"/>
+            <w:shd w:fill="D9E2F3" w:val="clear"/>
+          </w:tcPr>
+          <w:p>
+            <w:r/>
+            <w:r>
+              <w:rPr>
+                <w:rFonts w:ascii="Calibri" w:hAnsi="Calibri" w:eastAsia="黑体"/>
+                <w:b/>
+                <w:sz w:val="16"/>
+              </w:rPr>
+              <w:t>方案</w:t>
+            </w:r>
+          </w:p>
+        </w:tc>
+        <w:tc>
+          <w:tcPr>
+            <w:tcW w:type="dxa" w:w="3324"/>
+            <w:shd w:fill="D9E2F3" w:val="clear"/>
+          </w:tcPr>
+          <w:p>
+            <w:r/>
+            <w:r>
+              <w:rPr>
+                <w:rFonts w:ascii="Calibri" w:hAnsi="Calibri" w:eastAsia="黑体"/>
+                <w:b/>
+                <w:sz w:val="16"/>
+              </w:rPr>
+              <w:t>内容</w:t>
+            </w:r>
+          </w:p>
+        </w:tc>
+        <w:tc>
+          <w:tcPr>
+            <w:tcW w:type="dxa" w:w="3324"/>
+            <w:shd w:fill="D9E2F3" w:val="clear"/>
+          </w:tcPr>
+          <w:p>
+            <w:r/>
+            <w:r>
+              <w:rPr>
+                <w:rFonts w:ascii="Calibri" w:hAnsi="Calibri" w:eastAsia="黑体"/>
+                <w:b/>
+                <w:sz w:val="16"/>
+              </w:rPr>
+              <w:t>说明</w:t>
+            </w:r>
+          </w:p>
+        </w:tc>
+      </w:tr>
+      <w:tr>
+        <w:tc>
+          <w:tcPr>
+            <w:tcW w:type="dxa" w:w="3324"/>
+          </w:tcPr>
+          <w:p>
+            <w:r/>
+            <w:r>
+              <w:rPr>
+                <w:rFonts w:ascii="Calibri" w:hAnsi="Calibri" w:eastAsia="宋体"/>
+                <w:b w:val="0"/>
+                <w:sz w:val="16"/>
+              </w:rPr>
+              <w:t>A 总控强化（推荐）</w:t>
+            </w:r>
+          </w:p>
+        </w:tc>
+        <w:tc>
+          <w:tcPr>
+            <w:tcW w:type="dxa" w:w="3324"/>
+          </w:tcPr>
+          <w:p>
+            <w:r/>
+            <w:r>
+              <w:rPr>
+                <w:rFonts w:ascii="Calibri" w:hAnsi="Calibri" w:eastAsia="宋体"/>
+                <w:b w:val="0"/>
+                <w:sz w:val="16"/>
+              </w:rPr>
+              <w:t>计划运营出“一张图/表”；后端双线管理（部门专业线 + 计划节点线）</w:t>
+            </w:r>
+          </w:p>
+        </w:tc>
+        <w:tc>
+          <w:tcPr>
+            <w:tcW w:type="dxa" w:w="3324"/>
+          </w:tcPr>
+          <w:p>
+            <w:r/>
+            <w:r>
+              <w:rPr>
+                <w:rFonts w:ascii="Calibri" w:hAnsi="Calibri" w:eastAsia="宋体"/>
+                <w:b w:val="0"/>
+                <w:sz w:val="16"/>
+              </w:rPr>
+              <w:t>直接对应调研高频建议</w:t>
+            </w:r>
+          </w:p>
+        </w:tc>
+      </w:tr>
+      <w:tr>
+        <w:tc>
+          <w:tcPr>
+            <w:tcW w:type="dxa" w:w="3324"/>
+          </w:tcPr>
+          <w:p>
+            <w:r/>
+            <w:r>
+              <w:rPr>
+                <w:rFonts w:ascii="Calibri" w:hAnsi="Calibri" w:eastAsia="宋体"/>
+                <w:b w:val="0"/>
+                <w:sz w:val="16"/>
+              </w:rPr>
+              <w:t>B 维持现状+加会</w:t>
+            </w:r>
+          </w:p>
+        </w:tc>
+        <w:tc>
+          <w:tcPr>
+            <w:tcW w:type="dxa" w:w="3324"/>
+          </w:tcPr>
+          <w:p>
+            <w:r/>
+            <w:r>
+              <w:rPr>
+                <w:rFonts w:ascii="Calibri" w:hAnsi="Calibri" w:eastAsia="宋体"/>
+                <w:b w:val="0"/>
+                <w:sz w:val="16"/>
+              </w:rPr>
+              <w:t>仍靠协调会推动，节点无考核牙齿</w:t>
+            </w:r>
+          </w:p>
+        </w:tc>
+        <w:tc>
+          <w:tcPr>
+            <w:tcW w:type="dxa" w:w="3324"/>
+          </w:tcPr>
+          <w:p>
+            <w:r/>
+            <w:r>
+              <w:rPr>
+                <w:rFonts w:ascii="Calibri" w:hAnsi="Calibri" w:eastAsia="宋体"/>
+                <w:b w:val="0"/>
+                <w:sz w:val="16"/>
+              </w:rPr>
+              <w:t>会议更多，断链难消</w:t>
+            </w:r>
+          </w:p>
+        </w:tc>
+      </w:tr>
+      <w:tr>
+        <w:tc>
+          <w:tcPr>
+            <w:tcW w:type="dxa" w:w="3324"/>
+          </w:tcPr>
+          <w:p>
+            <w:r/>
+            <w:r>
+              <w:rPr>
+                <w:rFonts w:ascii="Calibri" w:hAnsi="Calibri" w:eastAsia="宋体"/>
+                <w:b w:val="0"/>
+                <w:sz w:val="16"/>
+              </w:rPr>
+              <w:t>C 质量安全一票否决</w:t>
+            </w:r>
+          </w:p>
+        </w:tc>
+        <w:tc>
+          <w:tcPr>
+            <w:tcW w:type="dxa" w:w="3324"/>
+          </w:tcPr>
+          <w:p>
+            <w:r/>
+            <w:r>
+              <w:rPr>
+                <w:rFonts w:ascii="Calibri" w:hAnsi="Calibri" w:eastAsia="宋体"/>
+                <w:b w:val="0"/>
+                <w:sz w:val="16"/>
+              </w:rPr>
+              <w:t>重大质量/安全问题一票否决评优与奖金</w:t>
+            </w:r>
+          </w:p>
+        </w:tc>
+        <w:tc>
+          <w:tcPr>
+            <w:tcW w:type="dxa" w:w="3324"/>
+          </w:tcPr>
+          <w:p>
+            <w:r/>
+            <w:r>
+              <w:rPr>
+                <w:rFonts w:ascii="Calibri" w:hAnsi="Calibri" w:eastAsia="宋体"/>
+                <w:b w:val="0"/>
+                <w:sz w:val="16"/>
+              </w:rPr>
+              <w:t>与“先止损后追责”并行：现场先复产，事后复盘定责</w:t>
+            </w:r>
+          </w:p>
+        </w:tc>
+      </w:tr>
+    </w:tbl>
+    <w:p>
+      <w:pPr>
+        <w:spacing w:after="40"/>
+      </w:pPr>
+    </w:p>
+    <w:p>
+      <w:pPr>
+        <w:spacing w:after="60" w:before="120" w:line="300" w:lineRule="auto"/>
+      </w:pPr>
+      <w:r>
+        <w:rPr>
+          <w:rFonts w:ascii="Calibri" w:hAnsi="Calibri" w:eastAsia="黑体"/>
+          <w:b/>
+          <w:sz w:val="21"/>
+        </w:rPr>
+        <w:t>3.4 会后产物</w:t>
+      </w:r>
+    </w:p>
+    <w:p>
+      <w:pPr>
+        <w:spacing w:after="80" w:before="0" w:line="300" w:lineRule="auto"/>
+        <w:ind w:left="170"/>
+      </w:pPr>
+      <w:r>
+        <w:rPr>
+          <w:rFonts w:ascii="Calibri" w:hAnsi="Calibri" w:eastAsia="宋体"/>
+          <w:b w:val="0"/>
+          <w:sz w:val="21"/>
         </w:rPr>
         <w:t xml:space="preserve">• </w:t>
       </w:r>
@@ -1323,21 +3356,107 @@
         <w:rPr>
           <w:rFonts w:ascii="Calibri" w:hAnsi="Calibri" w:eastAsia="宋体"/>
           <w:b w:val="0"/>
-          <w:sz w:val="22"/>
+          <w:sz w:val="21"/>
         </w:rPr>
-        <w:t>方案时间被压缩、需求未澄清就提任务；报价一刀切、缺分档与竞对情报。</w:t>
+        <w:t>《下半年交付提升三项硬措施》：①总控权限说明 ②交底/变更/复盘制度 ③供应商分级与发货前质检标准（附责任人与完成日）。</w:t>
       </w:r>
     </w:p>
     <w:p>
       <w:pPr>
-        <w:spacing w:after="100" w:before="0" w:line="312" w:lineRule="auto"/>
-        <w:ind w:left="198"/>
+        <w:spacing w:after="100" w:before="200" w:line="300" w:lineRule="auto"/>
+      </w:pPr>
+      <w:r>
+        <w:rPr>
+          <w:rFonts w:ascii="Calibri" w:hAnsi="Calibri" w:eastAsia="黑体"/>
+          <w:b/>
+          <w:sz w:val="24"/>
+        </w:rPr>
+        <w:t>议题 4：核心竞争力路径——EPC 做深 vs 制造产能</w:t>
+      </w:r>
+    </w:p>
+    <w:p>
+      <w:pPr>
+        <w:spacing w:after="60" w:before="120" w:line="300" w:lineRule="auto"/>
+      </w:pPr>
+      <w:r>
+        <w:rPr>
+          <w:rFonts w:ascii="Calibri" w:hAnsi="Calibri" w:eastAsia="黑体"/>
+          <w:b/>
+          <w:sz w:val="21"/>
+        </w:rPr>
+        <w:t>4.1 这句话在说什么（先统一概念）</w:t>
+      </w:r>
+    </w:p>
+    <w:p>
+      <w:pPr>
+        <w:spacing w:after="80" w:before="0" w:line="300" w:lineRule="auto"/>
+        <w:ind w:left="170"/>
       </w:pPr>
       <w:r>
         <w:rPr>
           <w:rFonts w:ascii="Calibri" w:hAnsi="Calibri" w:eastAsia="宋体"/>
           <w:b w:val="0"/>
-          <w:sz w:val="22"/>
+          <w:sz w:val="21"/>
+        </w:rPr>
+        <w:t xml:space="preserve">• </w:t>
+      </w:r>
+      <w:r>
+        <w:rPr>
+          <w:rFonts w:ascii="Calibri" w:hAnsi="Calibri" w:eastAsia="宋体"/>
+          <w:b/>
+          <w:sz w:val="21"/>
+        </w:rPr>
+        <w:t>纯集成商：</w:t>
+      </w:r>
+      <w:r>
+        <w:rPr>
+          <w:rFonts w:ascii="Calibri" w:hAnsi="Calibri" w:eastAsia="宋体"/>
+          <w:b w:val="0"/>
+          <w:sz w:val="21"/>
+        </w:rPr>
+        <w:t xml:space="preserve"> 自己做方案、设计、采购组织、施工管理，但筒仓等核心制造主要外协，客户参观难见自有产线/样品。</w:t>
+      </w:r>
+    </w:p>
+    <w:p>
+      <w:pPr>
+        <w:spacing w:after="80" w:before="0" w:line="300" w:lineRule="auto"/>
+        <w:ind w:left="170"/>
+      </w:pPr>
+      <w:r>
+        <w:rPr>
+          <w:rFonts w:ascii="Calibri" w:hAnsi="Calibri" w:eastAsia="宋体"/>
+          <w:b w:val="0"/>
+          <w:sz w:val="21"/>
+        </w:rPr>
+        <w:t xml:space="preserve">• </w:t>
+      </w:r>
+      <w:r>
+        <w:rPr>
+          <w:rFonts w:ascii="Calibri" w:hAnsi="Calibri" w:eastAsia="宋体"/>
+          <w:b/>
+          <w:sz w:val="21"/>
+        </w:rPr>
+        <w:t>缺定价权：</w:t>
+      </w:r>
+      <w:r>
+        <w:rPr>
+          <w:rFonts w:ascii="Calibri" w:hAnsi="Calibri" w:eastAsia="宋体"/>
+          <w:b w:val="0"/>
+          <w:sz w:val="21"/>
+        </w:rPr>
+        <w:t xml:space="preserve"> 成本与交期受制于外部工厂；竞标时既难稳利润，也难稳交付承诺；长期容易陷入拼关系、拼价格。</w:t>
+      </w:r>
+    </w:p>
+    <w:p>
+      <w:pPr>
+        <w:spacing w:after="80" w:before="0" w:line="300" w:lineRule="auto"/>
+        <w:ind w:left="170"/>
+      </w:pPr>
+      <w:r>
+        <w:rPr>
+          <w:rFonts w:ascii="Calibri" w:hAnsi="Calibri" w:eastAsia="宋体"/>
+          <w:b w:val="0"/>
+          <w:sz w:val="21"/>
         </w:rPr>
         <w:t xml:space="preserve">• </w:t>
       </w:r>
@@ -1345,103 +3464,50 @@
         <w:rPr>
           <w:rFonts w:ascii="Calibri" w:hAnsi="Calibri" w:eastAsia="宋体"/>
           <w:b w:val="0"/>
-          <w:sz w:val="22"/>
+          <w:sz w:val="21"/>
         </w:rPr>
-        <w:t>公海跟进不彻底、过早放弃；业务与技术协同不足。</w:t>
+        <w:t>调研里部分同事因此呼吁：</w:t>
+      </w:r>
+      <w:r>
+        <w:rPr>
+          <w:rFonts w:ascii="Calibri" w:hAnsi="Calibri" w:eastAsia="宋体"/>
+          <w:b/>
+          <w:sz w:val="21"/>
+        </w:rPr>
+        <w:t>自建工厂，或参股/战略协议绑定关键制造产能</w:t>
+      </w:r>
+      <w:r>
+        <w:rPr>
+          <w:rFonts w:ascii="Calibri" w:hAnsi="Calibri" w:eastAsia="宋体"/>
+          <w:b w:val="0"/>
+          <w:sz w:val="21"/>
+        </w:rPr>
+        <w:t>；也有人主张先把深化设计、履约口碑、本地化服务做成壁垒，不必急着重资产。</w:t>
       </w:r>
     </w:p>
     <w:p>
       <w:pPr>
-        <w:spacing w:after="100" w:before="0" w:line="312" w:lineRule="auto"/>
+        <w:spacing w:after="60" w:before="120" w:line="300" w:lineRule="auto"/>
       </w:pPr>
       <w:r>
         <w:rPr>
-          <w:rFonts w:ascii="Calibri" w:hAnsi="Calibri" w:eastAsia="宋体"/>
+          <w:rFonts w:ascii="Calibri" w:hAnsi="Calibri" w:eastAsia="黑体"/>
           <w:b/>
-          <w:sz w:val="22"/>
+          <w:sz w:val="21"/>
         </w:rPr>
-        <w:t>建议讨论问题</w:t>
+        <w:t>4.2 现在卡在哪</w:t>
       </w:r>
     </w:p>
     <w:p>
       <w:pPr>
-        <w:spacing w:after="100" w:before="0" w:line="312" w:lineRule="auto"/>
-        <w:ind w:left="113"/>
+        <w:spacing w:after="80" w:before="0" w:line="300" w:lineRule="auto"/>
+        <w:ind w:left="170"/>
       </w:pPr>
       <w:r>
         <w:rPr>
           <w:rFonts w:ascii="Calibri" w:hAnsi="Calibri" w:eastAsia="宋体"/>
           <w:b w:val="0"/>
-          <w:sz w:val="22"/>
-        </w:rPr>
-        <w:t>1. 是否正式落地线索/项目三级分类（战略/重点/一般）及差异化响应标准？</w:t>
-      </w:r>
-    </w:p>
-    <w:p>
-      <w:pPr>
-        <w:spacing w:after="100" w:before="0" w:line="312" w:lineRule="auto"/>
-        <w:ind w:left="113"/>
-      </w:pPr>
-      <w:r>
-        <w:rPr>
-          <w:rFonts w:ascii="Calibri" w:hAnsi="Calibri" w:eastAsia="宋体"/>
-          <w:b w:val="0"/>
-          <w:sz w:val="22"/>
-        </w:rPr>
-        <w:t>2. 询盘提资是否强制前置检查清单（物料、流程、范围、品牌要求）？不达标可否退回？</w:t>
-      </w:r>
-    </w:p>
-    <w:p>
-      <w:pPr>
-        <w:spacing w:after="100" w:before="0" w:line="312" w:lineRule="auto"/>
-        <w:ind w:left="113"/>
-      </w:pPr>
-      <w:r>
-        <w:rPr>
-          <w:rFonts w:ascii="Calibri" w:hAnsi="Calibri" w:eastAsia="宋体"/>
-          <w:b w:val="0"/>
-          <w:sz w:val="22"/>
-        </w:rPr>
-        <w:t>3. 技术资源如何保护：重点项目深做，低价值线索标准化快响？</w:t>
-      </w:r>
-    </w:p>
-    <w:p>
-      <w:pPr>
-        <w:spacing w:after="100" w:before="0" w:line="312" w:lineRule="auto"/>
-        <w:ind w:left="113"/>
-      </w:pPr>
-      <w:r>
-        <w:rPr>
-          <w:rFonts w:ascii="Calibri" w:hAnsi="Calibri" w:eastAsia="宋体"/>
-          <w:b w:val="0"/>
-          <w:sz w:val="22"/>
-        </w:rPr>
-        <w:t>4. 成单/丢单复盘是否纳入月度经营会硬环节？</w:t>
-      </w:r>
-    </w:p>
-    <w:p>
-      <w:pPr>
-        <w:spacing w:after="100" w:before="0" w:line="312" w:lineRule="auto"/>
-      </w:pPr>
-      <w:r>
-        <w:rPr>
-          <w:rFonts w:ascii="Calibri" w:hAnsi="Calibri" w:eastAsia="宋体"/>
-          <w:b/>
-          <w:sz w:val="22"/>
-        </w:rPr>
-        <w:t>可选决策方向</w:t>
-      </w:r>
-    </w:p>
-    <w:p>
-      <w:pPr>
-        <w:spacing w:after="100" w:before="0" w:line="312" w:lineRule="auto"/>
-        <w:ind w:left="198"/>
-      </w:pPr>
-      <w:r>
-        <w:rPr>
-          <w:rFonts w:ascii="Calibri" w:hAnsi="Calibri" w:eastAsia="宋体"/>
-          <w:b w:val="0"/>
-          <w:sz w:val="22"/>
+          <w:sz w:val="21"/>
         </w:rPr>
         <w:t xml:space="preserve">• </w:t>
       </w:r>
@@ -1449,21 +3515,21 @@
         <w:rPr>
           <w:rFonts w:ascii="Calibri" w:hAnsi="Calibri" w:eastAsia="宋体"/>
           <w:b w:val="0"/>
-          <w:sz w:val="22"/>
+          <w:sz w:val="21"/>
         </w:rPr>
-        <w:t>A. 30–45 天内上线分级 SOP + 提资前置 + 月度复盘</w:t>
+        <w:t>员工对“公司到底靠什么赢”并不统一：有人押 EPC 整合，有人押技术研发，有人押制造产能，有人押人才组织。</w:t>
       </w:r>
     </w:p>
     <w:p>
       <w:pPr>
-        <w:spacing w:after="100" w:before="0" w:line="312" w:lineRule="auto"/>
-        <w:ind w:left="198"/>
+        <w:spacing w:after="80" w:before="0" w:line="300" w:lineRule="auto"/>
+        <w:ind w:left="170"/>
       </w:pPr>
       <w:r>
         <w:rPr>
           <w:rFonts w:ascii="Calibri" w:hAnsi="Calibri" w:eastAsia="宋体"/>
           <w:b w:val="0"/>
-          <w:sz w:val="22"/>
+          <w:sz w:val="21"/>
         </w:rPr>
         <w:t xml:space="preserve">• </w:t>
       </w:r>
@@ -1471,68 +3537,552 @@
         <w:rPr>
           <w:rFonts w:ascii="Calibri" w:hAnsi="Calibri" w:eastAsia="宋体"/>
           <w:b w:val="0"/>
-          <w:sz w:val="22"/>
+          <w:sz w:val="21"/>
         </w:rPr>
-        <w:t>B. 仅口头强调“抓重点”，不改流程（风险：问题复现）</w:t>
+        <w:t>若战略不表态，下半年资源会在“到处试点”中分散（自研样品、参股工厂、新工艺标签同时推进）。</w:t>
       </w:r>
     </w:p>
     <w:p>
       <w:pPr>
-        <w:spacing w:after="100" w:before="0" w:line="312" w:lineRule="auto"/>
-      </w:pPr>
-      <w:r>
-        <w:rPr>
-          <w:rFonts w:ascii="Calibri" w:hAnsi="Calibri" w:eastAsia="宋体"/>
-          <w:b/>
-          <w:sz w:val="22"/>
-        </w:rPr>
-        <w:t>建议结论产物：</w:t>
-      </w:r>
-      <w:r>
-        <w:rPr>
-          <w:rFonts w:ascii="Calibri" w:hAnsi="Calibri" w:eastAsia="宋体"/>
-          <w:b w:val="0"/>
-          <w:sz w:val="22"/>
-        </w:rPr>
-        <w:t xml:space="preserve"> 《项目分级与打单协同制度》要点 + 落地时间表</w:t>
-      </w:r>
-    </w:p>
-    <w:p>
-      <w:pPr>
-        <w:spacing w:after="100" w:before="160" w:line="312" w:lineRule="auto"/>
+        <w:spacing w:after="60" w:before="120" w:line="300" w:lineRule="auto"/>
       </w:pPr>
       <w:r>
         <w:rPr>
           <w:rFonts w:ascii="Calibri" w:hAnsi="Calibri" w:eastAsia="黑体"/>
           <w:b/>
-          <w:sz w:val="23"/>
+          <w:sz w:val="21"/>
         </w:rPr>
-        <w:t>议题 3：项目执行总控——计划运营与交付口碑</w:t>
+        <w:t>4.3 会上必须拍板的 4 件事</w:t>
+      </w:r>
+    </w:p>
+    <w:tbl>
+      <w:tblPr>
+        <w:tblStyle w:val="TableGrid"/>
+        <w:tblW w:type="auto" w:w="0"/>
+        <w:jc w:val="center"/>
+        <w:tblLook w:firstColumn="1" w:firstRow="1" w:lastColumn="0" w:lastRow="0" w:noHBand="0" w:noVBand="1" w:val="04A0"/>
+      </w:tblPr>
+      <w:tblGrid>
+        <w:gridCol w:w="3324"/>
+        <w:gridCol w:w="3324"/>
+        <w:gridCol w:w="3324"/>
+      </w:tblGrid>
+      <w:tr>
+        <w:tc>
+          <w:tcPr>
+            <w:tcW w:type="dxa" w:w="3324"/>
+            <w:shd w:fill="D9E2F3" w:val="clear"/>
+          </w:tcPr>
+          <w:p>
+            <w:r/>
+            <w:r>
+              <w:rPr>
+                <w:rFonts w:ascii="Calibri" w:hAnsi="Calibri" w:eastAsia="黑体"/>
+                <w:b/>
+                <w:sz w:val="16"/>
+              </w:rPr>
+              <w:t>序号</w:t>
+            </w:r>
+          </w:p>
+        </w:tc>
+        <w:tc>
+          <w:tcPr>
+            <w:tcW w:type="dxa" w:w="3324"/>
+            <w:shd w:fill="D9E2F3" w:val="clear"/>
+          </w:tcPr>
+          <w:p>
+            <w:r/>
+            <w:r>
+              <w:rPr>
+                <w:rFonts w:ascii="Calibri" w:hAnsi="Calibri" w:eastAsia="黑体"/>
+                <w:b/>
+                <w:sz w:val="16"/>
+              </w:rPr>
+              <w:t>拍板事项</w:t>
+            </w:r>
+          </w:p>
+        </w:tc>
+        <w:tc>
+          <w:tcPr>
+            <w:tcW w:type="dxa" w:w="3324"/>
+            <w:shd w:fill="D9E2F3" w:val="clear"/>
+          </w:tcPr>
+          <w:p>
+            <w:r/>
+            <w:r>
+              <w:rPr>
+                <w:rFonts w:ascii="Calibri" w:hAnsi="Calibri" w:eastAsia="黑体"/>
+                <w:b/>
+                <w:sz w:val="16"/>
+              </w:rPr>
+              <w:t>具体到可执行</w:t>
+            </w:r>
+          </w:p>
+        </w:tc>
+      </w:tr>
+      <w:tr>
+        <w:tc>
+          <w:tcPr>
+            <w:tcW w:type="dxa" w:w="3324"/>
+          </w:tcPr>
+          <w:p>
+            <w:r/>
+            <w:r>
+              <w:rPr>
+                <w:rFonts w:ascii="Calibri" w:hAnsi="Calibri" w:eastAsia="宋体"/>
+                <w:b w:val="0"/>
+                <w:sz w:val="16"/>
+              </w:rPr>
+              <w:t>1</w:t>
+            </w:r>
+          </w:p>
+        </w:tc>
+        <w:tc>
+          <w:tcPr>
+            <w:tcW w:type="dxa" w:w="3324"/>
+          </w:tcPr>
+          <w:p>
+            <w:r/>
+            <w:r>
+              <w:rPr>
+                <w:rFonts w:ascii="Calibri" w:hAnsi="Calibri" w:eastAsia="宋体"/>
+                <w:b w:val="0"/>
+                <w:sz w:val="16"/>
+              </w:rPr>
+              <w:t>12–24 个月主路径</w:t>
+            </w:r>
+          </w:p>
+        </w:tc>
+        <w:tc>
+          <w:tcPr>
+            <w:tcW w:type="dxa" w:w="3324"/>
+          </w:tcPr>
+          <w:p>
+            <w:r/>
+            <w:r>
+              <w:rPr>
+                <w:rFonts w:ascii="Calibri" w:hAnsi="Calibri" w:eastAsia="宋体"/>
+                <w:b w:val="0"/>
+                <w:sz w:val="16"/>
+              </w:rPr>
+              <w:t>三选一写死：①EPC+履约+深化设计为主；②制造产能补齐为主；③双轮并行（需同时批预算与团队）</w:t>
+            </w:r>
+          </w:p>
+        </w:tc>
+      </w:tr>
+      <w:tr>
+        <w:tc>
+          <w:tcPr>
+            <w:tcW w:type="dxa" w:w="3324"/>
+          </w:tcPr>
+          <w:p>
+            <w:r/>
+            <w:r>
+              <w:rPr>
+                <w:rFonts w:ascii="Calibri" w:hAnsi="Calibri" w:eastAsia="宋体"/>
+                <w:b w:val="0"/>
+                <w:sz w:val="16"/>
+              </w:rPr>
+              <w:t>2</w:t>
+            </w:r>
+          </w:p>
+        </w:tc>
+        <w:tc>
+          <w:tcPr>
+            <w:tcW w:type="dxa" w:w="3324"/>
+          </w:tcPr>
+          <w:p>
+            <w:r/>
+            <w:r>
+              <w:rPr>
+                <w:rFonts w:ascii="Calibri" w:hAnsi="Calibri" w:eastAsia="宋体"/>
+                <w:b w:val="0"/>
+                <w:sz w:val="16"/>
+              </w:rPr>
+              <w:t>若涉产能，试点边界</w:t>
+            </w:r>
+          </w:p>
+        </w:tc>
+        <w:tc>
+          <w:tcPr>
+            <w:tcW w:type="dxa" w:w="3324"/>
+          </w:tcPr>
+          <w:p>
+            <w:r/>
+            <w:r>
+              <w:rPr>
+                <w:rFonts w:ascii="Calibri" w:hAnsi="Calibri" w:eastAsia="宋体"/>
+                <w:b w:val="0"/>
+                <w:sz w:val="16"/>
+              </w:rPr>
+              <w:t>只允许：单品类（如某类筒仓）+ 租赁/参股/战略绑定之一 + 投资上限 + 退出条件；是否禁止“全面自建重资产工厂”</w:t>
+            </w:r>
+          </w:p>
+        </w:tc>
+      </w:tr>
+      <w:tr>
+        <w:tc>
+          <w:tcPr>
+            <w:tcW w:type="dxa" w:w="3324"/>
+          </w:tcPr>
+          <w:p>
+            <w:r/>
+            <w:r>
+              <w:rPr>
+                <w:rFonts w:ascii="Calibri" w:hAnsi="Calibri" w:eastAsia="宋体"/>
+                <w:b w:val="0"/>
+                <w:sz w:val="16"/>
+              </w:rPr>
+              <w:t>3</w:t>
+            </w:r>
+          </w:p>
+        </w:tc>
+        <w:tc>
+          <w:tcPr>
+            <w:tcW w:type="dxa" w:w="3324"/>
+          </w:tcPr>
+          <w:p>
+            <w:r/>
+            <w:r>
+              <w:rPr>
+                <w:rFonts w:ascii="Calibri" w:hAnsi="Calibri" w:eastAsia="宋体"/>
+                <w:b w:val="0"/>
+                <w:sz w:val="16"/>
+              </w:rPr>
+              <w:t>必须产品化的技术标签</w:t>
+            </w:r>
+          </w:p>
+        </w:tc>
+        <w:tc>
+          <w:tcPr>
+            <w:tcW w:type="dxa" w:w="3324"/>
+          </w:tcPr>
+          <w:p>
+            <w:r/>
+            <w:r>
+              <w:rPr>
+                <w:rFonts w:ascii="Calibri" w:hAnsi="Calibri" w:eastAsia="宋体"/>
+                <w:b w:val="0"/>
+                <w:sz w:val="16"/>
+              </w:rPr>
+              <w:t>从智能监测/防腐气密出料/绿色低碳等中选出 1–2 个，要求半年内形成可对外售卖的标准方案包（不是口号）</w:t>
+            </w:r>
+          </w:p>
+        </w:tc>
+      </w:tr>
+      <w:tr>
+        <w:tc>
+          <w:tcPr>
+            <w:tcW w:type="dxa" w:w="3324"/>
+          </w:tcPr>
+          <w:p>
+            <w:r/>
+            <w:r>
+              <w:rPr>
+                <w:rFonts w:ascii="Calibri" w:hAnsi="Calibri" w:eastAsia="宋体"/>
+                <w:b w:val="0"/>
+                <w:sz w:val="16"/>
+              </w:rPr>
+              <w:t>4</w:t>
+            </w:r>
+          </w:p>
+        </w:tc>
+        <w:tc>
+          <w:tcPr>
+            <w:tcW w:type="dxa" w:w="3324"/>
+          </w:tcPr>
+          <w:p>
+            <w:r/>
+            <w:r>
+              <w:rPr>
+                <w:rFonts w:ascii="Calibri" w:hAnsi="Calibri" w:eastAsia="宋体"/>
+                <w:b w:val="0"/>
+                <w:sz w:val="16"/>
+              </w:rPr>
+              <w:t>供应链绑定底线</w:t>
+            </w:r>
+          </w:p>
+        </w:tc>
+        <w:tc>
+          <w:tcPr>
+            <w:tcW w:type="dxa" w:w="3324"/>
+          </w:tcPr>
+          <w:p>
+            <w:r/>
+            <w:r>
+              <w:rPr>
+                <w:rFonts w:ascii="Calibri" w:hAnsi="Calibri" w:eastAsia="宋体"/>
+                <w:b w:val="0"/>
+                <w:sz w:val="16"/>
+              </w:rPr>
+              <w:t>对关键仓型/关键件，是否要求战略供应商协议（交期、质量、备货、价格公式）</w:t>
+            </w:r>
+          </w:p>
+        </w:tc>
+      </w:tr>
+    </w:tbl>
+    <w:p>
+      <w:pPr>
+        <w:spacing w:after="40"/>
+      </w:pPr>
+    </w:p>
+    <w:p>
+      <w:pPr>
+        <w:spacing w:after="60" w:before="120" w:line="300" w:lineRule="auto"/>
+      </w:pPr>
+      <w:r>
+        <w:rPr>
+          <w:rFonts w:ascii="Calibri" w:hAnsi="Calibri" w:eastAsia="黑体"/>
+          <w:b/>
+          <w:sz w:val="21"/>
+        </w:rPr>
+        <w:t>4.4 可选方案</w:t>
+      </w:r>
+    </w:p>
+    <w:tbl>
+      <w:tblPr>
+        <w:tblStyle w:val="TableGrid"/>
+        <w:tblW w:type="auto" w:w="0"/>
+        <w:jc w:val="center"/>
+        <w:tblLook w:firstColumn="1" w:firstRow="1" w:lastColumn="0" w:lastRow="0" w:noHBand="0" w:noVBand="1" w:val="04A0"/>
+      </w:tblPr>
+      <w:tblGrid>
+        <w:gridCol w:w="3324"/>
+        <w:gridCol w:w="3324"/>
+        <w:gridCol w:w="3324"/>
+      </w:tblGrid>
+      <w:tr>
+        <w:tc>
+          <w:tcPr>
+            <w:tcW w:type="dxa" w:w="3324"/>
+            <w:shd w:fill="D9E2F3" w:val="clear"/>
+          </w:tcPr>
+          <w:p>
+            <w:r/>
+            <w:r>
+              <w:rPr>
+                <w:rFonts w:ascii="Calibri" w:hAnsi="Calibri" w:eastAsia="黑体"/>
+                <w:b/>
+                <w:sz w:val="16"/>
+              </w:rPr>
+              <w:t>方案</w:t>
+            </w:r>
+          </w:p>
+        </w:tc>
+        <w:tc>
+          <w:tcPr>
+            <w:tcW w:type="dxa" w:w="3324"/>
+            <w:shd w:fill="D9E2F3" w:val="clear"/>
+          </w:tcPr>
+          <w:p>
+            <w:r/>
+            <w:r>
+              <w:rPr>
+                <w:rFonts w:ascii="Calibri" w:hAnsi="Calibri" w:eastAsia="黑体"/>
+                <w:b/>
+                <w:sz w:val="16"/>
+              </w:rPr>
+              <w:t>内容</w:t>
+            </w:r>
+          </w:p>
+        </w:tc>
+        <w:tc>
+          <w:tcPr>
+            <w:tcW w:type="dxa" w:w="3324"/>
+            <w:shd w:fill="D9E2F3" w:val="clear"/>
+          </w:tcPr>
+          <w:p>
+            <w:r/>
+            <w:r>
+              <w:rPr>
+                <w:rFonts w:ascii="Calibri" w:hAnsi="Calibri" w:eastAsia="黑体"/>
+                <w:b/>
+                <w:sz w:val="16"/>
+              </w:rPr>
+              <w:t>适合条件</w:t>
+            </w:r>
+          </w:p>
+        </w:tc>
+      </w:tr>
+      <w:tr>
+        <w:tc>
+          <w:tcPr>
+            <w:tcW w:type="dxa" w:w="3324"/>
+          </w:tcPr>
+          <w:p>
+            <w:r/>
+            <w:r>
+              <w:rPr>
+                <w:rFonts w:ascii="Calibri" w:hAnsi="Calibri" w:eastAsia="宋体"/>
+                <w:b w:val="0"/>
+                <w:sz w:val="16"/>
+              </w:rPr>
+              <w:t>A 主路径=EPC做深（稳健）</w:t>
+            </w:r>
+          </w:p>
+        </w:tc>
+        <w:tc>
+          <w:tcPr>
+            <w:tcW w:type="dxa" w:w="3324"/>
+          </w:tcPr>
+          <w:p>
+            <w:r/>
+            <w:r>
+              <w:rPr>
+                <w:rFonts w:ascii="Calibri" w:hAnsi="Calibri" w:eastAsia="宋体"/>
+                <w:b w:val="0"/>
+                <w:sz w:val="16"/>
+              </w:rPr>
+              <w:t>资源优先投深化设计能力、标杆履约、重点市场服务网络；产能仅专题论证</w:t>
+            </w:r>
+          </w:p>
+        </w:tc>
+        <w:tc>
+          <w:tcPr>
+            <w:tcW w:type="dxa" w:w="3324"/>
+          </w:tcPr>
+          <w:p>
+            <w:r/>
+            <w:r>
+              <w:rPr>
+                <w:rFonts w:ascii="Calibri" w:hAnsi="Calibri" w:eastAsia="宋体"/>
+                <w:b w:val="0"/>
+                <w:sz w:val="16"/>
+              </w:rPr>
+              <w:t>现金流与管理带宽优先稳交付</w:t>
+            </w:r>
+          </w:p>
+        </w:tc>
+      </w:tr>
+      <w:tr>
+        <w:tc>
+          <w:tcPr>
+            <w:tcW w:type="dxa" w:w="3324"/>
+          </w:tcPr>
+          <w:p>
+            <w:r/>
+            <w:r>
+              <w:rPr>
+                <w:rFonts w:ascii="Calibri" w:hAnsi="Calibri" w:eastAsia="宋体"/>
+                <w:b w:val="0"/>
+                <w:sz w:val="16"/>
+              </w:rPr>
+              <w:t>B 主路径=产能试点</w:t>
+            </w:r>
+          </w:p>
+        </w:tc>
+        <w:tc>
+          <w:tcPr>
+            <w:tcW w:type="dxa" w:w="3324"/>
+          </w:tcPr>
+          <w:p>
+            <w:r/>
+            <w:r>
+              <w:rPr>
+                <w:rFonts w:ascii="Calibri" w:hAnsi="Calibri" w:eastAsia="宋体"/>
+                <w:b w:val="0"/>
+                <w:sz w:val="16"/>
+              </w:rPr>
+              <w:t>明确一个品类、一种绑定方式、一个负责人、一个季度里程碑</w:t>
+            </w:r>
+          </w:p>
+        </w:tc>
+        <w:tc>
+          <w:tcPr>
+            <w:tcW w:type="dxa" w:w="3324"/>
+          </w:tcPr>
+          <w:p>
+            <w:r/>
+            <w:r>
+              <w:rPr>
+                <w:rFonts w:ascii="Calibri" w:hAnsi="Calibri" w:eastAsia="宋体"/>
+                <w:b w:val="0"/>
+                <w:sz w:val="16"/>
+              </w:rPr>
+              <w:t>已有明确样品/专利/客户参观痛点且算得过账</w:t>
+            </w:r>
+          </w:p>
+        </w:tc>
+      </w:tr>
+      <w:tr>
+        <w:tc>
+          <w:tcPr>
+            <w:tcW w:type="dxa" w:w="3324"/>
+          </w:tcPr>
+          <w:p>
+            <w:r/>
+            <w:r>
+              <w:rPr>
+                <w:rFonts w:ascii="Calibri" w:hAnsi="Calibri" w:eastAsia="宋体"/>
+                <w:b w:val="0"/>
+                <w:sz w:val="16"/>
+              </w:rPr>
+              <w:t>C 先绑定后自建</w:t>
+            </w:r>
+          </w:p>
+        </w:tc>
+        <w:tc>
+          <w:tcPr>
+            <w:tcW w:type="dxa" w:w="3324"/>
+          </w:tcPr>
+          <w:p>
+            <w:r/>
+            <w:r>
+              <w:rPr>
+                <w:rFonts w:ascii="Calibri" w:hAnsi="Calibri" w:eastAsia="宋体"/>
+                <w:b w:val="0"/>
+                <w:sz w:val="16"/>
+              </w:rPr>
+              <w:t>2026 下半年只做战略协议/参股/专线，不拍自建厂房</w:t>
+            </w:r>
+          </w:p>
+        </w:tc>
+        <w:tc>
+          <w:tcPr>
+            <w:tcW w:type="dxa" w:w="3324"/>
+          </w:tcPr>
+          <w:p>
+            <w:r/>
+            <w:r>
+              <w:rPr>
+                <w:rFonts w:ascii="Calibri" w:hAnsi="Calibri" w:eastAsia="宋体"/>
+                <w:b w:val="0"/>
+                <w:sz w:val="16"/>
+              </w:rPr>
+              <w:t>降低重资产风险，同时回应“定价权”焦虑</w:t>
+            </w:r>
+          </w:p>
+        </w:tc>
+      </w:tr>
+    </w:tbl>
+    <w:p>
+      <w:pPr>
+        <w:spacing w:after="40"/>
+      </w:pPr>
+    </w:p>
+    <w:p>
+      <w:pPr>
+        <w:spacing w:after="60" w:before="120" w:line="300" w:lineRule="auto"/>
+      </w:pPr>
+      <w:r>
+        <w:rPr>
+          <w:rFonts w:ascii="Calibri" w:hAnsi="Calibri" w:eastAsia="黑体"/>
+          <w:b/>
+          <w:sz w:val="21"/>
+        </w:rPr>
+        <w:t>4.5 会后产物</w:t>
       </w:r>
     </w:p>
     <w:p>
       <w:pPr>
-        <w:spacing w:after="100" w:before="0" w:line="312" w:lineRule="auto"/>
-      </w:pPr>
-      <w:r>
-        <w:rPr>
-          <w:rFonts w:ascii="Calibri" w:hAnsi="Calibri" w:eastAsia="宋体"/>
-          <w:b/>
-          <w:sz w:val="22"/>
-        </w:rPr>
-        <w:t>员工侧信号</w:t>
-      </w:r>
-    </w:p>
-    <w:p>
-      <w:pPr>
-        <w:spacing w:after="100" w:before="0" w:line="312" w:lineRule="auto"/>
-        <w:ind w:left="198"/>
+        <w:spacing w:after="80" w:before="0" w:line="300" w:lineRule="auto"/>
+        <w:ind w:left="170"/>
       </w:pPr>
       <w:r>
         <w:rPr>
           <w:rFonts w:ascii="Calibri" w:hAnsi="Calibri" w:eastAsia="宋体"/>
           <w:b w:val="0"/>
-          <w:sz w:val="22"/>
+          <w:sz w:val="21"/>
         </w:rPr>
         <w:t xml:space="preserve">• </w:t>
       </w:r>
@@ -1540,21 +4090,47 @@
         <w:rPr>
           <w:rFonts w:ascii="Calibri" w:hAnsi="Calibri" w:eastAsia="宋体"/>
           <w:b w:val="0"/>
-          <w:sz w:val="22"/>
+          <w:sz w:val="21"/>
         </w:rPr>
-        <w:t>典型断链：深化设计滞后 → 采购/质检不同步 → 发货与现场脱节 → 赶工返工。</w:t>
+        <w:t>《核心竞争力主路径决议》（一段话即可）+ 若选试点则附《产能/供应链试点立项卡》（品类、方式、预算、负责人、评估日）。</w:t>
       </w:r>
     </w:p>
     <w:p>
       <w:pPr>
-        <w:spacing w:after="100" w:before="0" w:line="312" w:lineRule="auto"/>
-        <w:ind w:left="198"/>
+        <w:spacing w:after="100" w:before="200" w:line="300" w:lineRule="auto"/>
+      </w:pPr>
+      <w:r>
+        <w:rPr>
+          <w:rFonts w:ascii="Calibri" w:hAnsi="Calibri" w:eastAsia="黑体"/>
+          <w:b/>
+          <w:sz w:val="24"/>
+        </w:rPr>
+        <w:t>议题 5：员工体验与组织信任——双休 / 考勤 / 调休</w:t>
+      </w:r>
+    </w:p>
+    <w:p>
+      <w:pPr>
+        <w:spacing w:after="60" w:before="120" w:line="300" w:lineRule="auto"/>
+      </w:pPr>
+      <w:r>
+        <w:rPr>
+          <w:rFonts w:ascii="Calibri" w:hAnsi="Calibri" w:eastAsia="黑体"/>
+          <w:b/>
+          <w:sz w:val="21"/>
+        </w:rPr>
+        <w:t>5.1 现在卡在哪（这不是福利空谈，是经营议题）</w:t>
+      </w:r>
+    </w:p>
+    <w:p>
+      <w:pPr>
+        <w:spacing w:after="80" w:before="0" w:line="300" w:lineRule="auto"/>
+        <w:ind w:left="170"/>
       </w:pPr>
       <w:r>
         <w:rPr>
           <w:rFonts w:ascii="Calibri" w:hAnsi="Calibri" w:eastAsia="宋体"/>
           <w:b w:val="0"/>
-          <w:sz w:val="22"/>
+          <w:sz w:val="21"/>
         </w:rPr>
         <w:t xml:space="preserve">• </w:t>
       </w:r>
@@ -1562,103 +4138,21 @@
         <w:rPr>
           <w:rFonts w:ascii="Calibri" w:hAnsi="Calibri" w:eastAsia="宋体"/>
           <w:b w:val="0"/>
-          <w:sz w:val="22"/>
+          <w:sz w:val="21"/>
         </w:rPr>
-        <w:t>呼声：计划运营全景节点一张图；供应商分级；劳务队伍制度化；质量纳入项目经理硬考核；先止损后追责；安全一票否决。</w:t>
+        <w:t>约四成答卷提到休息/调休相关诉求：周六产出低、法定假与单休叠加不合理、驻外/出差调休不对等、调休到期一刀切。</w:t>
       </w:r>
     </w:p>
     <w:p>
       <w:pPr>
-        <w:spacing w:after="100" w:before="0" w:line="312" w:lineRule="auto"/>
-      </w:pPr>
-      <w:r>
-        <w:rPr>
-          <w:rFonts w:ascii="Calibri" w:hAnsi="Calibri" w:eastAsia="宋体"/>
-          <w:b/>
-          <w:sz w:val="22"/>
-        </w:rPr>
-        <w:t>建议讨论问题</w:t>
-      </w:r>
-    </w:p>
-    <w:p>
-      <w:pPr>
-        <w:spacing w:after="100" w:before="0" w:line="312" w:lineRule="auto"/>
-        <w:ind w:left="113"/>
+        <w:spacing w:after="80" w:before="0" w:line="300" w:lineRule="auto"/>
+        <w:ind w:left="170"/>
       </w:pPr>
       <w:r>
         <w:rPr>
           <w:rFonts w:ascii="Calibri" w:hAnsi="Calibri" w:eastAsia="宋体"/>
           <w:b w:val="0"/>
-          <w:sz w:val="22"/>
-        </w:rPr>
-        <w:t>1. 计划运营部是否明确为后端执行“总控”角色？节点目标是否对后端部门具约束力？</w:t>
-      </w:r>
-    </w:p>
-    <w:p>
-      <w:pPr>
-        <w:spacing w:after="100" w:before="0" w:line="312" w:lineRule="auto"/>
-        <w:ind w:left="113"/>
-      </w:pPr>
-      <w:r>
-        <w:rPr>
-          <w:rFonts w:ascii="Calibri" w:hAnsi="Calibri" w:eastAsia="宋体"/>
-          <w:b w:val="0"/>
-          <w:sz w:val="22"/>
-        </w:rPr>
-        <w:t>2. 项目启动交底、变更纪要、完工复盘是否强制？</w:t>
-      </w:r>
-    </w:p>
-    <w:p>
-      <w:pPr>
-        <w:spacing w:after="100" w:before="0" w:line="312" w:lineRule="auto"/>
-        <w:ind w:left="113"/>
-      </w:pPr>
-      <w:r>
-        <w:rPr>
-          <w:rFonts w:ascii="Calibri" w:hAnsi="Calibri" w:eastAsia="宋体"/>
-          <w:b w:val="0"/>
-          <w:sz w:val="22"/>
-        </w:rPr>
-        <w:t>3. 供应商分级与末位淘汰、质检标准（尤其焊接/细节）是否本半年落地？</w:t>
-      </w:r>
-    </w:p>
-    <w:p>
-      <w:pPr>
-        <w:spacing w:after="100" w:before="0" w:line="312" w:lineRule="auto"/>
-        <w:ind w:left="113"/>
-      </w:pPr>
-      <w:r>
-        <w:rPr>
-          <w:rFonts w:ascii="Calibri" w:hAnsi="Calibri" w:eastAsia="宋体"/>
-          <w:b w:val="0"/>
-          <w:sz w:val="22"/>
-        </w:rPr>
-        <w:t>4. 交付口碑（客户满意度/返工率/节点达成）是否进入项目组织奖金？</w:t>
-      </w:r>
-    </w:p>
-    <w:p>
-      <w:pPr>
-        <w:spacing w:after="100" w:before="0" w:line="312" w:lineRule="auto"/>
-      </w:pPr>
-      <w:r>
-        <w:rPr>
-          <w:rFonts w:ascii="Calibri" w:hAnsi="Calibri" w:eastAsia="宋体"/>
-          <w:b/>
-          <w:sz w:val="22"/>
-        </w:rPr>
-        <w:t>可选决策方向</w:t>
-      </w:r>
-    </w:p>
-    <w:p>
-      <w:pPr>
-        <w:spacing w:after="100" w:before="0" w:line="312" w:lineRule="auto"/>
-        <w:ind w:left="198"/>
-      </w:pPr>
-      <w:r>
-        <w:rPr>
-          <w:rFonts w:ascii="Calibri" w:hAnsi="Calibri" w:eastAsia="宋体"/>
-          <w:b w:val="0"/>
-          <w:sz w:val="22"/>
+          <w:sz w:val="21"/>
         </w:rPr>
         <w:t xml:space="preserve">• </w:t>
       </w:r>
@@ -1666,21 +4160,21 @@
         <w:rPr>
           <w:rFonts w:ascii="Calibri" w:hAnsi="Calibri" w:eastAsia="宋体"/>
           <w:b w:val="0"/>
-          <w:sz w:val="22"/>
+          <w:sz w:val="21"/>
         </w:rPr>
-        <w:t>A. 强化计划运营总控 + 复盘制度 + 供应商/质检硬约束</w:t>
+        <w:t>考勤痛点非常具体：28 楼电梯拥堵 + 必须连公司 WiFi 打卡 → 早高峰焦虑。</w:t>
       </w:r>
     </w:p>
     <w:p>
       <w:pPr>
-        <w:spacing w:after="100" w:before="0" w:line="312" w:lineRule="auto"/>
-        <w:ind w:left="198"/>
+        <w:spacing w:after="80" w:before="0" w:line="300" w:lineRule="auto"/>
+        <w:ind w:left="170"/>
       </w:pPr>
       <w:r>
         <w:rPr>
           <w:rFonts w:ascii="Calibri" w:hAnsi="Calibri" w:eastAsia="宋体"/>
           <w:b w:val="0"/>
-          <w:sz w:val="22"/>
+          <w:sz w:val="21"/>
         </w:rPr>
         <w:t xml:space="preserve">• </w:t>
       </w:r>
@@ -1688,68 +4182,610 @@
         <w:rPr>
           <w:rFonts w:ascii="Calibri" w:hAnsi="Calibri" w:eastAsia="宋体"/>
           <w:b w:val="0"/>
-          <w:sz w:val="22"/>
+          <w:sz w:val="21"/>
         </w:rPr>
-        <w:t>B. 维持部门垂直管理，仅加强协调会（风险：断链难解）</w:t>
+        <w:t>调研动员时承诺会认真研究建议；若只收集不回应，员工明确说：</w:t>
+      </w:r>
+      <w:r>
+        <w:rPr>
+          <w:rFonts w:ascii="Calibri" w:hAnsi="Calibri" w:eastAsia="宋体"/>
+          <w:b/>
+          <w:sz w:val="21"/>
+        </w:rPr>
+        <w:t>下次没人认真写。</w:t>
       </w:r>
     </w:p>
     <w:p>
       <w:pPr>
-        <w:spacing w:after="100" w:before="0" w:line="312" w:lineRule="auto"/>
-      </w:pPr>
-      <w:r>
-        <w:rPr>
-          <w:rFonts w:ascii="Calibri" w:hAnsi="Calibri" w:eastAsia="宋体"/>
-          <w:b/>
-          <w:sz w:val="22"/>
-        </w:rPr>
-        <w:t>建议结论产物：</w:t>
-      </w:r>
-      <w:r>
-        <w:rPr>
-          <w:rFonts w:ascii="Calibri" w:hAnsi="Calibri" w:eastAsia="宋体"/>
-          <w:b w:val="0"/>
-          <w:sz w:val="22"/>
-        </w:rPr>
-        <w:t xml:space="preserve"> 《下半年交付提升三项硬措施》（总控、复盘、供应商/质量）</w:t>
-      </w:r>
-    </w:p>
-    <w:p>
-      <w:pPr>
-        <w:spacing w:after="100" w:before="160" w:line="312" w:lineRule="auto"/>
+        <w:spacing w:after="60" w:before="120" w:line="300" w:lineRule="auto"/>
       </w:pPr>
       <w:r>
         <w:rPr>
           <w:rFonts w:ascii="Calibri" w:hAnsi="Calibri" w:eastAsia="黑体"/>
           <w:b/>
-          <w:sz w:val="23"/>
+          <w:sz w:val="21"/>
         </w:rPr>
-        <w:t>议题 4：核心竞争力路径——EPC 深化 vs 自有产能</w:t>
+        <w:t>5.2 会上必须拍板的 5 件事（建议当场定“做/试点/不做+理由”）</w:t>
+      </w:r>
+    </w:p>
+    <w:tbl>
+      <w:tblPr>
+        <w:tblStyle w:val="TableGrid"/>
+        <w:tblW w:type="auto" w:w="0"/>
+        <w:jc w:val="center"/>
+        <w:tblLook w:firstColumn="1" w:firstRow="1" w:lastColumn="0" w:lastRow="0" w:noHBand="0" w:noVBand="1" w:val="04A0"/>
+      </w:tblPr>
+      <w:tblGrid>
+        <w:gridCol w:w="3324"/>
+        <w:gridCol w:w="3324"/>
+        <w:gridCol w:w="3324"/>
+      </w:tblGrid>
+      <w:tr>
+        <w:tc>
+          <w:tcPr>
+            <w:tcW w:type="dxa" w:w="3324"/>
+            <w:shd w:fill="D9E2F3" w:val="clear"/>
+          </w:tcPr>
+          <w:p>
+            <w:r/>
+            <w:r>
+              <w:rPr>
+                <w:rFonts w:ascii="Calibri" w:hAnsi="Calibri" w:eastAsia="黑体"/>
+                <w:b/>
+                <w:sz w:val="16"/>
+              </w:rPr>
+              <w:t>序号</w:t>
+            </w:r>
+          </w:p>
+        </w:tc>
+        <w:tc>
+          <w:tcPr>
+            <w:tcW w:type="dxa" w:w="3324"/>
+            <w:shd w:fill="D9E2F3" w:val="clear"/>
+          </w:tcPr>
+          <w:p>
+            <w:r/>
+            <w:r>
+              <w:rPr>
+                <w:rFonts w:ascii="Calibri" w:hAnsi="Calibri" w:eastAsia="黑体"/>
+                <w:b/>
+                <w:sz w:val="16"/>
+              </w:rPr>
+              <w:t>拍板事项</w:t>
+            </w:r>
+          </w:p>
+        </w:tc>
+        <w:tc>
+          <w:tcPr>
+            <w:tcW w:type="dxa" w:w="3324"/>
+            <w:shd w:fill="D9E2F3" w:val="clear"/>
+          </w:tcPr>
+          <w:p>
+            <w:r/>
+            <w:r>
+              <w:rPr>
+                <w:rFonts w:ascii="Calibri" w:hAnsi="Calibri" w:eastAsia="黑体"/>
+                <w:b/>
+                <w:sz w:val="16"/>
+              </w:rPr>
+              <w:t>可选具体口径</w:t>
+            </w:r>
+          </w:p>
+        </w:tc>
+      </w:tr>
+      <w:tr>
+        <w:tc>
+          <w:tcPr>
+            <w:tcW w:type="dxa" w:w="3324"/>
+          </w:tcPr>
+          <w:p>
+            <w:r/>
+            <w:r>
+              <w:rPr>
+                <w:rFonts w:ascii="Calibri" w:hAnsi="Calibri" w:eastAsia="宋体"/>
+                <w:b w:val="0"/>
+                <w:sz w:val="16"/>
+              </w:rPr>
+              <w:t>1</w:t>
+            </w:r>
+          </w:p>
+        </w:tc>
+        <w:tc>
+          <w:tcPr>
+            <w:tcW w:type="dxa" w:w="3324"/>
+          </w:tcPr>
+          <w:p>
+            <w:r/>
+            <w:r>
+              <w:rPr>
+                <w:rFonts w:ascii="Calibri" w:hAnsi="Calibri" w:eastAsia="宋体"/>
+                <w:b w:val="0"/>
+                <w:sz w:val="16"/>
+              </w:rPr>
+              <w:t>调研通报</w:t>
+            </w:r>
+          </w:p>
+        </w:tc>
+        <w:tc>
+          <w:tcPr>
+            <w:tcW w:type="dxa" w:w="3324"/>
+          </w:tcPr>
+          <w:p>
+            <w:r/>
+            <w:r>
+              <w:rPr>
+                <w:rFonts w:ascii="Calibri" w:hAnsi="Calibri" w:eastAsia="宋体"/>
+                <w:b w:val="0"/>
+                <w:sz w:val="16"/>
+              </w:rPr>
+              <w:t>是否 2 周内全员通报：已采纳 / 研究试点 / 暂缓及理由</w:t>
+            </w:r>
+          </w:p>
+        </w:tc>
+      </w:tr>
+      <w:tr>
+        <w:tc>
+          <w:tcPr>
+            <w:tcW w:type="dxa" w:w="3324"/>
+          </w:tcPr>
+          <w:p>
+            <w:r/>
+            <w:r>
+              <w:rPr>
+                <w:rFonts w:ascii="Calibri" w:hAnsi="Calibri" w:eastAsia="宋体"/>
+                <w:b w:val="0"/>
+                <w:sz w:val="16"/>
+              </w:rPr>
+              <w:t>2</w:t>
+            </w:r>
+          </w:p>
+        </w:tc>
+        <w:tc>
+          <w:tcPr>
+            <w:tcW w:type="dxa" w:w="3324"/>
+          </w:tcPr>
+          <w:p>
+            <w:r/>
+            <w:r>
+              <w:rPr>
+                <w:rFonts w:ascii="Calibri" w:hAnsi="Calibri" w:eastAsia="宋体"/>
+                <w:b w:val="0"/>
+                <w:sz w:val="16"/>
+              </w:rPr>
+              <w:t>休息制度</w:t>
+            </w:r>
+          </w:p>
+        </w:tc>
+        <w:tc>
+          <w:tcPr>
+            <w:tcW w:type="dxa" w:w="3324"/>
+          </w:tcPr>
+          <w:p>
+            <w:r/>
+            <w:r>
+              <w:rPr>
+                <w:rFonts w:ascii="Calibri" w:hAnsi="Calibri" w:eastAsia="宋体"/>
+                <w:b w:val="0"/>
+                <w:sz w:val="16"/>
+              </w:rPr>
+              <w:t>①维持单双休；②弹性双休试点（有任务周六到岗，无任务休息）；③逐步双休——三选一</w:t>
+            </w:r>
+          </w:p>
+        </w:tc>
+      </w:tr>
+      <w:tr>
+        <w:tc>
+          <w:tcPr>
+            <w:tcW w:type="dxa" w:w="3324"/>
+          </w:tcPr>
+          <w:p>
+            <w:r/>
+            <w:r>
+              <w:rPr>
+                <w:rFonts w:ascii="Calibri" w:hAnsi="Calibri" w:eastAsia="宋体"/>
+                <w:b w:val="0"/>
+                <w:sz w:val="16"/>
+              </w:rPr>
+              <w:t>3</w:t>
+            </w:r>
+          </w:p>
+        </w:tc>
+        <w:tc>
+          <w:tcPr>
+            <w:tcW w:type="dxa" w:w="3324"/>
+          </w:tcPr>
+          <w:p>
+            <w:r/>
+            <w:r>
+              <w:rPr>
+                <w:rFonts w:ascii="Calibri" w:hAnsi="Calibri" w:eastAsia="宋体"/>
+                <w:b w:val="0"/>
+                <w:sz w:val="16"/>
+              </w:rPr>
+              <w:t>调休规则</w:t>
+            </w:r>
+          </w:p>
+        </w:tc>
+        <w:tc>
+          <w:tcPr>
+            <w:tcW w:type="dxa" w:w="3324"/>
+          </w:tcPr>
+          <w:p>
+            <w:r/>
+            <w:r>
+              <w:rPr>
+                <w:rFonts w:ascii="Calibri" w:hAnsi="Calibri" w:eastAsia="宋体"/>
+                <w:b w:val="0"/>
+                <w:sz w:val="16"/>
+              </w:rPr>
+              <w:t>是否修订：出差遇双休按实际天数、驻外补偿、到期前提醒、法定假不挪用月休凑长假</w:t>
+            </w:r>
+          </w:p>
+        </w:tc>
+      </w:tr>
+      <w:tr>
+        <w:tc>
+          <w:tcPr>
+            <w:tcW w:type="dxa" w:w="3324"/>
+          </w:tcPr>
+          <w:p>
+            <w:r/>
+            <w:r>
+              <w:rPr>
+                <w:rFonts w:ascii="Calibri" w:hAnsi="Calibri" w:eastAsia="宋体"/>
+                <w:b w:val="0"/>
+                <w:sz w:val="16"/>
+              </w:rPr>
+              <w:t>4</w:t>
+            </w:r>
+          </w:p>
+        </w:tc>
+        <w:tc>
+          <w:tcPr>
+            <w:tcW w:type="dxa" w:w="3324"/>
+          </w:tcPr>
+          <w:p>
+            <w:r/>
+            <w:r>
+              <w:rPr>
+                <w:rFonts w:ascii="Calibri" w:hAnsi="Calibri" w:eastAsia="宋体"/>
+                <w:b w:val="0"/>
+                <w:sz w:val="16"/>
+              </w:rPr>
+              <w:t>考勤</w:t>
+            </w:r>
+          </w:p>
+        </w:tc>
+        <w:tc>
+          <w:tcPr>
+            <w:tcW w:type="dxa" w:w="3324"/>
+          </w:tcPr>
+          <w:p>
+            <w:r/>
+            <w:r>
+              <w:rPr>
+                <w:rFonts w:ascii="Calibri" w:hAnsi="Calibri" w:eastAsia="宋体"/>
+                <w:b w:val="0"/>
+                <w:sz w:val="16"/>
+              </w:rPr>
+              <w:t>是否启用楼下定位打卡 / 错峰上班 / 弹性上下班中的一项或组合</w:t>
+            </w:r>
+          </w:p>
+        </w:tc>
+      </w:tr>
+      <w:tr>
+        <w:tc>
+          <w:tcPr>
+            <w:tcW w:type="dxa" w:w="3324"/>
+          </w:tcPr>
+          <w:p>
+            <w:r/>
+            <w:r>
+              <w:rPr>
+                <w:rFonts w:ascii="Calibri" w:hAnsi="Calibri" w:eastAsia="宋体"/>
+                <w:b w:val="0"/>
+                <w:sz w:val="16"/>
+              </w:rPr>
+              <w:t>5</w:t>
+            </w:r>
+          </w:p>
+        </w:tc>
+        <w:tc>
+          <w:tcPr>
+            <w:tcW w:type="dxa" w:w="3324"/>
+          </w:tcPr>
+          <w:p>
+            <w:r/>
+            <w:r>
+              <w:rPr>
+                <w:rFonts w:ascii="Calibri" w:hAnsi="Calibri" w:eastAsia="宋体"/>
+                <w:b w:val="0"/>
+                <w:sz w:val="16"/>
+              </w:rPr>
+              <w:t>试点评估</w:t>
+            </w:r>
+          </w:p>
+        </w:tc>
+        <w:tc>
+          <w:tcPr>
+            <w:tcW w:type="dxa" w:w="3324"/>
+          </w:tcPr>
+          <w:p>
+            <w:r/>
+            <w:r>
+              <w:rPr>
+                <w:rFonts w:ascii="Calibri" w:hAnsi="Calibri" w:eastAsia="宋体"/>
+                <w:b w:val="0"/>
+                <w:sz w:val="16"/>
+              </w:rPr>
+              <w:t>若试点：范围（全员或职能部门）、周期（如 8–10 月）、评估指标（产出、加班、离职意向、投诉）</w:t>
+            </w:r>
+          </w:p>
+        </w:tc>
+      </w:tr>
+    </w:tbl>
+    <w:p>
+      <w:pPr>
+        <w:spacing w:after="40"/>
+      </w:pPr>
+    </w:p>
+    <w:p>
+      <w:pPr>
+        <w:spacing w:after="60" w:before="120" w:line="300" w:lineRule="auto"/>
+      </w:pPr>
+      <w:r>
+        <w:rPr>
+          <w:rFonts w:ascii="Calibri" w:hAnsi="Calibri" w:eastAsia="黑体"/>
+          <w:b/>
+          <w:sz w:val="21"/>
+        </w:rPr>
+        <w:t>5.3 可选方案</w:t>
+      </w:r>
+    </w:p>
+    <w:tbl>
+      <w:tblPr>
+        <w:tblStyle w:val="TableGrid"/>
+        <w:tblW w:type="auto" w:w="0"/>
+        <w:jc w:val="center"/>
+        <w:tblLook w:firstColumn="1" w:firstRow="1" w:lastColumn="0" w:lastRow="0" w:noHBand="0" w:noVBand="1" w:val="04A0"/>
+      </w:tblPr>
+      <w:tblGrid>
+        <w:gridCol w:w="3324"/>
+        <w:gridCol w:w="3324"/>
+        <w:gridCol w:w="3324"/>
+      </w:tblGrid>
+      <w:tr>
+        <w:tc>
+          <w:tcPr>
+            <w:tcW w:type="dxa" w:w="3324"/>
+            <w:shd w:fill="D9E2F3" w:val="clear"/>
+          </w:tcPr>
+          <w:p>
+            <w:r/>
+            <w:r>
+              <w:rPr>
+                <w:rFonts w:ascii="Calibri" w:hAnsi="Calibri" w:eastAsia="黑体"/>
+                <w:b/>
+                <w:sz w:val="16"/>
+              </w:rPr>
+              <w:t>方案</w:t>
+            </w:r>
+          </w:p>
+        </w:tc>
+        <w:tc>
+          <w:tcPr>
+            <w:tcW w:type="dxa" w:w="3324"/>
+            <w:shd w:fill="D9E2F3" w:val="clear"/>
+          </w:tcPr>
+          <w:p>
+            <w:r/>
+            <w:r>
+              <w:rPr>
+                <w:rFonts w:ascii="Calibri" w:hAnsi="Calibri" w:eastAsia="黑体"/>
+                <w:b/>
+                <w:sz w:val="16"/>
+              </w:rPr>
+              <w:t>内容</w:t>
+            </w:r>
+          </w:p>
+        </w:tc>
+        <w:tc>
+          <w:tcPr>
+            <w:tcW w:type="dxa" w:w="3324"/>
+            <w:shd w:fill="D9E2F3" w:val="clear"/>
+          </w:tcPr>
+          <w:p>
+            <w:r/>
+            <w:r>
+              <w:rPr>
+                <w:rFonts w:ascii="Calibri" w:hAnsi="Calibri" w:eastAsia="黑体"/>
+                <w:b/>
+                <w:sz w:val="16"/>
+              </w:rPr>
+              <w:t>预期</w:t>
+            </w:r>
+          </w:p>
+        </w:tc>
+      </w:tr>
+      <w:tr>
+        <w:tc>
+          <w:tcPr>
+            <w:tcW w:type="dxa" w:w="3324"/>
+          </w:tcPr>
+          <w:p>
+            <w:r/>
+            <w:r>
+              <w:rPr>
+                <w:rFonts w:ascii="Calibri" w:hAnsi="Calibri" w:eastAsia="宋体"/>
+                <w:b w:val="0"/>
+                <w:sz w:val="16"/>
+              </w:rPr>
+              <w:t>A 通报+低成本先改考勤（必做底座）</w:t>
+            </w:r>
+          </w:p>
+        </w:tc>
+        <w:tc>
+          <w:tcPr>
+            <w:tcW w:type="dxa" w:w="3324"/>
+          </w:tcPr>
+          <w:p>
+            <w:r/>
+            <w:r>
+              <w:rPr>
+                <w:rFonts w:ascii="Calibri" w:hAnsi="Calibri" w:eastAsia="宋体"/>
+                <w:b w:val="0"/>
+                <w:sz w:val="16"/>
+              </w:rPr>
+              <w:t>2 周通报；先改打卡方式缓解电梯问题</w:t>
+            </w:r>
+          </w:p>
+        </w:tc>
+        <w:tc>
+          <w:tcPr>
+            <w:tcW w:type="dxa" w:w="3324"/>
+          </w:tcPr>
+          <w:p>
+            <w:r/>
+            <w:r>
+              <w:rPr>
+                <w:rFonts w:ascii="Calibri" w:hAnsi="Calibri" w:eastAsia="宋体"/>
+                <w:b w:val="0"/>
+                <w:sz w:val="16"/>
+              </w:rPr>
+              <w:t>快速建立“建言有用”的信任</w:t>
+            </w:r>
+          </w:p>
+        </w:tc>
+      </w:tr>
+      <w:tr>
+        <w:tc>
+          <w:tcPr>
+            <w:tcW w:type="dxa" w:w="3324"/>
+          </w:tcPr>
+          <w:p>
+            <w:r/>
+            <w:r>
+              <w:rPr>
+                <w:rFonts w:ascii="Calibri" w:hAnsi="Calibri" w:eastAsia="宋体"/>
+                <w:b w:val="0"/>
+                <w:sz w:val="16"/>
+              </w:rPr>
+              <w:t>B 弹性双休试点（推荐讨论）</w:t>
+            </w:r>
+          </w:p>
+        </w:tc>
+        <w:tc>
+          <w:tcPr>
+            <w:tcW w:type="dxa" w:w="3324"/>
+          </w:tcPr>
+          <w:p>
+            <w:r/>
+            <w:r>
+              <w:rPr>
+                <w:rFonts w:ascii="Calibri" w:hAnsi="Calibri" w:eastAsia="宋体"/>
+                <w:b w:val="0"/>
+                <w:sz w:val="16"/>
+              </w:rPr>
+              <w:t>业务高峰可到岗，不计特殊加班成本；无事真休息</w:t>
+            </w:r>
+          </w:p>
+        </w:tc>
+        <w:tc>
+          <w:tcPr>
+            <w:tcW w:type="dxa" w:w="3324"/>
+          </w:tcPr>
+          <w:p>
+            <w:r/>
+            <w:r>
+              <w:rPr>
+                <w:rFonts w:ascii="Calibri" w:hAnsi="Calibri" w:eastAsia="宋体"/>
+                <w:b w:val="0"/>
+                <w:sz w:val="16"/>
+              </w:rPr>
+              <w:t>回应最高频诉求，又保留经营弹性</w:t>
+            </w:r>
+          </w:p>
+        </w:tc>
+      </w:tr>
+      <w:tr>
+        <w:tc>
+          <w:tcPr>
+            <w:tcW w:type="dxa" w:w="3324"/>
+          </w:tcPr>
+          <w:p>
+            <w:r/>
+            <w:r>
+              <w:rPr>
+                <w:rFonts w:ascii="Calibri" w:hAnsi="Calibri" w:eastAsia="宋体"/>
+                <w:b w:val="0"/>
+                <w:sz w:val="16"/>
+              </w:rPr>
+              <w:t>C 暂不改休息制度</w:t>
+            </w:r>
+          </w:p>
+        </w:tc>
+        <w:tc>
+          <w:tcPr>
+            <w:tcW w:type="dxa" w:w="3324"/>
+          </w:tcPr>
+          <w:p>
+            <w:r/>
+            <w:r>
+              <w:rPr>
+                <w:rFonts w:ascii="Calibri" w:hAnsi="Calibri" w:eastAsia="宋体"/>
+                <w:b w:val="0"/>
+                <w:sz w:val="16"/>
+              </w:rPr>
+              <w:t>必须在通报中给清理由与替代补偿（如调休优化、驻外补贴）</w:t>
+            </w:r>
+          </w:p>
+        </w:tc>
+        <w:tc>
+          <w:tcPr>
+            <w:tcW w:type="dxa" w:w="3324"/>
+          </w:tcPr>
+          <w:p>
+            <w:r/>
+            <w:r>
+              <w:rPr>
+                <w:rFonts w:ascii="Calibri" w:hAnsi="Calibri" w:eastAsia="宋体"/>
+                <w:b w:val="0"/>
+                <w:sz w:val="16"/>
+              </w:rPr>
+              <w:t>避免“沉默=漠视”</w:t>
+            </w:r>
+          </w:p>
+        </w:tc>
+      </w:tr>
+    </w:tbl>
+    <w:p>
+      <w:pPr>
+        <w:spacing w:after="40"/>
+      </w:pPr>
+    </w:p>
+    <w:p>
+      <w:pPr>
+        <w:spacing w:after="60" w:before="120" w:line="300" w:lineRule="auto"/>
+      </w:pPr>
+      <w:r>
+        <w:rPr>
+          <w:rFonts w:ascii="Calibri" w:hAnsi="Calibri" w:eastAsia="黑体"/>
+          <w:b/>
+          <w:sz w:val="21"/>
+        </w:rPr>
+        <w:t>5.4 会后产物</w:t>
       </w:r>
     </w:p>
     <w:p>
       <w:pPr>
-        <w:spacing w:after="100" w:before="0" w:line="312" w:lineRule="auto"/>
-      </w:pPr>
-      <w:r>
-        <w:rPr>
-          <w:rFonts w:ascii="Calibri" w:hAnsi="Calibri" w:eastAsia="宋体"/>
-          <w:b/>
-          <w:sz w:val="22"/>
-        </w:rPr>
-        <w:t>员工侧信号</w:t>
-      </w:r>
-    </w:p>
-    <w:p>
-      <w:pPr>
-        <w:spacing w:after="100" w:before="0" w:line="312" w:lineRule="auto"/>
-        <w:ind w:left="198"/>
+        <w:spacing w:after="80" w:before="0" w:line="300" w:lineRule="auto"/>
+        <w:ind w:left="170"/>
       </w:pPr>
       <w:r>
         <w:rPr>
           <w:rFonts w:ascii="Calibri" w:hAnsi="Calibri" w:eastAsia="宋体"/>
           <w:b w:val="0"/>
-          <w:sz w:val="22"/>
+          <w:sz w:val="21"/>
         </w:rPr>
         <w:t xml:space="preserve">• </w:t>
       </w:r>
@@ -1757,21 +4793,21 @@
         <w:rPr>
           <w:rFonts w:ascii="Calibri" w:hAnsi="Calibri" w:eastAsia="宋体"/>
           <w:b w:val="0"/>
-          <w:sz w:val="22"/>
+          <w:sz w:val="21"/>
         </w:rPr>
-        <w:t>共识：竞争力是组合能力（EPC + 细分专业 + 履约口碑 + 技术差异化 + 组织能力）。</w:t>
+        <w:t>《调研结果与公司态度通报稿》（总经办）</w:t>
       </w:r>
     </w:p>
     <w:p>
       <w:pPr>
-        <w:spacing w:after="100" w:before="0" w:line="312" w:lineRule="auto"/>
-        <w:ind w:left="198"/>
+        <w:spacing w:after="80" w:before="0" w:line="300" w:lineRule="auto"/>
+        <w:ind w:left="170"/>
       </w:pPr>
       <w:r>
         <w:rPr>
           <w:rFonts w:ascii="Calibri" w:hAnsi="Calibri" w:eastAsia="宋体"/>
           <w:b w:val="0"/>
-          <w:sz w:val="22"/>
+          <w:sz w:val="21"/>
         </w:rPr>
         <w:t xml:space="preserve">• </w:t>
       </w:r>
@@ -1779,21 +4815,593 @@
         <w:rPr>
           <w:rFonts w:ascii="Calibri" w:hAnsi="Calibri" w:eastAsia="宋体"/>
           <w:b w:val="0"/>
-          <w:sz w:val="22"/>
+          <w:sz w:val="21"/>
         </w:rPr>
-        <w:t>焦虑：无拳头产品、参观无样品、纯集成商缺定价权。</w:t>
+        <w:t>《休息/考勤/调休决议纪要》（人力+行政）：做什么、谁负责、何时生效、如何评估。</w:t>
       </w:r>
     </w:p>
     <w:p>
       <w:pPr>
-        <w:spacing w:after="100" w:before="0" w:line="312" w:lineRule="auto"/>
-        <w:ind w:left="198"/>
+        <w:spacing w:after="100" w:before="200" w:line="300" w:lineRule="auto"/>
+      </w:pPr>
+      <w:r>
+        <w:rPr>
+          <w:rFonts w:ascii="Calibri" w:hAnsi="Calibri" w:eastAsia="黑体"/>
+          <w:b/>
+          <w:sz w:val="24"/>
+        </w:rPr>
+        <w:t>议题 6：跨部门协同与权责机制</w:t>
+      </w:r>
+    </w:p>
+    <w:p>
+      <w:pPr>
+        <w:spacing w:after="60" w:before="120" w:line="300" w:lineRule="auto"/>
+      </w:pPr>
+      <w:r>
+        <w:rPr>
+          <w:rFonts w:ascii="Calibri" w:hAnsi="Calibri" w:eastAsia="黑体"/>
+          <w:b/>
+          <w:sz w:val="21"/>
+        </w:rPr>
+        <w:t>6.1 现在卡在哪（结合调研中的具体摩擦点）</w:t>
+      </w:r>
+    </w:p>
+    <w:p>
+      <w:pPr>
+        <w:spacing w:after="80" w:before="0" w:line="300" w:lineRule="auto"/>
       </w:pPr>
       <w:r>
         <w:rPr>
           <w:rFonts w:ascii="Calibri" w:hAnsi="Calibri" w:eastAsia="宋体"/>
           <w:b w:val="0"/>
-          <w:sz w:val="22"/>
+          <w:sz w:val="21"/>
+        </w:rPr>
+        <w:t>调研里反复出现、且已具体到接口的问题，建议本轮只啃最痛的，不空谈“加强协同”：</w:t>
+      </w:r>
+    </w:p>
+    <w:tbl>
+      <w:tblPr>
+        <w:tblStyle w:val="TableGrid"/>
+        <w:tblW w:type="auto" w:w="0"/>
+        <w:jc w:val="center"/>
+        <w:tblLook w:firstColumn="1" w:firstRow="1" w:lastColumn="0" w:lastRow="0" w:noHBand="0" w:noVBand="1" w:val="04A0"/>
+      </w:tblPr>
+      <w:tblGrid>
+        <w:gridCol w:w="4986"/>
+        <w:gridCol w:w="4986"/>
+      </w:tblGrid>
+      <w:tr>
+        <w:tc>
+          <w:tcPr>
+            <w:tcW w:type="dxa" w:w="4986"/>
+            <w:shd w:fill="D9E2F3" w:val="clear"/>
+          </w:tcPr>
+          <w:p>
+            <w:r/>
+            <w:r>
+              <w:rPr>
+                <w:rFonts w:ascii="Calibri" w:hAnsi="Calibri" w:eastAsia="黑体"/>
+                <w:b/>
+                <w:sz w:val="16"/>
+              </w:rPr>
+              <w:t>高频摩擦接口</w:t>
+            </w:r>
+          </w:p>
+        </w:tc>
+        <w:tc>
+          <w:tcPr>
+            <w:tcW w:type="dxa" w:w="4986"/>
+            <w:shd w:fill="D9E2F3" w:val="clear"/>
+          </w:tcPr>
+          <w:p>
+            <w:r/>
+            <w:r>
+              <w:rPr>
+                <w:rFonts w:ascii="Calibri" w:hAnsi="Calibri" w:eastAsia="黑体"/>
+                <w:b/>
+                <w:sz w:val="16"/>
+              </w:rPr>
+              <w:t>员工描述的典型现象</w:t>
+            </w:r>
+          </w:p>
+        </w:tc>
+      </w:tr>
+      <w:tr>
+        <w:tc>
+          <w:tcPr>
+            <w:tcW w:type="dxa" w:w="4986"/>
+          </w:tcPr>
+          <w:p>
+            <w:r/>
+            <w:r>
+              <w:rPr>
+                <w:rFonts w:ascii="Calibri" w:hAnsi="Calibri" w:eastAsia="宋体"/>
+                <w:b w:val="0"/>
+                <w:sz w:val="16"/>
+              </w:rPr>
+              <w:t>业务 ↔ 技术</w:t>
+            </w:r>
+          </w:p>
+        </w:tc>
+        <w:tc>
+          <w:tcPr>
+            <w:tcW w:type="dxa" w:w="4986"/>
+          </w:tcPr>
+          <w:p>
+            <w:r/>
+            <w:r>
+              <w:rPr>
+                <w:rFonts w:ascii="Calibri" w:hAnsi="Calibri" w:eastAsia="宋体"/>
+                <w:b w:val="0"/>
+                <w:sz w:val="16"/>
+              </w:rPr>
+              <w:t>需求未澄清就提资；方案反复重启；会议多、打磨少；打单与执行任务互相打断</w:t>
+            </w:r>
+          </w:p>
+        </w:tc>
+      </w:tr>
+      <w:tr>
+        <w:tc>
+          <w:tcPr>
+            <w:tcW w:type="dxa" w:w="4986"/>
+          </w:tcPr>
+          <w:p>
+            <w:r/>
+            <w:r>
+              <w:rPr>
+                <w:rFonts w:ascii="Calibri" w:hAnsi="Calibri" w:eastAsia="宋体"/>
+                <w:b w:val="0"/>
+                <w:sz w:val="16"/>
+              </w:rPr>
+              <w:t>设计 ↔ 采购 ↔ 质检</w:t>
+            </w:r>
+          </w:p>
+        </w:tc>
+        <w:tc>
+          <w:tcPr>
+            <w:tcW w:type="dxa" w:w="4986"/>
+          </w:tcPr>
+          <w:p>
+            <w:r/>
+            <w:r>
+              <w:rPr>
+                <w:rFonts w:ascii="Calibri" w:hAnsi="Calibri" w:eastAsia="宋体"/>
+                <w:b w:val="0"/>
+                <w:sz w:val="16"/>
+              </w:rPr>
+              <w:t>提资参数不清；厂家返资慢；物资与质检信息不共享；质量问题到现场才爆</w:t>
+            </w:r>
+          </w:p>
+        </w:tc>
+      </w:tr>
+      <w:tr>
+        <w:tc>
+          <w:tcPr>
+            <w:tcW w:type="dxa" w:w="4986"/>
+          </w:tcPr>
+          <w:p>
+            <w:r/>
+            <w:r>
+              <w:rPr>
+                <w:rFonts w:ascii="Calibri" w:hAnsi="Calibri" w:eastAsia="宋体"/>
+                <w:b w:val="0"/>
+                <w:sz w:val="16"/>
+              </w:rPr>
+              <w:t>发货 ↔ 现场施工</w:t>
+            </w:r>
+          </w:p>
+        </w:tc>
+        <w:tc>
+          <w:tcPr>
+            <w:tcW w:type="dxa" w:w="4986"/>
+          </w:tcPr>
+          <w:p>
+            <w:r/>
+            <w:r>
+              <w:rPr>
+                <w:rFonts w:ascii="Calibri" w:hAnsi="Calibri" w:eastAsia="宋体"/>
+                <w:b w:val="0"/>
+                <w:sz w:val="16"/>
+              </w:rPr>
+              <w:t>发货不听现场节奏，窝工或积压</w:t>
+            </w:r>
+          </w:p>
+        </w:tc>
+      </w:tr>
+      <w:tr>
+        <w:tc>
+          <w:tcPr>
+            <w:tcW w:type="dxa" w:w="4986"/>
+          </w:tcPr>
+          <w:p>
+            <w:r/>
+            <w:r>
+              <w:rPr>
+                <w:rFonts w:ascii="Calibri" w:hAnsi="Calibri" w:eastAsia="宋体"/>
+                <w:b w:val="0"/>
+                <w:sz w:val="16"/>
+              </w:rPr>
+              <w:t>保障部门 ↔ 业务一线</w:t>
+            </w:r>
+          </w:p>
+        </w:tc>
+        <w:tc>
+          <w:tcPr>
+            <w:tcW w:type="dxa" w:w="4986"/>
+          </w:tcPr>
+          <w:p>
+            <w:r/>
+            <w:r>
+              <w:rPr>
+                <w:rFonts w:ascii="Calibri" w:hAnsi="Calibri" w:eastAsia="宋体"/>
+                <w:b w:val="0"/>
+                <w:sz w:val="16"/>
+              </w:rPr>
+              <w:t>报销/票务/盖章审批慢；制度与现场脱节</w:t>
+            </w:r>
+          </w:p>
+        </w:tc>
+      </w:tr>
+      <w:tr>
+        <w:tc>
+          <w:tcPr>
+            <w:tcW w:type="dxa" w:w="4986"/>
+          </w:tcPr>
+          <w:p>
+            <w:r/>
+            <w:r>
+              <w:rPr>
+                <w:rFonts w:ascii="Calibri" w:hAnsi="Calibri" w:eastAsia="宋体"/>
+                <w:b w:val="0"/>
+                <w:sz w:val="16"/>
+              </w:rPr>
+              <w:t>会议机制</w:t>
+            </w:r>
+          </w:p>
+        </w:tc>
+        <w:tc>
+          <w:tcPr>
+            <w:tcW w:type="dxa" w:w="4986"/>
+          </w:tcPr>
+          <w:p>
+            <w:r/>
+            <w:r>
+              <w:rPr>
+                <w:rFonts w:ascii="Calibri" w:hAnsi="Calibri" w:eastAsia="宋体"/>
+                <w:b w:val="0"/>
+                <w:sz w:val="16"/>
+              </w:rPr>
+              <w:t>会时长、变“告状会”，结论与目标不清</w:t>
+            </w:r>
+          </w:p>
+        </w:tc>
+      </w:tr>
+    </w:tbl>
+    <w:p>
+      <w:pPr>
+        <w:spacing w:after="40"/>
+      </w:pPr>
+    </w:p>
+    <w:p>
+      <w:pPr>
+        <w:spacing w:after="60" w:before="120" w:line="300" w:lineRule="auto"/>
+      </w:pPr>
+      <w:r>
+        <w:rPr>
+          <w:rFonts w:ascii="Calibri" w:hAnsi="Calibri" w:eastAsia="黑体"/>
+          <w:b/>
+          <w:sz w:val="21"/>
+        </w:rPr>
+        <w:t>6.2 会上必须拍板的 4 件事</w:t>
+      </w:r>
+    </w:p>
+    <w:tbl>
+      <w:tblPr>
+        <w:tblStyle w:val="TableGrid"/>
+        <w:tblW w:type="auto" w:w="0"/>
+        <w:jc w:val="center"/>
+        <w:tblLook w:firstColumn="1" w:firstRow="1" w:lastColumn="0" w:lastRow="0" w:noHBand="0" w:noVBand="1" w:val="04A0"/>
+      </w:tblPr>
+      <w:tblGrid>
+        <w:gridCol w:w="3324"/>
+        <w:gridCol w:w="3324"/>
+        <w:gridCol w:w="3324"/>
+      </w:tblGrid>
+      <w:tr>
+        <w:tc>
+          <w:tcPr>
+            <w:tcW w:type="dxa" w:w="3324"/>
+            <w:shd w:fill="D9E2F3" w:val="clear"/>
+          </w:tcPr>
+          <w:p>
+            <w:r/>
+            <w:r>
+              <w:rPr>
+                <w:rFonts w:ascii="Calibri" w:hAnsi="Calibri" w:eastAsia="黑体"/>
+                <w:b/>
+                <w:sz w:val="16"/>
+              </w:rPr>
+              <w:t>序号</w:t>
+            </w:r>
+          </w:p>
+        </w:tc>
+        <w:tc>
+          <w:tcPr>
+            <w:tcW w:type="dxa" w:w="3324"/>
+            <w:shd w:fill="D9E2F3" w:val="clear"/>
+          </w:tcPr>
+          <w:p>
+            <w:r/>
+            <w:r>
+              <w:rPr>
+                <w:rFonts w:ascii="Calibri" w:hAnsi="Calibri" w:eastAsia="黑体"/>
+                <w:b/>
+                <w:sz w:val="16"/>
+              </w:rPr>
+              <w:t>拍板事项</w:t>
+            </w:r>
+          </w:p>
+        </w:tc>
+        <w:tc>
+          <w:tcPr>
+            <w:tcW w:type="dxa" w:w="3324"/>
+            <w:shd w:fill="D9E2F3" w:val="clear"/>
+          </w:tcPr>
+          <w:p>
+            <w:r/>
+            <w:r>
+              <w:rPr>
+                <w:rFonts w:ascii="Calibri" w:hAnsi="Calibri" w:eastAsia="黑体"/>
+                <w:b/>
+                <w:sz w:val="16"/>
+              </w:rPr>
+              <w:t>具体到可执行</w:t>
+            </w:r>
+          </w:p>
+        </w:tc>
+      </w:tr>
+      <w:tr>
+        <w:tc>
+          <w:tcPr>
+            <w:tcW w:type="dxa" w:w="3324"/>
+          </w:tcPr>
+          <w:p>
+            <w:r/>
+            <w:r>
+              <w:rPr>
+                <w:rFonts w:ascii="Calibri" w:hAnsi="Calibri" w:eastAsia="宋体"/>
+                <w:b w:val="0"/>
+                <w:sz w:val="16"/>
+              </w:rPr>
+              <w:t>1</w:t>
+            </w:r>
+          </w:p>
+        </w:tc>
+        <w:tc>
+          <w:tcPr>
+            <w:tcW w:type="dxa" w:w="3324"/>
+          </w:tcPr>
+          <w:p>
+            <w:r/>
+            <w:r>
+              <w:rPr>
+                <w:rFonts w:ascii="Calibri" w:hAnsi="Calibri" w:eastAsia="宋体"/>
+                <w:b w:val="0"/>
+                <w:sz w:val="16"/>
+              </w:rPr>
+              <w:t>本半年只攻坚哪 2–3 个接口</w:t>
+            </w:r>
+          </w:p>
+        </w:tc>
+        <w:tc>
+          <w:tcPr>
+            <w:tcW w:type="dxa" w:w="3324"/>
+          </w:tcPr>
+          <w:p>
+            <w:r/>
+            <w:r>
+              <w:rPr>
+                <w:rFonts w:ascii="Calibri" w:hAnsi="Calibri" w:eastAsia="宋体"/>
+                <w:b w:val="0"/>
+                <w:sz w:val="16"/>
+              </w:rPr>
+              <w:t>从上表勾选，不要超过 3 个</w:t>
+            </w:r>
+          </w:p>
+        </w:tc>
+      </w:tr>
+      <w:tr>
+        <w:tc>
+          <w:tcPr>
+            <w:tcW w:type="dxa" w:w="3324"/>
+          </w:tcPr>
+          <w:p>
+            <w:r/>
+            <w:r>
+              <w:rPr>
+                <w:rFonts w:ascii="Calibri" w:hAnsi="Calibri" w:eastAsia="宋体"/>
+                <w:b w:val="0"/>
+                <w:sz w:val="16"/>
+              </w:rPr>
+              <w:t>2</w:t>
+            </w:r>
+          </w:p>
+        </w:tc>
+        <w:tc>
+          <w:tcPr>
+            <w:tcW w:type="dxa" w:w="3324"/>
+          </w:tcPr>
+          <w:p>
+            <w:r/>
+            <w:r>
+              <w:rPr>
+                <w:rFonts w:ascii="Calibri" w:hAnsi="Calibri" w:eastAsia="宋体"/>
+                <w:b w:val="0"/>
+                <w:sz w:val="16"/>
+              </w:rPr>
+              <w:t>每个接口的RACI</w:t>
+            </w:r>
+          </w:p>
+        </w:tc>
+        <w:tc>
+          <w:tcPr>
+            <w:tcW w:type="dxa" w:w="3324"/>
+          </w:tcPr>
+          <w:p>
+            <w:r/>
+            <w:r>
+              <w:rPr>
+                <w:rFonts w:ascii="Calibri" w:hAnsi="Calibri" w:eastAsia="宋体"/>
+                <w:b w:val="0"/>
+                <w:sz w:val="16"/>
+              </w:rPr>
+              <w:t>谁负责（R）、谁审批（A）、谁配合（C）、谁知会（I）；升级找谁、时限多少小时/天</w:t>
+            </w:r>
+          </w:p>
+        </w:tc>
+      </w:tr>
+      <w:tr>
+        <w:tc>
+          <w:tcPr>
+            <w:tcW w:type="dxa" w:w="3324"/>
+          </w:tcPr>
+          <w:p>
+            <w:r/>
+            <w:r>
+              <w:rPr>
+                <w:rFonts w:ascii="Calibri" w:hAnsi="Calibri" w:eastAsia="宋体"/>
+                <w:b w:val="0"/>
+                <w:sz w:val="16"/>
+              </w:rPr>
+              <w:t>3</w:t>
+            </w:r>
+          </w:p>
+        </w:tc>
+        <w:tc>
+          <w:tcPr>
+            <w:tcW w:type="dxa" w:w="3324"/>
+          </w:tcPr>
+          <w:p>
+            <w:r/>
+            <w:r>
+              <w:rPr>
+                <w:rFonts w:ascii="Calibri" w:hAnsi="Calibri" w:eastAsia="宋体"/>
+                <w:b w:val="0"/>
+                <w:sz w:val="16"/>
+              </w:rPr>
+              <w:t>先复产还是先定责</w:t>
+            </w:r>
+          </w:p>
+        </w:tc>
+        <w:tc>
+          <w:tcPr>
+            <w:tcW w:type="dxa" w:w="3324"/>
+          </w:tcPr>
+          <w:p>
+            <w:r/>
+            <w:r>
+              <w:rPr>
+                <w:rFonts w:ascii="Calibri" w:hAnsi="Calibri" w:eastAsia="宋体"/>
+                <w:b w:val="0"/>
+                <w:sz w:val="16"/>
+              </w:rPr>
+              <w:t>是否明确原则：影响交付的问题 24/48 小时内先形成处置方案，复盘追责放项目节点后</w:t>
+            </w:r>
+          </w:p>
+        </w:tc>
+      </w:tr>
+      <w:tr>
+        <w:tc>
+          <w:tcPr>
+            <w:tcW w:type="dxa" w:w="3324"/>
+          </w:tcPr>
+          <w:p>
+            <w:r/>
+            <w:r>
+              <w:rPr>
+                <w:rFonts w:ascii="Calibri" w:hAnsi="Calibri" w:eastAsia="宋体"/>
+                <w:b w:val="0"/>
+                <w:sz w:val="16"/>
+              </w:rPr>
+              <w:t>4</w:t>
+            </w:r>
+          </w:p>
+        </w:tc>
+        <w:tc>
+          <w:tcPr>
+            <w:tcW w:type="dxa" w:w="3324"/>
+          </w:tcPr>
+          <w:p>
+            <w:r/>
+            <w:r>
+              <w:rPr>
+                <w:rFonts w:ascii="Calibri" w:hAnsi="Calibri" w:eastAsia="宋体"/>
+                <w:b w:val="0"/>
+                <w:sz w:val="16"/>
+              </w:rPr>
+              <w:t>会议分流</w:t>
+            </w:r>
+          </w:p>
+        </w:tc>
+        <w:tc>
+          <w:tcPr>
+            <w:tcW w:type="dxa" w:w="3324"/>
+          </w:tcPr>
+          <w:p>
+            <w:r/>
+            <w:r>
+              <w:rPr>
+                <w:rFonts w:ascii="Calibri" w:hAnsi="Calibri" w:eastAsia="宋体"/>
+                <w:b w:val="0"/>
+                <w:sz w:val="16"/>
+              </w:rPr>
+              <w:t>经营决策会只谈结论与资源；争议协调走专题会；禁止无结论的互相指控占用经营会</w:t>
+            </w:r>
+          </w:p>
+        </w:tc>
+      </w:tr>
+    </w:tbl>
+    <w:p>
+      <w:pPr>
+        <w:spacing w:after="40"/>
+      </w:pPr>
+    </w:p>
+    <w:p>
+      <w:pPr>
+        <w:spacing w:after="60" w:before="120" w:line="300" w:lineRule="auto"/>
+      </w:pPr>
+      <w:r>
+        <w:rPr>
+          <w:rFonts w:ascii="Calibri" w:hAnsi="Calibri" w:eastAsia="黑体"/>
+          <w:b/>
+          <w:sz w:val="21"/>
+        </w:rPr>
+        <w:t>6.3 可选方案（按接口举例，便于直接改成决议）</w:t>
+      </w:r>
+    </w:p>
+    <w:p>
+      <w:pPr>
+        <w:spacing w:after="80" w:before="0" w:line="300" w:lineRule="auto"/>
+      </w:pPr>
+      <w:r>
+        <w:rPr>
+          <w:rFonts w:ascii="Calibri" w:hAnsi="Calibri" w:eastAsia="宋体"/>
+          <w:b/>
+          <w:sz w:val="21"/>
+        </w:rPr>
+        <w:t>示例：业务—技术提资接口</w:t>
+      </w:r>
+    </w:p>
+    <w:p>
+      <w:pPr>
+        <w:spacing w:after="80" w:before="0" w:line="300" w:lineRule="auto"/>
+        <w:ind w:left="170"/>
+      </w:pPr>
+      <w:r>
+        <w:rPr>
+          <w:rFonts w:ascii="Calibri" w:hAnsi="Calibri" w:eastAsia="宋体"/>
+          <w:b w:val="0"/>
+          <w:sz w:val="21"/>
         </w:rPr>
         <w:t xml:space="preserve">• </w:t>
       </w:r>
@@ -1801,89 +5409,21 @@
         <w:rPr>
           <w:rFonts w:ascii="Calibri" w:hAnsi="Calibri" w:eastAsia="宋体"/>
           <w:b w:val="0"/>
-          <w:sz w:val="22"/>
+          <w:sz w:val="21"/>
         </w:rPr>
-        <w:t>建议：深化设计壁垒、本地化服务、供应链绑定；亦有自研/参股/租赁产线等产能路径提议。</w:t>
+        <w:t>业务提交提资单 → 技术预审（4 小时内）→ 缺项退回 / 受理排期 → 战略/重点项目才开碰头会。</w:t>
       </w:r>
     </w:p>
     <w:p>
       <w:pPr>
-        <w:spacing w:after="100" w:before="0" w:line="312" w:lineRule="auto"/>
-      </w:pPr>
-      <w:r>
-        <w:rPr>
-          <w:rFonts w:ascii="Calibri" w:hAnsi="Calibri" w:eastAsia="宋体"/>
-          <w:b/>
-          <w:sz w:val="22"/>
-        </w:rPr>
-        <w:t>建议讨论问题</w:t>
-      </w:r>
-    </w:p>
-    <w:p>
-      <w:pPr>
-        <w:spacing w:after="100" w:before="0" w:line="312" w:lineRule="auto"/>
-        <w:ind w:left="113"/>
+        <w:spacing w:after="80" w:before="0" w:line="300" w:lineRule="auto"/>
+        <w:ind w:left="170"/>
       </w:pPr>
       <w:r>
         <w:rPr>
           <w:rFonts w:ascii="Calibri" w:hAnsi="Calibri" w:eastAsia="宋体"/>
           <w:b w:val="0"/>
-          <w:sz w:val="22"/>
-        </w:rPr>
-        <w:t>1. 近 12–24 个月，公司更押注哪条主路径：做深 EPC/方案交付，还是补齐战略品类产能？</w:t>
-      </w:r>
-    </w:p>
-    <w:p>
-      <w:pPr>
-        <w:spacing w:after="100" w:before="0" w:line="312" w:lineRule="auto"/>
-        <w:ind w:left="113"/>
-      </w:pPr>
-      <w:r>
-        <w:rPr>
-          <w:rFonts w:ascii="Calibri" w:hAnsi="Calibri" w:eastAsia="宋体"/>
-          <w:b w:val="0"/>
-          <w:sz w:val="22"/>
-        </w:rPr>
-        <w:t>2. 若碰产能，是否只允许“小步试点”（单品类、租赁/参股、设退出门槛），禁止全面重资产化？</w:t>
-      </w:r>
-    </w:p>
-    <w:p>
-      <w:pPr>
-        <w:spacing w:after="100" w:before="0" w:line="312" w:lineRule="auto"/>
-        <w:ind w:left="113"/>
-      </w:pPr>
-      <w:r>
-        <w:rPr>
-          <w:rFonts w:ascii="Calibri" w:hAnsi="Calibri" w:eastAsia="宋体"/>
-          <w:b w:val="0"/>
-          <w:sz w:val="22"/>
-        </w:rPr>
-        <w:t>3. 哪些技术标签必须从口号变成可售卖能力（智能监测、防腐/气密/出料、绿色低碳等）？</w:t>
-      </w:r>
-    </w:p>
-    <w:p>
-      <w:pPr>
-        <w:spacing w:after="100" w:before="0" w:line="312" w:lineRule="auto"/>
-      </w:pPr>
-      <w:r>
-        <w:rPr>
-          <w:rFonts w:ascii="Calibri" w:hAnsi="Calibri" w:eastAsia="宋体"/>
-          <w:b/>
-          <w:sz w:val="22"/>
-        </w:rPr>
-        <w:t>可选决策方向</w:t>
-      </w:r>
-    </w:p>
-    <w:p>
-      <w:pPr>
-        <w:spacing w:after="100" w:before="0" w:line="312" w:lineRule="auto"/>
-        <w:ind w:left="198"/>
-      </w:pPr>
-      <w:r>
-        <w:rPr>
-          <w:rFonts w:ascii="Calibri" w:hAnsi="Calibri" w:eastAsia="宋体"/>
-          <w:b w:val="0"/>
-          <w:sz w:val="22"/>
+          <w:sz w:val="21"/>
         </w:rPr>
         <w:t xml:space="preserve">• </w:t>
       </w:r>
@@ -1891,21 +5431,34 @@
         <w:rPr>
           <w:rFonts w:ascii="Calibri" w:hAnsi="Calibri" w:eastAsia="宋体"/>
           <w:b w:val="0"/>
-          <w:sz w:val="22"/>
+          <w:sz w:val="21"/>
         </w:rPr>
-        <w:t>A. 主路径明确为“EPC+履约口碑+深化设计”，产能为专题论证后试点</w:t>
+        <w:t>禁止：信息不全直接建任务、多业务同时打断同一设计人。</w:t>
       </w:r>
     </w:p>
     <w:p>
       <w:pPr>
-        <w:spacing w:after="100" w:before="0" w:line="312" w:lineRule="auto"/>
-        <w:ind w:left="198"/>
+        <w:spacing w:after="80" w:before="0" w:line="300" w:lineRule="auto"/>
+      </w:pPr>
+      <w:r>
+        <w:rPr>
+          <w:rFonts w:ascii="Calibri" w:hAnsi="Calibri" w:eastAsia="宋体"/>
+          <w:b/>
+          <w:sz w:val="21"/>
+        </w:rPr>
+        <w:t>示例：物资—质检接口</w:t>
+      </w:r>
+    </w:p>
+    <w:p>
+      <w:pPr>
+        <w:spacing w:after="80" w:before="0" w:line="300" w:lineRule="auto"/>
+        <w:ind w:left="170"/>
       </w:pPr>
       <w:r>
         <w:rPr>
           <w:rFonts w:ascii="Calibri" w:hAnsi="Calibri" w:eastAsia="宋体"/>
           <w:b w:val="0"/>
-          <w:sz w:val="22"/>
+          <w:sz w:val="21"/>
         </w:rPr>
         <w:t xml:space="preserve">• </w:t>
       </w:r>
@@ -1913,68 +5466,34 @@
         <w:rPr>
           <w:rFonts w:ascii="Calibri" w:hAnsi="Calibri" w:eastAsia="宋体"/>
           <w:b w:val="0"/>
-          <w:sz w:val="22"/>
+          <w:sz w:val="21"/>
         </w:rPr>
-        <w:t>B. 同步推进自有产能专项（需配套资金、团队、质量体系决议）</w:t>
+        <w:t>统一生产进度与质量台账，一手信息共享；质检拦发货有标准、有记录、有升级路径。</w:t>
       </w:r>
     </w:p>
     <w:p>
       <w:pPr>
-        <w:spacing w:after="100" w:before="0" w:line="312" w:lineRule="auto"/>
+        <w:spacing w:after="80" w:before="0" w:line="300" w:lineRule="auto"/>
       </w:pPr>
       <w:r>
         <w:rPr>
           <w:rFonts w:ascii="Calibri" w:hAnsi="Calibri" w:eastAsia="宋体"/>
           <w:b/>
-          <w:sz w:val="22"/>
+          <w:sz w:val="21"/>
         </w:rPr>
-        <w:t>建议结论产物：</w:t>
-      </w:r>
-      <w:r>
-        <w:rPr>
-          <w:rFonts w:ascii="Calibri" w:hAnsi="Calibri" w:eastAsia="宋体"/>
-          <w:b w:val="0"/>
-          <w:sz w:val="22"/>
-        </w:rPr>
-        <w:t xml:space="preserve"> 《核心竞争力主路径决议》+（如需要）《产能试点立项门槛》</w:t>
+        <w:t>示例：发货—现场接口</w:t>
       </w:r>
     </w:p>
     <w:p>
       <w:pPr>
-        <w:spacing w:after="100" w:before="160" w:line="312" w:lineRule="auto"/>
-      </w:pPr>
-      <w:r>
-        <w:rPr>
-          <w:rFonts w:ascii="Calibri" w:hAnsi="Calibri" w:eastAsia="黑体"/>
-          <w:b/>
-          <w:sz w:val="23"/>
-        </w:rPr>
-        <w:t>议题 5：员工体验与组织信任——双休 / 考勤 / 调休</w:t>
-      </w:r>
-    </w:p>
-    <w:p>
-      <w:pPr>
-        <w:spacing w:after="100" w:before="0" w:line="312" w:lineRule="auto"/>
-      </w:pPr>
-      <w:r>
-        <w:rPr>
-          <w:rFonts w:ascii="Calibri" w:hAnsi="Calibri" w:eastAsia="宋体"/>
-          <w:b/>
-          <w:sz w:val="22"/>
-        </w:rPr>
-        <w:t>员工侧信号</w:t>
-      </w:r>
-    </w:p>
-    <w:p>
-      <w:pPr>
-        <w:spacing w:after="100" w:before="0" w:line="312" w:lineRule="auto"/>
-        <w:ind w:left="198"/>
+        <w:spacing w:after="80" w:before="0" w:line="300" w:lineRule="auto"/>
+        <w:ind w:left="170"/>
       </w:pPr>
       <w:r>
         <w:rPr>
           <w:rFonts w:ascii="Calibri" w:hAnsi="Calibri" w:eastAsia="宋体"/>
           <w:b w:val="0"/>
-          <w:sz w:val="22"/>
+          <w:sz w:val="21"/>
         </w:rPr>
         <w:t xml:space="preserve">• </w:t>
       </w:r>
@@ -1982,21 +5501,34 @@
         <w:rPr>
           <w:rFonts w:ascii="Calibri" w:hAnsi="Calibri" w:eastAsia="宋体"/>
           <w:b w:val="0"/>
-          <w:sz w:val="22"/>
+          <w:sz w:val="21"/>
         </w:rPr>
-        <w:t>休息制度是最高频员工体验议题之一（约 38%）；周六产出低、法定假叠加不合理、驻外调休不对等。</w:t>
+        <w:t>发货计划默认听取现场项目经理意见；冲突由计划运营 24 小时内裁决。</w:t>
       </w:r>
     </w:p>
     <w:p>
       <w:pPr>
-        <w:spacing w:after="100" w:before="0" w:line="312" w:lineRule="auto"/>
-        <w:ind w:left="198"/>
+        <w:spacing w:after="60" w:before="120" w:line="300" w:lineRule="auto"/>
+      </w:pPr>
+      <w:r>
+        <w:rPr>
+          <w:rFonts w:ascii="Calibri" w:hAnsi="Calibri" w:eastAsia="黑体"/>
+          <w:b/>
+          <w:sz w:val="21"/>
+        </w:rPr>
+        <w:t>6.4 会后产物</w:t>
+      </w:r>
+    </w:p>
+    <w:p>
+      <w:pPr>
+        <w:spacing w:after="80" w:before="0" w:line="300" w:lineRule="auto"/>
+        <w:ind w:left="170"/>
       </w:pPr>
       <w:r>
         <w:rPr>
           <w:rFonts w:ascii="Calibri" w:hAnsi="Calibri" w:eastAsia="宋体"/>
           <w:b w:val="0"/>
-          <w:sz w:val="22"/>
+          <w:sz w:val="21"/>
         </w:rPr>
         <w:t xml:space="preserve">• </w:t>
       </w:r>
@@ -2004,21 +5536,21 @@
         <w:rPr>
           <w:rFonts w:ascii="Calibri" w:hAnsi="Calibri" w:eastAsia="宋体"/>
           <w:b w:val="0"/>
-          <w:sz w:val="22"/>
+          <w:sz w:val="21"/>
         </w:rPr>
-        <w:t>考勤：电梯拥堵 + WiFi 打卡焦虑；报销/审批繁琐叠加负面体感。</w:t>
+        <w:t>《跨部门关键接口权责清单（下半年版）》（最多 3 个接口，每个接口半页）。</w:t>
       </w:r>
     </w:p>
     <w:p>
       <w:pPr>
-        <w:spacing w:after="100" w:before="0" w:line="312" w:lineRule="auto"/>
-        <w:ind w:left="198"/>
+        <w:spacing w:after="80" w:before="0" w:line="300" w:lineRule="auto"/>
+        <w:ind w:left="170"/>
       </w:pPr>
       <w:r>
         <w:rPr>
           <w:rFonts w:ascii="Calibri" w:hAnsi="Calibri" w:eastAsia="宋体"/>
           <w:b w:val="0"/>
-          <w:sz w:val="22"/>
+          <w:sz w:val="21"/>
         </w:rPr>
         <w:t xml:space="preserve">• </w:t>
       </w:r>
@@ -2026,372 +5558,14 @@
         <w:rPr>
           <w:rFonts w:ascii="Calibri" w:hAnsi="Calibri" w:eastAsia="宋体"/>
           <w:b w:val="0"/>
-          <w:sz w:val="22"/>
+          <w:sz w:val="21"/>
         </w:rPr>
-        <w:t>组织心理：集中反馈若无正面回应，下次无人认真写。</w:t>
+        <w:t>指定总协调人（建议计划运营或总经办）与季度复盘日。</w:t>
       </w:r>
     </w:p>
     <w:p>
       <w:pPr>
-        <w:spacing w:after="100" w:before="0" w:line="312" w:lineRule="auto"/>
-      </w:pPr>
-      <w:r>
-        <w:rPr>
-          <w:rFonts w:ascii="Calibri" w:hAnsi="Calibri" w:eastAsia="宋体"/>
-          <w:b/>
-          <w:sz w:val="22"/>
-        </w:rPr>
-        <w:t>建议讨论问题</w:t>
-      </w:r>
-    </w:p>
-    <w:p>
-      <w:pPr>
-        <w:spacing w:after="100" w:before="0" w:line="312" w:lineRule="auto"/>
-        <w:ind w:left="113"/>
-      </w:pPr>
-      <w:r>
-        <w:rPr>
-          <w:rFonts w:ascii="Calibri" w:hAnsi="Calibri" w:eastAsia="宋体"/>
-          <w:b w:val="0"/>
-          <w:sz w:val="22"/>
-        </w:rPr>
-        <w:t>1. 下半年是否试点弹性双休或优化单双休/调休规则？试点范围与评估周期？</w:t>
-      </w:r>
-    </w:p>
-    <w:p>
-      <w:pPr>
-        <w:spacing w:after="100" w:before="0" w:line="312" w:lineRule="auto"/>
-        <w:ind w:left="113"/>
-      </w:pPr>
-      <w:r>
-        <w:rPr>
-          <w:rFonts w:ascii="Calibri" w:hAnsi="Calibri" w:eastAsia="宋体"/>
-          <w:b w:val="0"/>
-          <w:sz w:val="22"/>
-        </w:rPr>
-        <w:t>2. 考勤能否改为楼下定位/错峰等低成本改善？</w:t>
-      </w:r>
-    </w:p>
-    <w:p>
-      <w:pPr>
-        <w:spacing w:after="100" w:before="0" w:line="312" w:lineRule="auto"/>
-        <w:ind w:left="113"/>
-      </w:pPr>
-      <w:r>
-        <w:rPr>
-          <w:rFonts w:ascii="Calibri" w:hAnsi="Calibri" w:eastAsia="宋体"/>
-          <w:b w:val="0"/>
-          <w:sz w:val="22"/>
-        </w:rPr>
-        <w:t>3. 调研结果何时、以何种口径向全员通报（采纳 / 研究中 / 暂缓及理由）？</w:t>
-      </w:r>
-    </w:p>
-    <w:p>
-      <w:pPr>
-        <w:spacing w:after="100" w:before="0" w:line="312" w:lineRule="auto"/>
-      </w:pPr>
-      <w:r>
-        <w:rPr>
-          <w:rFonts w:ascii="Calibri" w:hAnsi="Calibri" w:eastAsia="宋体"/>
-          <w:b/>
-          <w:sz w:val="22"/>
-        </w:rPr>
-        <w:t>可选决策方向</w:t>
-      </w:r>
-    </w:p>
-    <w:p>
-      <w:pPr>
-        <w:spacing w:after="100" w:before="0" w:line="312" w:lineRule="auto"/>
-        <w:ind w:left="198"/>
-      </w:pPr>
-      <w:r>
-        <w:rPr>
-          <w:rFonts w:ascii="Calibri" w:hAnsi="Calibri" w:eastAsia="宋体"/>
-          <w:b w:val="0"/>
-          <w:sz w:val="22"/>
-        </w:rPr>
-        <w:t xml:space="preserve">• </w:t>
-      </w:r>
-      <w:r>
-        <w:rPr>
-          <w:rFonts w:ascii="Calibri" w:hAnsi="Calibri" w:eastAsia="宋体"/>
-          <w:b w:val="0"/>
-          <w:sz w:val="22"/>
-        </w:rPr>
-        <w:t>A. 2 周内通报 + 30 天内出台休息/考勤试点方案</w:t>
-      </w:r>
-    </w:p>
-    <w:p>
-      <w:pPr>
-        <w:spacing w:after="100" w:before="0" w:line="312" w:lineRule="auto"/>
-        <w:ind w:left="198"/>
-      </w:pPr>
-      <w:r>
-        <w:rPr>
-          <w:rFonts w:ascii="Calibri" w:hAnsi="Calibri" w:eastAsia="宋体"/>
-          <w:b w:val="0"/>
-          <w:sz w:val="22"/>
-        </w:rPr>
-        <w:t xml:space="preserve">• </w:t>
-      </w:r>
-      <w:r>
-        <w:rPr>
-          <w:rFonts w:ascii="Calibri" w:hAnsi="Calibri" w:eastAsia="宋体"/>
-          <w:b w:val="0"/>
-          <w:sz w:val="22"/>
-        </w:rPr>
-        <w:t>B. 仅内部研究、暂不对外（风险：信任透支）</w:t>
-      </w:r>
-    </w:p>
-    <w:p>
-      <w:pPr>
-        <w:spacing w:after="100" w:before="0" w:line="312" w:lineRule="auto"/>
-      </w:pPr>
-      <w:r>
-        <w:rPr>
-          <w:rFonts w:ascii="Calibri" w:hAnsi="Calibri" w:eastAsia="宋体"/>
-          <w:b/>
-          <w:sz w:val="22"/>
-        </w:rPr>
-        <w:t>建议结论产物：</w:t>
-      </w:r>
-      <w:r>
-        <w:rPr>
-          <w:rFonts w:ascii="Calibri" w:hAnsi="Calibri" w:eastAsia="宋体"/>
-          <w:b w:val="0"/>
-          <w:sz w:val="22"/>
-        </w:rPr>
-        <w:t xml:space="preserve"> 《调研回应通报稿》+《休息与考勤优化试点决议》</w:t>
-      </w:r>
-    </w:p>
-    <w:p>
-      <w:pPr>
-        <w:spacing w:after="100" w:before="160" w:line="312" w:lineRule="auto"/>
-      </w:pPr>
-      <w:r>
-        <w:rPr>
-          <w:rFonts w:ascii="Calibri" w:hAnsi="Calibri" w:eastAsia="黑体"/>
-          <w:b/>
-          <w:sz w:val="23"/>
-        </w:rPr>
-        <w:t>议题 6：跨部门协同与权责机制</w:t>
-      </w:r>
-    </w:p>
-    <w:p>
-      <w:pPr>
-        <w:spacing w:after="100" w:before="0" w:line="312" w:lineRule="auto"/>
-      </w:pPr>
-      <w:r>
-        <w:rPr>
-          <w:rFonts w:ascii="Calibri" w:hAnsi="Calibri" w:eastAsia="宋体"/>
-          <w:b/>
-          <w:sz w:val="22"/>
-        </w:rPr>
-        <w:t>员工侧信号</w:t>
-      </w:r>
-    </w:p>
-    <w:p>
-      <w:pPr>
-        <w:spacing w:after="100" w:before="0" w:line="312" w:lineRule="auto"/>
-        <w:ind w:left="198"/>
-      </w:pPr>
-      <w:r>
-        <w:rPr>
-          <w:rFonts w:ascii="Calibri" w:hAnsi="Calibri" w:eastAsia="宋体"/>
-          <w:b w:val="0"/>
-          <w:sz w:val="22"/>
-        </w:rPr>
-        <w:t xml:space="preserve">• </w:t>
-      </w:r>
-      <w:r>
-        <w:rPr>
-          <w:rFonts w:ascii="Calibri" w:hAnsi="Calibri" w:eastAsia="宋体"/>
-          <w:b w:val="0"/>
-          <w:sz w:val="22"/>
-        </w:rPr>
-        <w:t>部门内氛围尚可，跨部门紧张、各自为战、信息差、推诿、会议低效。</w:t>
-      </w:r>
-    </w:p>
-    <w:p>
-      <w:pPr>
-        <w:spacing w:after="100" w:before="0" w:line="312" w:lineRule="auto"/>
-        <w:ind w:left="198"/>
-      </w:pPr>
-      <w:r>
-        <w:rPr>
-          <w:rFonts w:ascii="Calibri" w:hAnsi="Calibri" w:eastAsia="宋体"/>
-          <w:b w:val="0"/>
-          <w:sz w:val="22"/>
-        </w:rPr>
-        <w:t xml:space="preserve">• </w:t>
-      </w:r>
-      <w:r>
-        <w:rPr>
-          <w:rFonts w:ascii="Calibri" w:hAnsi="Calibri" w:eastAsia="宋体"/>
-          <w:b w:val="0"/>
-          <w:sz w:val="22"/>
-        </w:rPr>
-        <w:t>组织正从“个人英雄”走向“体系作战”，但机制未跟上。</w:t>
-      </w:r>
-    </w:p>
-    <w:p>
-      <w:pPr>
-        <w:spacing w:after="100" w:before="0" w:line="312" w:lineRule="auto"/>
-        <w:ind w:left="198"/>
-      </w:pPr>
-      <w:r>
-        <w:rPr>
-          <w:rFonts w:ascii="Calibri" w:hAnsi="Calibri" w:eastAsia="宋体"/>
-          <w:b w:val="0"/>
-          <w:sz w:val="22"/>
-        </w:rPr>
-        <w:t xml:space="preserve">• </w:t>
-      </w:r>
-      <w:r>
-        <w:rPr>
-          <w:rFonts w:ascii="Calibri" w:hAnsi="Calibri" w:eastAsia="宋体"/>
-          <w:b w:val="0"/>
-          <w:sz w:val="22"/>
-        </w:rPr>
-        <w:t>诉求：权责清晰、少无效会议、先解决问题再划责、铁三角真正落地。</w:t>
-      </w:r>
-    </w:p>
-    <w:p>
-      <w:pPr>
-        <w:spacing w:after="100" w:before="0" w:line="312" w:lineRule="auto"/>
-      </w:pPr>
-      <w:r>
-        <w:rPr>
-          <w:rFonts w:ascii="Calibri" w:hAnsi="Calibri" w:eastAsia="宋体"/>
-          <w:b/>
-          <w:sz w:val="22"/>
-        </w:rPr>
-        <w:t>建议讨论问题</w:t>
-      </w:r>
-    </w:p>
-    <w:p>
-      <w:pPr>
-        <w:spacing w:after="100" w:before="0" w:line="312" w:lineRule="auto"/>
-        <w:ind w:left="113"/>
-      </w:pPr>
-      <w:r>
-        <w:rPr>
-          <w:rFonts w:ascii="Calibri" w:hAnsi="Calibri" w:eastAsia="宋体"/>
-          <w:b w:val="0"/>
-          <w:sz w:val="22"/>
-        </w:rPr>
-        <w:t>1. 下半年最痛的 2–3 个跨部门接口是哪些（如业务—技术提资、物资—质检、设计—采购—现场）？</w:t>
-      </w:r>
-    </w:p>
-    <w:p>
-      <w:pPr>
-        <w:spacing w:after="100" w:before="0" w:line="312" w:lineRule="auto"/>
-        <w:ind w:left="113"/>
-      </w:pPr>
-      <w:r>
-        <w:rPr>
-          <w:rFonts w:ascii="Calibri" w:hAnsi="Calibri" w:eastAsia="宋体"/>
-          <w:b w:val="0"/>
-          <w:sz w:val="22"/>
-        </w:rPr>
-        <w:t>2. 是否按接口出台权责清单 + 升级路径（谁协调、谁拍板、时限）？</w:t>
-      </w:r>
-    </w:p>
-    <w:p>
-      <w:pPr>
-        <w:spacing w:after="100" w:before="0" w:line="312" w:lineRule="auto"/>
-        <w:ind w:left="113"/>
-      </w:pPr>
-      <w:r>
-        <w:rPr>
-          <w:rFonts w:ascii="Calibri" w:hAnsi="Calibri" w:eastAsia="宋体"/>
-          <w:b w:val="0"/>
-          <w:sz w:val="22"/>
-        </w:rPr>
-        <w:t>3. 会议机制如何改：经营决策会 vs 告状会，如何分流？</w:t>
-      </w:r>
-    </w:p>
-    <w:p>
-      <w:pPr>
-        <w:spacing w:after="100" w:before="0" w:line="312" w:lineRule="auto"/>
-      </w:pPr>
-      <w:r>
-        <w:rPr>
-          <w:rFonts w:ascii="Calibri" w:hAnsi="Calibri" w:eastAsia="宋体"/>
-          <w:b/>
-          <w:sz w:val="22"/>
-        </w:rPr>
-        <w:t>可选决策方向</w:t>
-      </w:r>
-    </w:p>
-    <w:p>
-      <w:pPr>
-        <w:spacing w:after="100" w:before="0" w:line="312" w:lineRule="auto"/>
-        <w:ind w:left="198"/>
-      </w:pPr>
-      <w:r>
-        <w:rPr>
-          <w:rFonts w:ascii="Calibri" w:hAnsi="Calibri" w:eastAsia="宋体"/>
-          <w:b w:val="0"/>
-          <w:sz w:val="22"/>
-        </w:rPr>
-        <w:t xml:space="preserve">• </w:t>
-      </w:r>
-      <w:r>
-        <w:rPr>
-          <w:rFonts w:ascii="Calibri" w:hAnsi="Calibri" w:eastAsia="宋体"/>
-          <w:b w:val="0"/>
-          <w:sz w:val="22"/>
-        </w:rPr>
-        <w:t>A. 选定 2–3 个接口做权责清单与 SLA，季度复盘</w:t>
-      </w:r>
-    </w:p>
-    <w:p>
-      <w:pPr>
-        <w:spacing w:after="100" w:before="0" w:line="312" w:lineRule="auto"/>
-        <w:ind w:left="198"/>
-      </w:pPr>
-      <w:r>
-        <w:rPr>
-          <w:rFonts w:ascii="Calibri" w:hAnsi="Calibri" w:eastAsia="宋体"/>
-          <w:b w:val="0"/>
-          <w:sz w:val="22"/>
-        </w:rPr>
-        <w:t xml:space="preserve">• </w:t>
-      </w:r>
-      <w:r>
-        <w:rPr>
-          <w:rFonts w:ascii="Calibri" w:hAnsi="Calibri" w:eastAsia="宋体"/>
-          <w:b w:val="0"/>
-          <w:sz w:val="22"/>
-        </w:rPr>
-        <w:t>B. 靠文化倡导与团建改善（风险：协同问题难结构性解决）</w:t>
-      </w:r>
-    </w:p>
-    <w:p>
-      <w:pPr>
-        <w:spacing w:after="100" w:before="0" w:line="312" w:lineRule="auto"/>
-      </w:pPr>
-      <w:r>
-        <w:rPr>
-          <w:rFonts w:ascii="Calibri" w:hAnsi="Calibri" w:eastAsia="宋体"/>
-          <w:b/>
-          <w:sz w:val="22"/>
-        </w:rPr>
-        <w:t>建议结论产物：</w:t>
-      </w:r>
-      <w:r>
-        <w:rPr>
-          <w:rFonts w:ascii="Calibri" w:hAnsi="Calibri" w:eastAsia="宋体"/>
-          <w:b w:val="0"/>
-          <w:sz w:val="22"/>
-        </w:rPr>
-        <w:t xml:space="preserve"> 《跨部门关键接口权责清单（下半年版）》</w:t>
-      </w:r>
-    </w:p>
-    <w:p>
-      <w:pPr>
-        <w:spacing w:after="120" w:before="240" w:line="312" w:lineRule="auto"/>
+        <w:spacing w:after="120" w:before="240" w:line="300" w:lineRule="auto"/>
       </w:pPr>
       <w:r>
         <w:rPr>
@@ -2404,27 +5578,27 @@
     </w:p>
     <w:p>
       <w:pPr>
-        <w:spacing w:after="100" w:before="160" w:line="312" w:lineRule="auto"/>
+        <w:spacing w:after="100" w:before="200" w:line="300" w:lineRule="auto"/>
       </w:pPr>
       <w:r>
         <w:rPr>
           <w:rFonts w:ascii="Calibri" w:hAnsi="Calibri" w:eastAsia="黑体"/>
           <w:b/>
-          <w:sz w:val="23"/>
+          <w:sz w:val="24"/>
         </w:rPr>
         <w:t>议题 7：品牌资产沉淀</w:t>
       </w:r>
     </w:p>
     <w:p>
       <w:pPr>
-        <w:spacing w:after="100" w:before="0" w:line="312" w:lineRule="auto"/>
-        <w:ind w:left="198"/>
+        <w:spacing w:after="80" w:before="0" w:line="300" w:lineRule="auto"/>
+        <w:ind w:left="170"/>
       </w:pPr>
       <w:r>
         <w:rPr>
           <w:rFonts w:ascii="Calibri" w:hAnsi="Calibri" w:eastAsia="宋体"/>
           <w:b w:val="0"/>
-          <w:sz w:val="22"/>
+          <w:sz w:val="21"/>
         </w:rPr>
         <w:t xml:space="preserve">• </w:t>
       </w:r>
@@ -2432,21 +5606,21 @@
         <w:rPr>
           <w:rFonts w:ascii="Calibri" w:hAnsi="Calibri" w:eastAsia="宋体"/>
           <w:b w:val="0"/>
-          <w:sz w:val="22"/>
+          <w:sz w:val="21"/>
         </w:rPr>
         <w:t>讨论点：重点项目是否强制素材采集；案例库谁建谁维护；品牌是否纳入项目/业务协同考核。</w:t>
       </w:r>
     </w:p>
     <w:p>
       <w:pPr>
-        <w:spacing w:after="100" w:before="0" w:line="312" w:lineRule="auto"/>
-        <w:ind w:left="198"/>
+        <w:spacing w:after="80" w:before="0" w:line="300" w:lineRule="auto"/>
+        <w:ind w:left="170"/>
       </w:pPr>
       <w:r>
         <w:rPr>
           <w:rFonts w:ascii="Calibri" w:hAnsi="Calibri" w:eastAsia="宋体"/>
           <w:b w:val="0"/>
-          <w:sz w:val="22"/>
+          <w:sz w:val="21"/>
         </w:rPr>
         <w:t xml:space="preserve">• </w:t>
       </w:r>
@@ -2454,34 +5628,34 @@
         <w:rPr>
           <w:rFonts w:ascii="Calibri" w:hAnsi="Calibri" w:eastAsia="宋体"/>
           <w:b w:val="0"/>
-          <w:sz w:val="22"/>
+          <w:sz w:val="21"/>
         </w:rPr>
         <w:t>目标：把交付转化为可复用传播资产，服务获客而非“品牌部单点发力”。</w:t>
       </w:r>
     </w:p>
     <w:p>
       <w:pPr>
-        <w:spacing w:after="100" w:before="160" w:line="312" w:lineRule="auto"/>
+        <w:spacing w:after="100" w:before="200" w:line="300" w:lineRule="auto"/>
       </w:pPr>
       <w:r>
         <w:rPr>
           <w:rFonts w:ascii="Calibri" w:hAnsi="Calibri" w:eastAsia="黑体"/>
           <w:b/>
-          <w:sz w:val="23"/>
+          <w:sz w:val="24"/>
         </w:rPr>
         <w:t>议题 8：AI 与数字化落地节奏</w:t>
       </w:r>
     </w:p>
     <w:p>
       <w:pPr>
-        <w:spacing w:after="100" w:before="0" w:line="312" w:lineRule="auto"/>
-        <w:ind w:left="198"/>
+        <w:spacing w:after="80" w:before="0" w:line="300" w:lineRule="auto"/>
+        <w:ind w:left="170"/>
       </w:pPr>
       <w:r>
         <w:rPr>
           <w:rFonts w:ascii="Calibri" w:hAnsi="Calibri" w:eastAsia="宋体"/>
           <w:b w:val="0"/>
-          <w:sz w:val="22"/>
+          <w:sz w:val="21"/>
         </w:rPr>
         <w:t xml:space="preserve">• </w:t>
       </w:r>
@@ -2489,21 +5663,21 @@
         <w:rPr>
           <w:rFonts w:ascii="Calibri" w:hAnsi="Calibri" w:eastAsia="宋体"/>
           <w:b w:val="0"/>
-          <w:sz w:val="22"/>
+          <w:sz w:val="21"/>
         </w:rPr>
         <w:t>讨论点：P0 场景（知识库、翻译/标书、办公账号）是否 60–90 天试点；预算与数据安全红线；是否先上财务/业务数据底座再谈预测型 AI。</w:t>
       </w:r>
     </w:p>
     <w:p>
       <w:pPr>
-        <w:spacing w:after="100" w:before="0" w:line="312" w:lineRule="auto"/>
-        <w:ind w:left="198"/>
+        <w:spacing w:after="80" w:before="0" w:line="300" w:lineRule="auto"/>
+        <w:ind w:left="170"/>
       </w:pPr>
       <w:r>
         <w:rPr>
           <w:rFonts w:ascii="Calibri" w:hAnsi="Calibri" w:eastAsia="宋体"/>
           <w:b w:val="0"/>
-          <w:sz w:val="22"/>
+          <w:sz w:val="21"/>
         </w:rPr>
         <w:t xml:space="preserve">• </w:t>
       </w:r>
@@ -2511,34 +5685,34 @@
         <w:rPr>
           <w:rFonts w:ascii="Calibri" w:hAnsi="Calibri" w:eastAsia="宋体"/>
           <w:b w:val="0"/>
-          <w:sz w:val="22"/>
+          <w:sz w:val="21"/>
         </w:rPr>
         <w:t>目标：避免概念空转，形成 2–3 个可见提效场景。</w:t>
       </w:r>
     </w:p>
     <w:p>
       <w:pPr>
-        <w:spacing w:after="100" w:before="160" w:line="312" w:lineRule="auto"/>
+        <w:spacing w:after="100" w:before="200" w:line="300" w:lineRule="auto"/>
       </w:pPr>
       <w:r>
         <w:rPr>
           <w:rFonts w:ascii="Calibri" w:hAnsi="Calibri" w:eastAsia="黑体"/>
           <w:b/>
-          <w:sz w:val="23"/>
+          <w:sz w:val="24"/>
         </w:rPr>
         <w:t>议题 9：管理保障减负（财务 / 行政 / 法务审计尺度）</w:t>
       </w:r>
     </w:p>
     <w:p>
       <w:pPr>
-        <w:spacing w:after="100" w:before="0" w:line="312" w:lineRule="auto"/>
-        <w:ind w:left="198"/>
+        <w:spacing w:after="80" w:before="0" w:line="300" w:lineRule="auto"/>
+        <w:ind w:left="170"/>
       </w:pPr>
       <w:r>
         <w:rPr>
           <w:rFonts w:ascii="Calibri" w:hAnsi="Calibri" w:eastAsia="宋体"/>
           <w:b w:val="0"/>
-          <w:sz w:val="22"/>
+          <w:sz w:val="21"/>
         </w:rPr>
         <w:t xml:space="preserve">• </w:t>
       </w:r>
@@ -2546,21 +5720,21 @@
         <w:rPr>
           <w:rFonts w:ascii="Calibri" w:hAnsi="Calibri" w:eastAsia="宋体"/>
           <w:b w:val="0"/>
-          <w:sz w:val="22"/>
+          <w:sz w:val="21"/>
         </w:rPr>
         <w:t>讨论点：报销弹性规则（如小额容差）、票务审批流优化、月报时效、财务系统上线节奏；法务审计“保护锁非枷锁”的尺度原则。</w:t>
       </w:r>
     </w:p>
     <w:p>
       <w:pPr>
-        <w:spacing w:after="100" w:before="0" w:line="312" w:lineRule="auto"/>
-        <w:ind w:left="198"/>
+        <w:spacing w:after="80" w:before="0" w:line="300" w:lineRule="auto"/>
+        <w:ind w:left="170"/>
       </w:pPr>
       <w:r>
         <w:rPr>
           <w:rFonts w:ascii="Calibri" w:hAnsi="Calibri" w:eastAsia="宋体"/>
           <w:b w:val="0"/>
-          <w:sz w:val="22"/>
+          <w:sz w:val="21"/>
         </w:rPr>
         <w:t xml:space="preserve">• </w:t>
       </w:r>
@@ -2568,34 +5742,34 @@
         <w:rPr>
           <w:rFonts w:ascii="Calibri" w:hAnsi="Calibri" w:eastAsia="宋体"/>
           <w:b w:val="0"/>
-          <w:sz w:val="22"/>
+          <w:sz w:val="21"/>
         </w:rPr>
         <w:t>目标：降事务摩擦，保障部门转向业务支持。</w:t>
       </w:r>
     </w:p>
     <w:p>
       <w:pPr>
-        <w:spacing w:after="100" w:before="160" w:line="312" w:lineRule="auto"/>
+        <w:spacing w:after="100" w:before="200" w:line="300" w:lineRule="auto"/>
       </w:pPr>
       <w:r>
         <w:rPr>
           <w:rFonts w:ascii="Calibri" w:hAnsi="Calibri" w:eastAsia="黑体"/>
           <w:b/>
-          <w:sz w:val="23"/>
+          <w:sz w:val="24"/>
         </w:rPr>
         <w:t>议题 10：人才梯队、激励与调研闭环</w:t>
       </w:r>
     </w:p>
     <w:p>
       <w:pPr>
-        <w:spacing w:after="100" w:before="0" w:line="312" w:lineRule="auto"/>
-        <w:ind w:left="198"/>
+        <w:spacing w:after="80" w:before="0" w:line="300" w:lineRule="auto"/>
+        <w:ind w:left="170"/>
       </w:pPr>
       <w:r>
         <w:rPr>
           <w:rFonts w:ascii="Calibri" w:hAnsi="Calibri" w:eastAsia="宋体"/>
           <w:b w:val="0"/>
-          <w:sz w:val="22"/>
+          <w:sz w:val="21"/>
         </w:rPr>
         <w:t xml:space="preserve">• </w:t>
       </w:r>
@@ -2603,21 +5777,21 @@
         <w:rPr>
           <w:rFonts w:ascii="Calibri" w:hAnsi="Calibri" w:eastAsia="宋体"/>
           <w:b w:val="0"/>
-          <w:sz w:val="22"/>
+          <w:sz w:val="21"/>
         </w:rPr>
         <w:t>讨论点：新员工带教与师徒激励；绩效是否部门负责人真正经手；提成透明度与周期；优秀建言奖励与季度进展表。</w:t>
       </w:r>
     </w:p>
     <w:p>
       <w:pPr>
-        <w:spacing w:after="100" w:before="0" w:line="312" w:lineRule="auto"/>
-        <w:ind w:left="198"/>
+        <w:spacing w:after="80" w:before="0" w:line="300" w:lineRule="auto"/>
+        <w:ind w:left="170"/>
       </w:pPr>
       <w:r>
         <w:rPr>
           <w:rFonts w:ascii="Calibri" w:hAnsi="Calibri" w:eastAsia="宋体"/>
           <w:b w:val="0"/>
-          <w:sz w:val="22"/>
+          <w:sz w:val="21"/>
         </w:rPr>
         <w:t xml:space="preserve">• </w:t>
       </w:r>
@@ -2625,14 +5799,14 @@
         <w:rPr>
           <w:rFonts w:ascii="Calibri" w:hAnsi="Calibri" w:eastAsia="宋体"/>
           <w:b w:val="0"/>
-          <w:sz w:val="22"/>
+          <w:sz w:val="21"/>
         </w:rPr>
         <w:t>目标：支撑规模化，并闭环“建言—回应—改进”。</w:t>
       </w:r>
     </w:p>
     <w:p>
       <w:pPr>
-        <w:spacing w:after="120" w:before="240" w:line="312" w:lineRule="auto"/>
+        <w:spacing w:after="120" w:before="240" w:line="300" w:lineRule="auto"/>
       </w:pPr>
       <w:r>
         <w:rPr>
@@ -2651,14 +5825,14 @@
         <w:tblLook w:firstColumn="1" w:firstRow="1" w:lastColumn="0" w:lastRow="0" w:noHBand="0" w:noVBand="1" w:val="04A0"/>
       </w:tblPr>
       <w:tblGrid>
-        <w:gridCol w:w="3249"/>
-        <w:gridCol w:w="3249"/>
-        <w:gridCol w:w="3249"/>
+        <w:gridCol w:w="3324"/>
+        <w:gridCol w:w="3324"/>
+        <w:gridCol w:w="3324"/>
       </w:tblGrid>
       <w:tr>
         <w:tc>
           <w:tcPr>
-            <w:tcW w:type="dxa" w:w="3249"/>
+            <w:tcW w:type="dxa" w:w="3324"/>
             <w:shd w:fill="D9E2F3" w:val="clear"/>
           </w:tcPr>
           <w:p>
@@ -2675,7 +5849,7 @@
         </w:tc>
         <w:tc>
           <w:tcPr>
-            <w:tcW w:type="dxa" w:w="3249"/>
+            <w:tcW w:type="dxa" w:w="3324"/>
             <w:shd w:fill="D9E2F3" w:val="clear"/>
           </w:tcPr>
           <w:p>
@@ -2692,7 +5866,7 @@
         </w:tc>
         <w:tc>
           <w:tcPr>
-            <w:tcW w:type="dxa" w:w="3249"/>
+            <w:tcW w:type="dxa" w:w="3324"/>
             <w:shd w:fill="D9E2F3" w:val="clear"/>
           </w:tcPr>
           <w:p>
@@ -2711,7 +5885,7 @@
       <w:tr>
         <w:tc>
           <w:tcPr>
-            <w:tcW w:type="dxa" w:w="3249"/>
+            <w:tcW w:type="dxa" w:w="3324"/>
           </w:tcPr>
           <w:p>
             <w:r/>
@@ -2727,7 +5901,7 @@
         </w:tc>
         <w:tc>
           <w:tcPr>
-            <w:tcW w:type="dxa" w:w="3249"/>
+            <w:tcW w:type="dxa" w:w="3324"/>
           </w:tcPr>
           <w:p>
             <w:r/>
@@ -2743,7 +5917,7 @@
         </w:tc>
         <w:tc>
           <w:tcPr>
-            <w:tcW w:type="dxa" w:w="3249"/>
+            <w:tcW w:type="dxa" w:w="3324"/>
           </w:tcPr>
           <w:p>
             <w:r/>
@@ -2761,7 +5935,7 @@
       <w:tr>
         <w:tc>
           <w:tcPr>
-            <w:tcW w:type="dxa" w:w="3249"/>
+            <w:tcW w:type="dxa" w:w="3324"/>
           </w:tcPr>
           <w:p>
             <w:r/>
@@ -2777,7 +5951,7 @@
         </w:tc>
         <w:tc>
           <w:tcPr>
-            <w:tcW w:type="dxa" w:w="3249"/>
+            <w:tcW w:type="dxa" w:w="3324"/>
           </w:tcPr>
           <w:p>
             <w:r/>
@@ -2793,7 +5967,7 @@
         </w:tc>
         <w:tc>
           <w:tcPr>
-            <w:tcW w:type="dxa" w:w="3249"/>
+            <w:tcW w:type="dxa" w:w="3324"/>
           </w:tcPr>
           <w:p>
             <w:r/>
@@ -2811,7 +5985,7 @@
       <w:tr>
         <w:tc>
           <w:tcPr>
-            <w:tcW w:type="dxa" w:w="3249"/>
+            <w:tcW w:type="dxa" w:w="3324"/>
           </w:tcPr>
           <w:p>
             <w:r/>
@@ -2827,7 +6001,7 @@
         </w:tc>
         <w:tc>
           <w:tcPr>
-            <w:tcW w:type="dxa" w:w="3249"/>
+            <w:tcW w:type="dxa" w:w="3324"/>
           </w:tcPr>
           <w:p>
             <w:r/>
@@ -2843,7 +6017,7 @@
         </w:tc>
         <w:tc>
           <w:tcPr>
-            <w:tcW w:type="dxa" w:w="3249"/>
+            <w:tcW w:type="dxa" w:w="3324"/>
           </w:tcPr>
           <w:p>
             <w:r/>
@@ -2861,7 +6035,7 @@
       <w:tr>
         <w:tc>
           <w:tcPr>
-            <w:tcW w:type="dxa" w:w="3249"/>
+            <w:tcW w:type="dxa" w:w="3324"/>
           </w:tcPr>
           <w:p>
             <w:r/>
@@ -2877,7 +6051,7 @@
         </w:tc>
         <w:tc>
           <w:tcPr>
-            <w:tcW w:type="dxa" w:w="3249"/>
+            <w:tcW w:type="dxa" w:w="3324"/>
           </w:tcPr>
           <w:p>
             <w:r/>
@@ -2893,7 +6067,7 @@
         </w:tc>
         <w:tc>
           <w:tcPr>
-            <w:tcW w:type="dxa" w:w="3249"/>
+            <w:tcW w:type="dxa" w:w="3324"/>
           </w:tcPr>
           <w:p>
             <w:r/>
@@ -2911,7 +6085,7 @@
       <w:tr>
         <w:tc>
           <w:tcPr>
-            <w:tcW w:type="dxa" w:w="3249"/>
+            <w:tcW w:type="dxa" w:w="3324"/>
           </w:tcPr>
           <w:p>
             <w:r/>
@@ -2927,7 +6101,7 @@
         </w:tc>
         <w:tc>
           <w:tcPr>
-            <w:tcW w:type="dxa" w:w="3249"/>
+            <w:tcW w:type="dxa" w:w="3324"/>
           </w:tcPr>
           <w:p>
             <w:r/>
@@ -2943,7 +6117,7 @@
         </w:tc>
         <w:tc>
           <w:tcPr>
-            <w:tcW w:type="dxa" w:w="3249"/>
+            <w:tcW w:type="dxa" w:w="3324"/>
           </w:tcPr>
           <w:p>
             <w:r/>
@@ -2961,12 +6135,12 @@
     </w:tbl>
     <w:p>
       <w:pPr>
-        <w:spacing w:after="60"/>
+        <w:spacing w:after="40"/>
       </w:pPr>
     </w:p>
     <w:p>
       <w:pPr>
-        <w:spacing w:after="120" w:before="240" w:line="312" w:lineRule="auto"/>
+        <w:spacing w:after="120" w:before="240" w:line="300" w:lineRule="auto"/>
       </w:pPr>
       <w:r>
         <w:rPr>
@@ -2985,17 +6159,17 @@
         <w:tblLook w:firstColumn="1" w:firstRow="1" w:lastColumn="0" w:lastRow="0" w:noHBand="0" w:noVBand="1" w:val="04A0"/>
       </w:tblPr>
       <w:tblGrid>
-        <w:gridCol w:w="1624"/>
-        <w:gridCol w:w="1624"/>
-        <w:gridCol w:w="1624"/>
-        <w:gridCol w:w="1624"/>
-        <w:gridCol w:w="1624"/>
-        <w:gridCol w:w="1624"/>
+        <w:gridCol w:w="1662"/>
+        <w:gridCol w:w="1662"/>
+        <w:gridCol w:w="1662"/>
+        <w:gridCol w:w="1662"/>
+        <w:gridCol w:w="1662"/>
+        <w:gridCol w:w="1662"/>
       </w:tblGrid>
       <w:tr>
         <w:tc>
           <w:tcPr>
-            <w:tcW w:type="dxa" w:w="1624"/>
+            <w:tcW w:type="dxa" w:w="1662"/>
             <w:shd w:fill="D9E2F3" w:val="clear"/>
           </w:tcPr>
           <w:p>
@@ -3012,7 +6186,7 @@
         </w:tc>
         <w:tc>
           <w:tcPr>
-            <w:tcW w:type="dxa" w:w="1624"/>
+            <w:tcW w:type="dxa" w:w="1662"/>
             <w:shd w:fill="D9E2F3" w:val="clear"/>
           </w:tcPr>
           <w:p>
@@ -3029,7 +6203,7 @@
         </w:tc>
         <w:tc>
           <w:tcPr>
-            <w:tcW w:type="dxa" w:w="1624"/>
+            <w:tcW w:type="dxa" w:w="1662"/>
             <w:shd w:fill="D9E2F3" w:val="clear"/>
           </w:tcPr>
           <w:p>
@@ -3046,7 +6220,7 @@
         </w:tc>
         <w:tc>
           <w:tcPr>
-            <w:tcW w:type="dxa" w:w="1624"/>
+            <w:tcW w:type="dxa" w:w="1662"/>
             <w:shd w:fill="D9E2F3" w:val="clear"/>
           </w:tcPr>
           <w:p>
@@ -3063,7 +6237,7 @@
         </w:tc>
         <w:tc>
           <w:tcPr>
-            <w:tcW w:type="dxa" w:w="1624"/>
+            <w:tcW w:type="dxa" w:w="1662"/>
             <w:shd w:fill="D9E2F3" w:val="clear"/>
           </w:tcPr>
           <w:p>
@@ -3080,7 +6254,7 @@
         </w:tc>
         <w:tc>
           <w:tcPr>
-            <w:tcW w:type="dxa" w:w="1624"/>
+            <w:tcW w:type="dxa" w:w="1662"/>
             <w:shd w:fill="D9E2F3" w:val="clear"/>
           </w:tcPr>
           <w:p>
@@ -3099,7 +6273,7 @@
       <w:tr>
         <w:tc>
           <w:tcPr>
-            <w:tcW w:type="dxa" w:w="1624"/>
+            <w:tcW w:type="dxa" w:w="1662"/>
           </w:tcPr>
           <w:p>
             <w:r/>
@@ -3115,7 +6289,7 @@
         </w:tc>
         <w:tc>
           <w:tcPr>
-            <w:tcW w:type="dxa" w:w="1624"/>
+            <w:tcW w:type="dxa" w:w="1662"/>
           </w:tcPr>
           <w:p>
             <w:r/>
@@ -3131,7 +6305,7 @@
         </w:tc>
         <w:tc>
           <w:tcPr>
-            <w:tcW w:type="dxa" w:w="1624"/>
+            <w:tcW w:type="dxa" w:w="1662"/>
           </w:tcPr>
           <w:p>
             <w:r/>
@@ -3146,7 +6320,7 @@
         </w:tc>
         <w:tc>
           <w:tcPr>
-            <w:tcW w:type="dxa" w:w="1624"/>
+            <w:tcW w:type="dxa" w:w="1662"/>
           </w:tcPr>
           <w:p>
             <w:r/>
@@ -3161,7 +6335,7 @@
         </w:tc>
         <w:tc>
           <w:tcPr>
-            <w:tcW w:type="dxa" w:w="1624"/>
+            <w:tcW w:type="dxa" w:w="1662"/>
           </w:tcPr>
           <w:p>
             <w:r/>
@@ -3176,7 +6350,7 @@
         </w:tc>
         <w:tc>
           <w:tcPr>
-            <w:tcW w:type="dxa" w:w="1624"/>
+            <w:tcW w:type="dxa" w:w="1662"/>
           </w:tcPr>
           <w:p>
             <w:r/>
@@ -3193,7 +6367,7 @@
       <w:tr>
         <w:tc>
           <w:tcPr>
-            <w:tcW w:type="dxa" w:w="1624"/>
+            <w:tcW w:type="dxa" w:w="1662"/>
           </w:tcPr>
           <w:p>
             <w:r/>
@@ -3209,7 +6383,7 @@
         </w:tc>
         <w:tc>
           <w:tcPr>
-            <w:tcW w:type="dxa" w:w="1624"/>
+            <w:tcW w:type="dxa" w:w="1662"/>
           </w:tcPr>
           <w:p>
             <w:r/>
@@ -3225,7 +6399,7 @@
         </w:tc>
         <w:tc>
           <w:tcPr>
-            <w:tcW w:type="dxa" w:w="1624"/>
+            <w:tcW w:type="dxa" w:w="1662"/>
           </w:tcPr>
           <w:p>
             <w:r/>
@@ -3240,7 +6414,7 @@
         </w:tc>
         <w:tc>
           <w:tcPr>
-            <w:tcW w:type="dxa" w:w="1624"/>
+            <w:tcW w:type="dxa" w:w="1662"/>
           </w:tcPr>
           <w:p>
             <w:r/>
@@ -3255,7 +6429,7 @@
         </w:tc>
         <w:tc>
           <w:tcPr>
-            <w:tcW w:type="dxa" w:w="1624"/>
+            <w:tcW w:type="dxa" w:w="1662"/>
           </w:tcPr>
           <w:p>
             <w:r/>
@@ -3270,7 +6444,7 @@
         </w:tc>
         <w:tc>
           <w:tcPr>
-            <w:tcW w:type="dxa" w:w="1624"/>
+            <w:tcW w:type="dxa" w:w="1662"/>
           </w:tcPr>
           <w:p>
             <w:r/>
@@ -3287,7 +6461,7 @@
       <w:tr>
         <w:tc>
           <w:tcPr>
-            <w:tcW w:type="dxa" w:w="1624"/>
+            <w:tcW w:type="dxa" w:w="1662"/>
           </w:tcPr>
           <w:p>
             <w:r/>
@@ -3303,7 +6477,7 @@
         </w:tc>
         <w:tc>
           <w:tcPr>
-            <w:tcW w:type="dxa" w:w="1624"/>
+            <w:tcW w:type="dxa" w:w="1662"/>
           </w:tcPr>
           <w:p>
             <w:r/>
@@ -3319,7 +6493,7 @@
         </w:tc>
         <w:tc>
           <w:tcPr>
-            <w:tcW w:type="dxa" w:w="1624"/>
+            <w:tcW w:type="dxa" w:w="1662"/>
           </w:tcPr>
           <w:p>
             <w:r/>
@@ -3334,7 +6508,7 @@
         </w:tc>
         <w:tc>
           <w:tcPr>
-            <w:tcW w:type="dxa" w:w="1624"/>
+            <w:tcW w:type="dxa" w:w="1662"/>
           </w:tcPr>
           <w:p>
             <w:r/>
@@ -3349,7 +6523,7 @@
         </w:tc>
         <w:tc>
           <w:tcPr>
-            <w:tcW w:type="dxa" w:w="1624"/>
+            <w:tcW w:type="dxa" w:w="1662"/>
           </w:tcPr>
           <w:p>
             <w:r/>
@@ -3364,7 +6538,7 @@
         </w:tc>
         <w:tc>
           <w:tcPr>
-            <w:tcW w:type="dxa" w:w="1624"/>
+            <w:tcW w:type="dxa" w:w="1662"/>
           </w:tcPr>
           <w:p>
             <w:r/>
@@ -3381,7 +6555,7 @@
       <w:tr>
         <w:tc>
           <w:tcPr>
-            <w:tcW w:type="dxa" w:w="1624"/>
+            <w:tcW w:type="dxa" w:w="1662"/>
           </w:tcPr>
           <w:p>
             <w:r/>
@@ -3397,7 +6571,7 @@
         </w:tc>
         <w:tc>
           <w:tcPr>
-            <w:tcW w:type="dxa" w:w="1624"/>
+            <w:tcW w:type="dxa" w:w="1662"/>
           </w:tcPr>
           <w:p>
             <w:r/>
@@ -3413,7 +6587,7 @@
         </w:tc>
         <w:tc>
           <w:tcPr>
-            <w:tcW w:type="dxa" w:w="1624"/>
+            <w:tcW w:type="dxa" w:w="1662"/>
           </w:tcPr>
           <w:p>
             <w:r/>
@@ -3428,7 +6602,7 @@
         </w:tc>
         <w:tc>
           <w:tcPr>
-            <w:tcW w:type="dxa" w:w="1624"/>
+            <w:tcW w:type="dxa" w:w="1662"/>
           </w:tcPr>
           <w:p>
             <w:r/>
@@ -3443,7 +6617,7 @@
         </w:tc>
         <w:tc>
           <w:tcPr>
-            <w:tcW w:type="dxa" w:w="1624"/>
+            <w:tcW w:type="dxa" w:w="1662"/>
           </w:tcPr>
           <w:p>
             <w:r/>
@@ -3458,7 +6632,7 @@
         </w:tc>
         <w:tc>
           <w:tcPr>
-            <w:tcW w:type="dxa" w:w="1624"/>
+            <w:tcW w:type="dxa" w:w="1662"/>
           </w:tcPr>
           <w:p>
             <w:r/>
@@ -3475,7 +6649,7 @@
       <w:tr>
         <w:tc>
           <w:tcPr>
-            <w:tcW w:type="dxa" w:w="1624"/>
+            <w:tcW w:type="dxa" w:w="1662"/>
           </w:tcPr>
           <w:p>
             <w:r/>
@@ -3491,7 +6665,7 @@
         </w:tc>
         <w:tc>
           <w:tcPr>
-            <w:tcW w:type="dxa" w:w="1624"/>
+            <w:tcW w:type="dxa" w:w="1662"/>
           </w:tcPr>
           <w:p>
             <w:r/>
@@ -3507,7 +6681,7 @@
         </w:tc>
         <w:tc>
           <w:tcPr>
-            <w:tcW w:type="dxa" w:w="1624"/>
+            <w:tcW w:type="dxa" w:w="1662"/>
           </w:tcPr>
           <w:p>
             <w:r/>
@@ -3522,7 +6696,7 @@
         </w:tc>
         <w:tc>
           <w:tcPr>
-            <w:tcW w:type="dxa" w:w="1624"/>
+            <w:tcW w:type="dxa" w:w="1662"/>
           </w:tcPr>
           <w:p>
             <w:r/>
@@ -3537,7 +6711,7 @@
         </w:tc>
         <w:tc>
           <w:tcPr>
-            <w:tcW w:type="dxa" w:w="1624"/>
+            <w:tcW w:type="dxa" w:w="1662"/>
           </w:tcPr>
           <w:p>
             <w:r/>
@@ -3552,7 +6726,7 @@
         </w:tc>
         <w:tc>
           <w:tcPr>
-            <w:tcW w:type="dxa" w:w="1624"/>
+            <w:tcW w:type="dxa" w:w="1662"/>
           </w:tcPr>
           <w:p>
             <w:r/>
@@ -3569,7 +6743,7 @@
       <w:tr>
         <w:tc>
           <w:tcPr>
-            <w:tcW w:type="dxa" w:w="1624"/>
+            <w:tcW w:type="dxa" w:w="1662"/>
           </w:tcPr>
           <w:p>
             <w:r/>
@@ -3585,7 +6759,7 @@
         </w:tc>
         <w:tc>
           <w:tcPr>
-            <w:tcW w:type="dxa" w:w="1624"/>
+            <w:tcW w:type="dxa" w:w="1662"/>
           </w:tcPr>
           <w:p>
             <w:r/>
@@ -3601,7 +6775,7 @@
         </w:tc>
         <w:tc>
           <w:tcPr>
-            <w:tcW w:type="dxa" w:w="1624"/>
+            <w:tcW w:type="dxa" w:w="1662"/>
           </w:tcPr>
           <w:p>
             <w:r/>
@@ -3616,7 +6790,7 @@
         </w:tc>
         <w:tc>
           <w:tcPr>
-            <w:tcW w:type="dxa" w:w="1624"/>
+            <w:tcW w:type="dxa" w:w="1662"/>
           </w:tcPr>
           <w:p>
             <w:r/>
@@ -3631,7 +6805,7 @@
         </w:tc>
         <w:tc>
           <w:tcPr>
-            <w:tcW w:type="dxa" w:w="1624"/>
+            <w:tcW w:type="dxa" w:w="1662"/>
           </w:tcPr>
           <w:p>
             <w:r/>
@@ -3646,7 +6820,7 @@
         </w:tc>
         <w:tc>
           <w:tcPr>
-            <w:tcW w:type="dxa" w:w="1624"/>
+            <w:tcW w:type="dxa" w:w="1662"/>
           </w:tcPr>
           <w:p>
             <w:r/>
@@ -3663,7 +6837,7 @@
       <w:tr>
         <w:tc>
           <w:tcPr>
-            <w:tcW w:type="dxa" w:w="1624"/>
+            <w:tcW w:type="dxa" w:w="1662"/>
           </w:tcPr>
           <w:p>
             <w:r/>
@@ -3679,7 +6853,7 @@
         </w:tc>
         <w:tc>
           <w:tcPr>
-            <w:tcW w:type="dxa" w:w="1624"/>
+            <w:tcW w:type="dxa" w:w="1662"/>
           </w:tcPr>
           <w:p>
             <w:r/>
@@ -3695,7 +6869,7 @@
         </w:tc>
         <w:tc>
           <w:tcPr>
-            <w:tcW w:type="dxa" w:w="1624"/>
+            <w:tcW w:type="dxa" w:w="1662"/>
           </w:tcPr>
           <w:p>
             <w:r/>
@@ -3710,7 +6884,7 @@
         </w:tc>
         <w:tc>
           <w:tcPr>
-            <w:tcW w:type="dxa" w:w="1624"/>
+            <w:tcW w:type="dxa" w:w="1662"/>
           </w:tcPr>
           <w:p>
             <w:r/>
@@ -3725,7 +6899,7 @@
         </w:tc>
         <w:tc>
           <w:tcPr>
-            <w:tcW w:type="dxa" w:w="1624"/>
+            <w:tcW w:type="dxa" w:w="1662"/>
           </w:tcPr>
           <w:p>
             <w:r/>
@@ -3740,7 +6914,7 @@
         </w:tc>
         <w:tc>
           <w:tcPr>
-            <w:tcW w:type="dxa" w:w="1624"/>
+            <w:tcW w:type="dxa" w:w="1662"/>
           </w:tcPr>
           <w:p>
             <w:r/>
@@ -3757,7 +6931,7 @@
       <w:tr>
         <w:tc>
           <w:tcPr>
-            <w:tcW w:type="dxa" w:w="1624"/>
+            <w:tcW w:type="dxa" w:w="1662"/>
           </w:tcPr>
           <w:p>
             <w:r/>
@@ -3773,7 +6947,7 @@
         </w:tc>
         <w:tc>
           <w:tcPr>
-            <w:tcW w:type="dxa" w:w="1624"/>
+            <w:tcW w:type="dxa" w:w="1662"/>
           </w:tcPr>
           <w:p>
             <w:r/>
@@ -3789,7 +6963,7 @@
         </w:tc>
         <w:tc>
           <w:tcPr>
-            <w:tcW w:type="dxa" w:w="1624"/>
+            <w:tcW w:type="dxa" w:w="1662"/>
           </w:tcPr>
           <w:p>
             <w:r/>
@@ -3804,7 +6978,7 @@
         </w:tc>
         <w:tc>
           <w:tcPr>
-            <w:tcW w:type="dxa" w:w="1624"/>
+            <w:tcW w:type="dxa" w:w="1662"/>
           </w:tcPr>
           <w:p>
             <w:r/>
@@ -3819,7 +6993,7 @@
         </w:tc>
         <w:tc>
           <w:tcPr>
-            <w:tcW w:type="dxa" w:w="1624"/>
+            <w:tcW w:type="dxa" w:w="1662"/>
           </w:tcPr>
           <w:p>
             <w:r/>
@@ -3834,7 +7008,7 @@
         </w:tc>
         <w:tc>
           <w:tcPr>
-            <w:tcW w:type="dxa" w:w="1624"/>
+            <w:tcW w:type="dxa" w:w="1662"/>
           </w:tcPr>
           <w:p>
             <w:r/>
@@ -3851,7 +7025,7 @@
       <w:tr>
         <w:tc>
           <w:tcPr>
-            <w:tcW w:type="dxa" w:w="1624"/>
+            <w:tcW w:type="dxa" w:w="1662"/>
           </w:tcPr>
           <w:p>
             <w:r/>
@@ -3867,7 +7041,7 @@
         </w:tc>
         <w:tc>
           <w:tcPr>
-            <w:tcW w:type="dxa" w:w="1624"/>
+            <w:tcW w:type="dxa" w:w="1662"/>
           </w:tcPr>
           <w:p>
             <w:r/>
@@ -3883,7 +7057,7 @@
         </w:tc>
         <w:tc>
           <w:tcPr>
-            <w:tcW w:type="dxa" w:w="1624"/>
+            <w:tcW w:type="dxa" w:w="1662"/>
           </w:tcPr>
           <w:p>
             <w:r/>
@@ -3898,7 +7072,7 @@
         </w:tc>
         <w:tc>
           <w:tcPr>
-            <w:tcW w:type="dxa" w:w="1624"/>
+            <w:tcW w:type="dxa" w:w="1662"/>
           </w:tcPr>
           <w:p>
             <w:r/>
@@ -3913,7 +7087,7 @@
         </w:tc>
         <w:tc>
           <w:tcPr>
-            <w:tcW w:type="dxa" w:w="1624"/>
+            <w:tcW w:type="dxa" w:w="1662"/>
           </w:tcPr>
           <w:p>
             <w:r/>
@@ -3928,7 +7102,7 @@
         </w:tc>
         <w:tc>
           <w:tcPr>
-            <w:tcW w:type="dxa" w:w="1624"/>
+            <w:tcW w:type="dxa" w:w="1662"/>
           </w:tcPr>
           <w:p>
             <w:r/>
@@ -3945,7 +7119,7 @@
       <w:tr>
         <w:tc>
           <w:tcPr>
-            <w:tcW w:type="dxa" w:w="1624"/>
+            <w:tcW w:type="dxa" w:w="1662"/>
           </w:tcPr>
           <w:p>
             <w:r/>
@@ -3961,7 +7135,7 @@
         </w:tc>
         <w:tc>
           <w:tcPr>
-            <w:tcW w:type="dxa" w:w="1624"/>
+            <w:tcW w:type="dxa" w:w="1662"/>
           </w:tcPr>
           <w:p>
             <w:r/>
@@ -3977,7 +7151,7 @@
         </w:tc>
         <w:tc>
           <w:tcPr>
-            <w:tcW w:type="dxa" w:w="1624"/>
+            <w:tcW w:type="dxa" w:w="1662"/>
           </w:tcPr>
           <w:p>
             <w:r/>
@@ -3992,7 +7166,7 @@
         </w:tc>
         <w:tc>
           <w:tcPr>
-            <w:tcW w:type="dxa" w:w="1624"/>
+            <w:tcW w:type="dxa" w:w="1662"/>
           </w:tcPr>
           <w:p>
             <w:r/>
@@ -4007,7 +7181,7 @@
         </w:tc>
         <w:tc>
           <w:tcPr>
-            <w:tcW w:type="dxa" w:w="1624"/>
+            <w:tcW w:type="dxa" w:w="1662"/>
           </w:tcPr>
           <w:p>
             <w:r/>
@@ -4022,7 +7196,7 @@
         </w:tc>
         <w:tc>
           <w:tcPr>
-            <w:tcW w:type="dxa" w:w="1624"/>
+            <w:tcW w:type="dxa" w:w="1662"/>
           </w:tcPr>
           <w:p>
             <w:r/>
@@ -4039,12 +7213,12 @@
     </w:tbl>
     <w:p>
       <w:pPr>
-        <w:spacing w:after="60"/>
+        <w:spacing w:after="40"/>
       </w:pPr>
     </w:p>
     <w:p>
       <w:pPr>
-        <w:spacing w:after="120" w:before="240" w:line="312" w:lineRule="auto"/>
+        <w:spacing w:after="120" w:before="240" w:line="300" w:lineRule="auto"/>
       </w:pPr>
       <w:r>
         <w:rPr>
@@ -4057,26 +7231,26 @@
     </w:p>
     <w:p>
       <w:pPr>
-        <w:spacing w:after="100" w:before="0" w:line="312" w:lineRule="auto"/>
+        <w:spacing w:after="80" w:before="0" w:line="300" w:lineRule="auto"/>
       </w:pPr>
       <w:r>
         <w:rPr>
           <w:rFonts w:ascii="Calibri" w:hAnsi="Calibri" w:eastAsia="宋体"/>
           <w:b w:val="0"/>
-          <w:sz w:val="22"/>
+          <w:sz w:val="21"/>
         </w:rPr>
         <w:t>下半年经营策略讨论，建议抓住一条主线：</w:t>
       </w:r>
     </w:p>
     <w:p>
       <w:pPr>
-        <w:spacing w:after="100" w:before="0" w:line="312" w:lineRule="auto"/>
+        <w:spacing w:after="80" w:before="0" w:line="300" w:lineRule="auto"/>
       </w:pPr>
       <w:r>
         <w:rPr>
           <w:rFonts w:ascii="Calibri" w:hAnsi="Calibri" w:eastAsia="宋体"/>
           <w:b/>
-          <w:sz w:val="22"/>
+          <w:sz w:val="21"/>
         </w:rPr>
         <w:t>“赛道做深 + 打单做准 + 交付做稳”</w:t>
       </w:r>
@@ -4084,7 +7258,7 @@
         <w:rPr>
           <w:rFonts w:ascii="Calibri" w:hAnsi="Calibri" w:eastAsia="宋体"/>
           <w:b w:val="0"/>
-          <w:sz w:val="22"/>
+          <w:sz w:val="21"/>
         </w:rPr>
         <w:t xml:space="preserve">，同步用 </w:t>
       </w:r>
@@ -4092,7 +7266,7 @@
         <w:rPr>
           <w:rFonts w:ascii="Calibri" w:hAnsi="Calibri" w:eastAsia="宋体"/>
           <w:b/>
-          <w:sz w:val="22"/>
+          <w:sz w:val="21"/>
         </w:rPr>
         <w:t>“员工体验回应 + 协同机制”</w:t>
       </w:r>
@@ -4100,14 +7274,14 @@
         <w:rPr>
           <w:rFonts w:ascii="Calibri" w:hAnsi="Calibri" w:eastAsia="宋体"/>
           <w:b w:val="0"/>
-          <w:sz w:val="22"/>
+          <w:sz w:val="21"/>
         </w:rPr>
         <w:t xml:space="preserve"> 守住组织信任与执行力；AI、品牌、保障减负作为支撑项，不与主线抢决策带宽。</w:t>
       </w:r>
     </w:p>
     <w:p>
       <w:pPr>
-        <w:spacing w:after="100" w:before="0" w:line="312" w:lineRule="auto"/>
+        <w:spacing w:after="80" w:before="0" w:line="300" w:lineRule="auto"/>
       </w:pPr>
       <w:r>
         <w:rPr>
@@ -4120,7 +7294,7 @@
     </w:p>
     <w:sectPr>
       <w:pgSz w:w="12240" w:h="15840"/>
-      <w:pgMar w:top="1134" w:right="1247" w:bottom="1134" w:left="1247" w:header="720" w:footer="720" w:gutter="0"/>
+      <w:pgMar w:top="1020" w:right="1134" w:bottom="1020" w:left="1134" w:header="720" w:footer="720" w:gutter="0"/>
       <w:cols w:space="720"/>
       <w:docGrid w:linePitch="360"/>
     </w:sectPr>

--- a/docs/reports/surveys/2026-fy-internal-management/管理层关键议题清单.docx
+++ b/docs/reports/surveys/2026-fy-internal-management/管理层关键议题清单.docx
@@ -626,7 +626,7 @@
           <w:b/>
           <w:sz w:val="27"/>
         </w:rPr>
-        <w:t>一、六大必议议题总览（建议联席会顺序）</w:t>
+        <w:t>一、七大必议议题总览（建议联席会顺序）</w:t>
       </w:r>
     </w:p>
     <w:tbl>
@@ -812,7 +812,7 @@
                 <w:b w:val="0"/>
                 <w:sz w:val="16"/>
               </w:rPr>
-              <w:t>45–60 分钟</w:t>
+              <w:t>40–50 分钟</w:t>
             </w:r>
           </w:p>
         </w:tc>
@@ -848,7 +848,7 @@
                 <w:b w:val="0"/>
                 <w:sz w:val="16"/>
               </w:rPr>
-              <w:t>如何把“询盘热闹”变成“成单质量”？</w:t>
+              <w:t>公司的核心竞争力到底是什么？</w:t>
             </w:r>
           </w:p>
         </w:tc>
@@ -865,7 +865,7 @@
                 <w:b w:val="0"/>
                 <w:sz w:val="16"/>
               </w:rPr>
-              <w:t>打单质量</w:t>
+              <w:t>竞争本质</w:t>
             </w:r>
           </w:p>
         </w:tc>
@@ -882,7 +882,7 @@
                 <w:b w:val="0"/>
                 <w:sz w:val="16"/>
               </w:rPr>
-              <w:t>业务、技术、总经办、品牌</w:t>
+              <w:t>经营层、业务、技术、研发、工程、品牌</w:t>
             </w:r>
           </w:p>
         </w:tc>
@@ -899,7 +899,7 @@
                 <w:b w:val="0"/>
                 <w:sz w:val="16"/>
               </w:rPr>
-              <w:t>40–50 分钟</w:t>
+              <w:t>45–60 分钟</w:t>
             </w:r>
           </w:p>
         </w:tc>
@@ -933,7 +933,7 @@
                 <w:b w:val="0"/>
                 <w:sz w:val="16"/>
               </w:rPr>
-              <w:t>交付能力的天花板在哪里，怎么破？</w:t>
+              <w:t>如何把“询盘热闹”变成“成单质量”？</w:t>
             </w:r>
           </w:p>
         </w:tc>
@@ -949,7 +949,7 @@
                 <w:b w:val="0"/>
                 <w:sz w:val="16"/>
               </w:rPr>
-              <w:t>履约与产能</w:t>
+              <w:t>打单质量</w:t>
             </w:r>
           </w:p>
         </w:tc>
@@ -965,7 +965,7 @@
                 <w:b w:val="0"/>
                 <w:sz w:val="16"/>
               </w:rPr>
-              <w:t>计划运营、工程、成本合约、技术、物流</w:t>
+              <w:t>业务、技术、总经办、品牌</w:t>
             </w:r>
           </w:p>
         </w:tc>
@@ -1017,7 +1017,7 @@
                 <w:b w:val="0"/>
                 <w:sz w:val="16"/>
               </w:rPr>
-              <w:t>长期壁垒押在 EPC 做深，还是制造能力补强？</w:t>
+              <w:t>交付能力的天花板在哪里，怎么破？</w:t>
             </w:r>
           </w:p>
         </w:tc>
@@ -1034,7 +1034,7 @@
                 <w:b w:val="0"/>
                 <w:sz w:val="16"/>
               </w:rPr>
-              <w:t>竞争力路径</w:t>
+              <w:t>履约与产能</w:t>
             </w:r>
           </w:p>
         </w:tc>
@@ -1051,7 +1051,7 @@
                 <w:b w:val="0"/>
                 <w:sz w:val="16"/>
               </w:rPr>
-              <w:t>经营层、研发、成本合约、财务</w:t>
+              <w:t>计划运营、工程、成本合约、技术、物流</w:t>
             </w:r>
           </w:p>
         </w:tc>
@@ -1068,7 +1068,7 @@
                 <w:b w:val="0"/>
                 <w:sz w:val="16"/>
               </w:rPr>
-              <w:t>35–45 分钟</w:t>
+              <w:t>40–50 分钟</w:t>
             </w:r>
           </w:p>
         </w:tc>
@@ -1102,7 +1102,7 @@
                 <w:b w:val="0"/>
                 <w:sz w:val="16"/>
               </w:rPr>
-              <w:t>标准化与组织协同：急用先行抓哪几条？</w:t>
+              <w:t>长期壁垒如何加固：EPC 做深还是制造补强？</w:t>
             </w:r>
           </w:p>
         </w:tc>
@@ -1118,7 +1118,7 @@
                 <w:b w:val="0"/>
                 <w:sz w:val="16"/>
               </w:rPr>
-              <w:t>体系能力</w:t>
+              <w:t>能力路径</w:t>
             </w:r>
           </w:p>
         </w:tc>
@@ -1134,7 +1134,7 @@
                 <w:b w:val="0"/>
                 <w:sz w:val="16"/>
               </w:rPr>
-              <w:t>总经办、计划运营、各部门长</w:t>
+              <w:t>经营层、研发、成本合约、财务</w:t>
             </w:r>
           </w:p>
         </w:tc>
@@ -1150,7 +1150,7 @@
                 <w:b w:val="0"/>
                 <w:sz w:val="16"/>
               </w:rPr>
-              <w:t>35–40 分钟</w:t>
+              <w:t>35–45 分钟</w:t>
             </w:r>
           </w:p>
         </w:tc>
@@ -1186,7 +1186,7 @@
                 <w:b w:val="0"/>
                 <w:sz w:val="16"/>
               </w:rPr>
-              <w:t>组织动能与人才：规模化靠什么扛住？</w:t>
+              <w:t>标准化与组织协同：急用先行抓哪几条？</w:t>
             </w:r>
           </w:p>
         </w:tc>
@@ -1203,7 +1203,7 @@
                 <w:b w:val="0"/>
                 <w:sz w:val="16"/>
               </w:rPr>
-              <w:t>组织保障</w:t>
+              <w:t>体系能力</w:t>
             </w:r>
           </w:p>
         </w:tc>
@@ -1220,6 +1220,89 @@
                 <w:b w:val="0"/>
                 <w:sz w:val="16"/>
               </w:rPr>
+              <w:t>总经办、计划运营、各部门长</w:t>
+            </w:r>
+          </w:p>
+        </w:tc>
+        <w:tc>
+          <w:tcPr>
+            <w:tcW w:type="dxa" w:w="1994"/>
+            <w:shd w:fill="F2F2F2" w:val="clear"/>
+          </w:tcPr>
+          <w:p>
+            <w:r/>
+            <w:r>
+              <w:rPr>
+                <w:rFonts w:ascii="Calibri" w:hAnsi="Calibri" w:eastAsia="宋体"/>
+                <w:b w:val="0"/>
+                <w:sz w:val="16"/>
+              </w:rPr>
+              <w:t>30–35 分钟</w:t>
+            </w:r>
+          </w:p>
+        </w:tc>
+      </w:tr>
+      <w:tr>
+        <w:tc>
+          <w:tcPr>
+            <w:tcW w:type="dxa" w:w="1994"/>
+          </w:tcPr>
+          <w:p>
+            <w:r/>
+            <w:r>
+              <w:rPr>
+                <w:rFonts w:ascii="Calibri" w:hAnsi="Calibri" w:eastAsia="宋体"/>
+                <w:b w:val="0"/>
+                <w:sz w:val="16"/>
+              </w:rPr>
+              <w:t>7</w:t>
+            </w:r>
+          </w:p>
+        </w:tc>
+        <w:tc>
+          <w:tcPr>
+            <w:tcW w:type="dxa" w:w="1994"/>
+          </w:tcPr>
+          <w:p>
+            <w:r/>
+            <w:r>
+              <w:rPr>
+                <w:rFonts w:ascii="Calibri" w:hAnsi="Calibri" w:eastAsia="宋体"/>
+                <w:b w:val="0"/>
+                <w:sz w:val="16"/>
+              </w:rPr>
+              <w:t>组织动能与人才：规模化靠什么扛住？</w:t>
+            </w:r>
+          </w:p>
+        </w:tc>
+        <w:tc>
+          <w:tcPr>
+            <w:tcW w:type="dxa" w:w="1994"/>
+          </w:tcPr>
+          <w:p>
+            <w:r/>
+            <w:r>
+              <w:rPr>
+                <w:rFonts w:ascii="Calibri" w:hAnsi="Calibri" w:eastAsia="宋体"/>
+                <w:b w:val="0"/>
+                <w:sz w:val="16"/>
+              </w:rPr>
+              <w:t>组织保障</w:t>
+            </w:r>
+          </w:p>
+        </w:tc>
+        <w:tc>
+          <w:tcPr>
+            <w:tcW w:type="dxa" w:w="1994"/>
+          </w:tcPr>
+          <w:p>
+            <w:r/>
+            <w:r>
+              <w:rPr>
+                <w:rFonts w:ascii="Calibri" w:hAnsi="Calibri" w:eastAsia="宋体"/>
+                <w:b w:val="0"/>
+                <w:sz w:val="16"/>
+              </w:rPr>
               <w:t>人力、总经办、各部门长</w:t>
             </w:r>
           </w:p>
@@ -1227,7 +1310,6 @@
         <w:tc>
           <w:tcPr>
             <w:tcW w:type="dxa" w:w="1994"/>
-            <w:shd w:fill="F2F2F2" w:val="clear"/>
           </w:tcPr>
           <w:p>
             <w:r/>
@@ -1369,7 +1451,7 @@
           <w:b/>
           <w:sz w:val="27"/>
         </w:rPr>
-        <w:t>二、六大议题正文</w:t>
+        <w:t>二、七大议题正文</w:t>
       </w:r>
     </w:p>
     <w:p>
@@ -1893,7 +1975,1802 @@
           <w:b/>
           <w:sz w:val="24"/>
         </w:rPr>
-        <w:t>议题 2：如何把“询盘热闹”变成“成单质量”？</w:t>
+        <w:t>议题 2：公司的核心竞争力到底是什么？</w:t>
+      </w:r>
+    </w:p>
+    <w:p>
+      <w:pPr>
+        <w:spacing w:after="80" w:before="0" w:line="300" w:lineRule="auto"/>
+      </w:pPr>
+      <w:r>
+        <w:rPr>
+          <w:rFonts w:ascii="Calibri" w:hAnsi="Calibri" w:eastAsia="宋体"/>
+          <w:b w:val="0"/>
+          <w:sz w:val="21"/>
+        </w:rPr>
+        <w:t>（先统一“我们凭什么赢”，再谈打单、交付与路径）</w:t>
+      </w:r>
+    </w:p>
+    <w:p>
+      <w:pPr>
+        <w:spacing w:after="60" w:before="120" w:line="300" w:lineRule="auto"/>
+      </w:pPr>
+      <w:r>
+        <w:rPr>
+          <w:rFonts w:ascii="Calibri" w:hAnsi="Calibri" w:eastAsia="黑体"/>
+          <w:b/>
+          <w:sz w:val="21"/>
+        </w:rPr>
+        <w:t>为什么必须单独立题、而且要部门长一起辩</w:t>
+      </w:r>
+    </w:p>
+    <w:p>
+      <w:pPr>
+        <w:spacing w:after="80" w:before="0" w:line="300" w:lineRule="auto"/>
+      </w:pPr>
+      <w:r>
+        <w:rPr>
+          <w:rFonts w:ascii="Calibri" w:hAnsi="Calibri" w:eastAsia="宋体"/>
+          <w:b w:val="0"/>
+          <w:sz w:val="21"/>
+        </w:rPr>
+        <w:t>调研里“核心竞争力”作答率高达约 79%，说明大家关心；但答案并不统一——有人说 EPC 整合，有人说技术工艺，有人说履约口碑，有人说人才组织，有人说制造产能与定价权。</w:t>
+      </w:r>
+    </w:p>
+    <w:p>
+      <w:pPr>
+        <w:spacing w:after="80" w:before="0" w:line="300" w:lineRule="auto"/>
+      </w:pPr>
+      <w:r>
+        <w:rPr>
+          <w:rFonts w:ascii="Calibri" w:hAnsi="Calibri" w:eastAsia="宋体"/>
+          <w:b w:val="0"/>
+          <w:sz w:val="21"/>
+        </w:rPr>
+        <w:t>经营汇报对外又同时出现多种表述：智慧储运系统、专精特新、资质升级、战略客户、建厂可能……</w:t>
+      </w:r>
+    </w:p>
+    <w:p>
+      <w:pPr>
+        <w:spacing w:after="80" w:before="0" w:line="300" w:lineRule="auto"/>
+      </w:pPr>
+      <w:r>
+        <w:rPr>
+          <w:rFonts w:ascii="Calibri" w:hAnsi="Calibri" w:eastAsia="宋体"/>
+          <w:b/>
+          <w:sz w:val="21"/>
+        </w:rPr>
+        <w:t>若部门长对“我们到底靠什么赢单、赢复购、赢溢价”没有共识，后面的赛道、打单、交付、建厂讨论都会各说各话。</w:t>
+      </w:r>
+    </w:p>
+    <w:p>
+      <w:pPr>
+        <w:spacing w:after="80" w:before="0" w:line="300" w:lineRule="auto"/>
+      </w:pPr>
+      <w:r>
+        <w:rPr>
+          <w:rFonts w:ascii="Calibri" w:hAnsi="Calibri" w:eastAsia="宋体"/>
+          <w:b w:val="0"/>
+          <w:sz w:val="21"/>
+        </w:rPr>
+        <w:t>本题要达成的不是漂亮定义，而是：</w:t>
+      </w:r>
+      <w:r>
+        <w:rPr>
+          <w:rFonts w:ascii="Calibri" w:hAnsi="Calibri" w:eastAsia="宋体"/>
+          <w:b/>
+          <w:sz w:val="21"/>
+        </w:rPr>
+        <w:t>当下真实竞争力是什么、客户愿意为什么付钱、下半年重点加固哪 1–2 项。</w:t>
+      </w:r>
+    </w:p>
+    <w:p>
+      <w:pPr>
+        <w:spacing w:after="60" w:before="120" w:line="300" w:lineRule="auto"/>
+      </w:pPr>
+      <w:r>
+        <w:rPr>
+          <w:rFonts w:ascii="Calibri" w:hAnsi="Calibri" w:eastAsia="黑体"/>
+          <w:b/>
+          <w:sz w:val="21"/>
+        </w:rPr>
+        <w:t>先把调研中的竞争力图谱摊开（供对照，不是投票结果）</w:t>
+      </w:r>
+    </w:p>
+    <w:tbl>
+      <w:tblPr>
+        <w:tblStyle w:val="TableGrid"/>
+        <w:tblW w:type="auto" w:w="0"/>
+        <w:jc w:val="center"/>
+        <w:tblLook w:firstColumn="1" w:firstRow="1" w:lastColumn="0" w:lastRow="0" w:noHBand="0" w:noVBand="1" w:val="04A0"/>
+      </w:tblPr>
+      <w:tblGrid>
+        <w:gridCol w:w="2493"/>
+        <w:gridCol w:w="2493"/>
+        <w:gridCol w:w="2493"/>
+        <w:gridCol w:w="2493"/>
+      </w:tblGrid>
+      <w:tr>
+        <w:tc>
+          <w:tcPr>
+            <w:tcW w:type="dxa" w:w="2493"/>
+            <w:shd w:fill="1F4E79" w:val="clear"/>
+          </w:tcPr>
+          <w:p>
+            <w:r/>
+            <w:r>
+              <w:rPr>
+                <w:rFonts w:ascii="Calibri" w:hAnsi="Calibri" w:eastAsia="黑体"/>
+                <w:b/>
+                <w:color w:val="FFFFFF"/>
+                <w:sz w:val="16"/>
+              </w:rPr>
+              <w:t>竞争力维度</w:t>
+            </w:r>
+          </w:p>
+        </w:tc>
+        <w:tc>
+          <w:tcPr>
+            <w:tcW w:type="dxa" w:w="2493"/>
+            <w:shd w:fill="1F4E79" w:val="clear"/>
+          </w:tcPr>
+          <w:p>
+            <w:r/>
+            <w:r>
+              <w:rPr>
+                <w:rFonts w:ascii="Calibri" w:hAnsi="Calibri" w:eastAsia="黑体"/>
+                <w:b/>
+                <w:color w:val="FFFFFF"/>
+                <w:sz w:val="16"/>
+              </w:rPr>
+              <w:t>员工侧典型表述</w:t>
+            </w:r>
+          </w:p>
+        </w:tc>
+        <w:tc>
+          <w:tcPr>
+            <w:tcW w:type="dxa" w:w="2493"/>
+            <w:shd w:fill="1F4E79" w:val="clear"/>
+          </w:tcPr>
+          <w:p>
+            <w:r/>
+            <w:r>
+              <w:rPr>
+                <w:rFonts w:ascii="Calibri" w:hAnsi="Calibri" w:eastAsia="黑体"/>
+                <w:b/>
+                <w:color w:val="FFFFFF"/>
+                <w:sz w:val="16"/>
+              </w:rPr>
+              <w:t>今天有多真？需联席判断</w:t>
+            </w:r>
+          </w:p>
+        </w:tc>
+        <w:tc>
+          <w:tcPr>
+            <w:tcW w:type="dxa" w:w="2493"/>
+            <w:shd w:fill="1F4E79" w:val="clear"/>
+          </w:tcPr>
+          <w:p>
+            <w:r/>
+            <w:r>
+              <w:rPr>
+                <w:rFonts w:ascii="Calibri" w:hAnsi="Calibri" w:eastAsia="黑体"/>
+                <w:b/>
+                <w:color w:val="FFFFFF"/>
+                <w:sz w:val="16"/>
+              </w:rPr>
+              <w:t>若不加固的后果</w:t>
+            </w:r>
+          </w:p>
+        </w:tc>
+      </w:tr>
+      <w:tr>
+        <w:tc>
+          <w:tcPr>
+            <w:tcW w:type="dxa" w:w="2493"/>
+          </w:tcPr>
+          <w:p>
+            <w:r/>
+            <w:r>
+              <w:rPr>
+                <w:rFonts w:ascii="Calibri" w:hAnsi="Calibri" w:eastAsia="宋体"/>
+                <w:b w:val="0"/>
+                <w:sz w:val="16"/>
+              </w:rPr>
+              <w:t>A. EPC/系统整合交付</w:t>
+            </w:r>
+          </w:p>
+        </w:tc>
+        <w:tc>
+          <w:tcPr>
+            <w:tcW w:type="dxa" w:w="2493"/>
+          </w:tcPr>
+          <w:p>
+            <w:r/>
+            <w:r>
+              <w:rPr>
+                <w:rFonts w:ascii="Calibri" w:hAnsi="Calibri" w:eastAsia="宋体"/>
+                <w:b w:val="0"/>
+                <w:sz w:val="16"/>
+              </w:rPr>
+              <w:t>方案—供应链—施工—调试—售后一体化；交钥匙</w:t>
+            </w:r>
+          </w:p>
+        </w:tc>
+        <w:tc>
+          <w:tcPr>
+            <w:tcW w:type="dxa" w:w="2493"/>
+          </w:tcPr>
+          <w:p>
+            <w:r/>
+            <w:r>
+              <w:rPr>
+                <w:rFonts w:ascii="Calibri" w:hAnsi="Calibri" w:eastAsia="宋体"/>
+                <w:b w:val="0"/>
+                <w:sz w:val="16"/>
+              </w:rPr>
+              <w:t>是不是客户感知最强的差异点？</w:t>
+            </w:r>
+          </w:p>
+        </w:tc>
+        <w:tc>
+          <w:tcPr>
+            <w:tcW w:type="dxa" w:w="2493"/>
+          </w:tcPr>
+          <w:p>
+            <w:r/>
+            <w:r>
+              <w:rPr>
+                <w:rFonts w:ascii="Calibri" w:hAnsi="Calibri" w:eastAsia="宋体"/>
+                <w:b w:val="0"/>
+                <w:sz w:val="16"/>
+              </w:rPr>
+              <w:t>被当成设备商比价</w:t>
+            </w:r>
+          </w:p>
+        </w:tc>
+      </w:tr>
+      <w:tr>
+        <w:tc>
+          <w:tcPr>
+            <w:tcW w:type="dxa" w:w="2493"/>
+            <w:shd w:fill="F2F2F2" w:val="clear"/>
+          </w:tcPr>
+          <w:p>
+            <w:r/>
+            <w:r>
+              <w:rPr>
+                <w:rFonts w:ascii="Calibri" w:hAnsi="Calibri" w:eastAsia="宋体"/>
+                <w:b w:val="0"/>
+                <w:sz w:val="16"/>
+              </w:rPr>
+              <w:t>B. 细分行业专业深度</w:t>
+            </w:r>
+          </w:p>
+        </w:tc>
+        <w:tc>
+          <w:tcPr>
+            <w:tcW w:type="dxa" w:w="2493"/>
+            <w:shd w:fill="F2F2F2" w:val="clear"/>
+          </w:tcPr>
+          <w:p>
+            <w:r/>
+            <w:r>
+              <w:rPr>
+                <w:rFonts w:ascii="Calibri" w:hAnsi="Calibri" w:eastAsia="宋体"/>
+                <w:b w:val="0"/>
+                <w:sz w:val="16"/>
+              </w:rPr>
+              <w:t>懂物料特性、工艺痛点、特殊工况（水泥/粮/港/矿）</w:t>
+            </w:r>
+          </w:p>
+        </w:tc>
+        <w:tc>
+          <w:tcPr>
+            <w:tcW w:type="dxa" w:w="2493"/>
+            <w:shd w:fill="F2F2F2" w:val="clear"/>
+          </w:tcPr>
+          <w:p>
+            <w:r/>
+            <w:r>
+              <w:rPr>
+                <w:rFonts w:ascii="Calibri" w:hAnsi="Calibri" w:eastAsia="宋体"/>
+                <w:b w:val="0"/>
+                <w:sz w:val="16"/>
+              </w:rPr>
+              <w:t>有没有形成可复制的行业解决方案？</w:t>
+            </w:r>
+          </w:p>
+        </w:tc>
+        <w:tc>
+          <w:tcPr>
+            <w:tcW w:type="dxa" w:w="2493"/>
+            <w:shd w:fill="F2F2F2" w:val="clear"/>
+          </w:tcPr>
+          <w:p>
+            <w:r/>
+            <w:r>
+              <w:rPr>
+                <w:rFonts w:ascii="Calibri" w:hAnsi="Calibri" w:eastAsia="宋体"/>
+                <w:b w:val="0"/>
+                <w:sz w:val="16"/>
+              </w:rPr>
+              <w:t>继续“什么都能做、什么都不精”</w:t>
+            </w:r>
+          </w:p>
+        </w:tc>
+      </w:tr>
+      <w:tr>
+        <w:tc>
+          <w:tcPr>
+            <w:tcW w:type="dxa" w:w="2493"/>
+          </w:tcPr>
+          <w:p>
+            <w:r/>
+            <w:r>
+              <w:rPr>
+                <w:rFonts w:ascii="Calibri" w:hAnsi="Calibri" w:eastAsia="宋体"/>
+                <w:b w:val="0"/>
+                <w:sz w:val="16"/>
+              </w:rPr>
+              <w:t>C. 履约与交付口碑</w:t>
+            </w:r>
+          </w:p>
+        </w:tc>
+        <w:tc>
+          <w:tcPr>
+            <w:tcW w:type="dxa" w:w="2493"/>
+          </w:tcPr>
+          <w:p>
+            <w:r/>
+            <w:r>
+              <w:rPr>
+                <w:rFonts w:ascii="Calibri" w:hAnsi="Calibri" w:eastAsia="宋体"/>
+                <w:b w:val="0"/>
+                <w:sz w:val="16"/>
+              </w:rPr>
+              <w:t>海外圈子小，口碑即订单；按时高质量履约</w:t>
+            </w:r>
+          </w:p>
+        </w:tc>
+        <w:tc>
+          <w:tcPr>
+            <w:tcW w:type="dxa" w:w="2493"/>
+          </w:tcPr>
+          <w:p>
+            <w:r/>
+            <w:r>
+              <w:rPr>
+                <w:rFonts w:ascii="Calibri" w:hAnsi="Calibri" w:eastAsia="宋体"/>
+                <w:b w:val="0"/>
+                <w:sz w:val="16"/>
+              </w:rPr>
+              <w:t>当前延误/返工是否在消耗这块资产？</w:t>
+            </w:r>
+          </w:p>
+        </w:tc>
+        <w:tc>
+          <w:tcPr>
+            <w:tcW w:type="dxa" w:w="2493"/>
+          </w:tcPr>
+          <w:p>
+            <w:r/>
+            <w:r>
+              <w:rPr>
+                <w:rFonts w:ascii="Calibri" w:hAnsi="Calibri" w:eastAsia="宋体"/>
+                <w:b w:val="0"/>
+                <w:sz w:val="16"/>
+              </w:rPr>
+              <w:t>再多品牌投放也难转化</w:t>
+            </w:r>
+          </w:p>
+        </w:tc>
+      </w:tr>
+      <w:tr>
+        <w:tc>
+          <w:tcPr>
+            <w:tcW w:type="dxa" w:w="2493"/>
+            <w:shd w:fill="F2F2F2" w:val="clear"/>
+          </w:tcPr>
+          <w:p>
+            <w:r/>
+            <w:r>
+              <w:rPr>
+                <w:rFonts w:ascii="Calibri" w:hAnsi="Calibri" w:eastAsia="宋体"/>
+                <w:b w:val="0"/>
+                <w:sz w:val="16"/>
+              </w:rPr>
+              <w:t>D. 技术与产品差异化</w:t>
+            </w:r>
+          </w:p>
+        </w:tc>
+        <w:tc>
+          <w:tcPr>
+            <w:tcW w:type="dxa" w:w="2493"/>
+            <w:shd w:fill="F2F2F2" w:val="clear"/>
+          </w:tcPr>
+          <w:p>
+            <w:r/>
+            <w:r>
+              <w:rPr>
+                <w:rFonts w:ascii="Calibri" w:hAnsi="Calibri" w:eastAsia="宋体"/>
+                <w:b w:val="0"/>
+                <w:sz w:val="16"/>
+              </w:rPr>
+              <w:t>智能监测、防腐/气密/出料、绿色低碳、专利/标准</w:t>
+            </w:r>
+          </w:p>
+        </w:tc>
+        <w:tc>
+          <w:tcPr>
+            <w:tcW w:type="dxa" w:w="2493"/>
+            <w:shd w:fill="F2F2F2" w:val="clear"/>
+          </w:tcPr>
+          <w:p>
+            <w:r/>
+            <w:r>
+              <w:rPr>
+                <w:rFonts w:ascii="Calibri" w:hAnsi="Calibri" w:eastAsia="宋体"/>
+                <w:b w:val="0"/>
+                <w:sz w:val="16"/>
+              </w:rPr>
+              <w:t>是可售卖能力，还是宣传标签？</w:t>
+            </w:r>
+          </w:p>
+        </w:tc>
+        <w:tc>
+          <w:tcPr>
+            <w:tcW w:type="dxa" w:w="2493"/>
+            <w:shd w:fill="F2F2F2" w:val="clear"/>
+          </w:tcPr>
+          <w:p>
+            <w:r/>
+            <w:r>
+              <w:rPr>
+                <w:rFonts w:ascii="Calibri" w:hAnsi="Calibri" w:eastAsia="宋体"/>
+                <w:b w:val="0"/>
+                <w:sz w:val="16"/>
+              </w:rPr>
+              <w:t>只能拼价格与关系</w:t>
+            </w:r>
+          </w:p>
+        </w:tc>
+      </w:tr>
+      <w:tr>
+        <w:tc>
+          <w:tcPr>
+            <w:tcW w:type="dxa" w:w="2493"/>
+          </w:tcPr>
+          <w:p>
+            <w:r/>
+            <w:r>
+              <w:rPr>
+                <w:rFonts w:ascii="Calibri" w:hAnsi="Calibri" w:eastAsia="宋体"/>
+                <w:b w:val="0"/>
+                <w:sz w:val="16"/>
+              </w:rPr>
+              <w:t>E. 供应链与制造掌控</w:t>
+            </w:r>
+          </w:p>
+        </w:tc>
+        <w:tc>
+          <w:tcPr>
+            <w:tcW w:type="dxa" w:w="2493"/>
+          </w:tcPr>
+          <w:p>
+            <w:r/>
+            <w:r>
+              <w:rPr>
+                <w:rFonts w:ascii="Calibri" w:hAnsi="Calibri" w:eastAsia="宋体"/>
+                <w:b w:val="0"/>
+                <w:sz w:val="16"/>
+              </w:rPr>
+              <w:t>自有/绑定产能、样品可参观、交期成本可控</w:t>
+            </w:r>
+          </w:p>
+        </w:tc>
+        <w:tc>
+          <w:tcPr>
+            <w:tcW w:type="dxa" w:w="2493"/>
+          </w:tcPr>
+          <w:p>
+            <w:r/>
+            <w:r>
+              <w:rPr>
+                <w:rFonts w:ascii="Calibri" w:hAnsi="Calibri" w:eastAsia="宋体"/>
+                <w:b w:val="0"/>
+                <w:sz w:val="16"/>
+              </w:rPr>
+              <w:t>是否已构成短期短板？</w:t>
+            </w:r>
+          </w:p>
+        </w:tc>
+        <w:tc>
+          <w:tcPr>
+            <w:tcW w:type="dxa" w:w="2493"/>
+          </w:tcPr>
+          <w:p>
+            <w:r/>
+            <w:r>
+              <w:rPr>
+                <w:rFonts w:ascii="Calibri" w:hAnsi="Calibri" w:eastAsia="宋体"/>
+                <w:b w:val="0"/>
+                <w:sz w:val="16"/>
+              </w:rPr>
+              <w:t>长期缺定价权</w:t>
+            </w:r>
+          </w:p>
+        </w:tc>
+      </w:tr>
+      <w:tr>
+        <w:tc>
+          <w:tcPr>
+            <w:tcW w:type="dxa" w:w="2493"/>
+            <w:shd w:fill="F2F2F2" w:val="clear"/>
+          </w:tcPr>
+          <w:p>
+            <w:r/>
+            <w:r>
+              <w:rPr>
+                <w:rFonts w:ascii="Calibri" w:hAnsi="Calibri" w:eastAsia="宋体"/>
+                <w:b w:val="0"/>
+                <w:sz w:val="16"/>
+              </w:rPr>
+              <w:t>F. 人才与组织能力</w:t>
+            </w:r>
+          </w:p>
+        </w:tc>
+        <w:tc>
+          <w:tcPr>
+            <w:tcW w:type="dxa" w:w="2493"/>
+            <w:shd w:fill="F2F2F2" w:val="clear"/>
+          </w:tcPr>
+          <w:p>
+            <w:r/>
+            <w:r>
+              <w:rPr>
+                <w:rFonts w:ascii="Calibri" w:hAnsi="Calibri" w:eastAsia="宋体"/>
+                <w:b w:val="0"/>
+                <w:sz w:val="16"/>
+              </w:rPr>
+              <w:t>“技术可被追赶，组织能力才是护城河”</w:t>
+            </w:r>
+          </w:p>
+        </w:tc>
+        <w:tc>
+          <w:tcPr>
+            <w:tcW w:type="dxa" w:w="2493"/>
+            <w:shd w:fill="F2F2F2" w:val="clear"/>
+          </w:tcPr>
+          <w:p>
+            <w:r/>
+            <w:r>
+              <w:rPr>
+                <w:rFonts w:ascii="Calibri" w:hAnsi="Calibri" w:eastAsia="宋体"/>
+                <w:b w:val="0"/>
+                <w:sz w:val="16"/>
+              </w:rPr>
+              <w:t>个人英雄多，还是体系作战强？</w:t>
+            </w:r>
+          </w:p>
+        </w:tc>
+        <w:tc>
+          <w:tcPr>
+            <w:tcW w:type="dxa" w:w="2493"/>
+            <w:shd w:fill="F2F2F2" w:val="clear"/>
+          </w:tcPr>
+          <w:p>
+            <w:r/>
+            <w:r>
+              <w:rPr>
+                <w:rFonts w:ascii="Calibri" w:hAnsi="Calibri" w:eastAsia="宋体"/>
+                <w:b w:val="0"/>
+                <w:sz w:val="16"/>
+              </w:rPr>
+              <w:t>规模一大就失速</w:t>
+            </w:r>
+          </w:p>
+        </w:tc>
+      </w:tr>
+      <w:tr>
+        <w:tc>
+          <w:tcPr>
+            <w:tcW w:type="dxa" w:w="2493"/>
+          </w:tcPr>
+          <w:p>
+            <w:r/>
+            <w:r>
+              <w:rPr>
+                <w:rFonts w:ascii="Calibri" w:hAnsi="Calibri" w:eastAsia="宋体"/>
+                <w:b w:val="0"/>
+                <w:sz w:val="16"/>
+              </w:rPr>
+              <w:t>G. 品牌与客户资产</w:t>
+            </w:r>
+          </w:p>
+        </w:tc>
+        <w:tc>
+          <w:tcPr>
+            <w:tcW w:type="dxa" w:w="2493"/>
+          </w:tcPr>
+          <w:p>
+            <w:r/>
+            <w:r>
+              <w:rPr>
+                <w:rFonts w:ascii="Calibri" w:hAnsi="Calibri" w:eastAsia="宋体"/>
+                <w:b w:val="0"/>
+                <w:sz w:val="16"/>
+              </w:rPr>
+              <w:t>标杆项目、531/铁三角、全球认知</w:t>
+            </w:r>
+          </w:p>
+        </w:tc>
+        <w:tc>
+          <w:tcPr>
+            <w:tcW w:type="dxa" w:w="2493"/>
+          </w:tcPr>
+          <w:p>
+            <w:r/>
+            <w:r>
+              <w:rPr>
+                <w:rFonts w:ascii="Calibri" w:hAnsi="Calibri" w:eastAsia="宋体"/>
+                <w:b w:val="0"/>
+                <w:sz w:val="16"/>
+              </w:rPr>
+              <w:t>客户资产在公司还是在个人？</w:t>
+            </w:r>
+          </w:p>
+        </w:tc>
+        <w:tc>
+          <w:tcPr>
+            <w:tcW w:type="dxa" w:w="2493"/>
+          </w:tcPr>
+          <w:p>
+            <w:r/>
+            <w:r>
+              <w:rPr>
+                <w:rFonts w:ascii="Calibri" w:hAnsi="Calibri" w:eastAsia="宋体"/>
+                <w:b w:val="0"/>
+                <w:sz w:val="16"/>
+              </w:rPr>
+              <w:t>市场投入难沉淀</w:t>
+            </w:r>
+          </w:p>
+        </w:tc>
+      </w:tr>
+    </w:tbl>
+    <w:p>
+      <w:pPr>
+        <w:spacing w:after="40"/>
+      </w:pPr>
+    </w:p>
+    <w:p>
+      <w:pPr>
+        <w:spacing w:after="60" w:before="120" w:line="300" w:lineRule="auto"/>
+      </w:pPr>
+      <w:r>
+        <w:rPr>
+          <w:rFonts w:ascii="Calibri" w:hAnsi="Calibri" w:eastAsia="黑体"/>
+          <w:b/>
+          <w:sz w:val="21"/>
+        </w:rPr>
+        <w:t>联席会上要达成的共识（请逐条拍板）</w:t>
+      </w:r>
+    </w:p>
+    <w:p>
+      <w:pPr>
+        <w:spacing w:after="80" w:before="0" w:line="300" w:lineRule="auto"/>
+        <w:ind w:left="85"/>
+      </w:pPr>
+      <w:r>
+        <w:rPr>
+          <w:rFonts w:ascii="Calibri" w:hAnsi="Calibri" w:eastAsia="宋体"/>
+          <w:b w:val="0"/>
+          <w:sz w:val="21"/>
+        </w:rPr>
+        <w:t xml:space="preserve">1. </w:t>
+      </w:r>
+      <w:r>
+        <w:rPr>
+          <w:rFonts w:ascii="Calibri" w:hAnsi="Calibri" w:eastAsia="宋体"/>
+          <w:b/>
+          <w:sz w:val="21"/>
+        </w:rPr>
+        <w:t>一句话定义</w:t>
+      </w:r>
+      <w:r>
+        <w:rPr>
+          <w:rFonts w:ascii="Calibri" w:hAnsi="Calibri" w:eastAsia="宋体"/>
+          <w:b w:val="0"/>
+          <w:sz w:val="21"/>
+        </w:rPr>
+        <w:t>：用不超过 40 字写清“实荣的核心竞争力是……”——业务、技术、工程、品牌必须能共同对外说。</w:t>
+      </w:r>
+    </w:p>
+    <w:p>
+      <w:pPr>
+        <w:spacing w:after="80" w:before="0" w:line="300" w:lineRule="auto"/>
+        <w:ind w:left="85"/>
+      </w:pPr>
+      <w:r>
+        <w:rPr>
+          <w:rFonts w:ascii="Calibri" w:hAnsi="Calibri" w:eastAsia="宋体"/>
+          <w:b w:val="0"/>
+          <w:sz w:val="21"/>
+        </w:rPr>
+        <w:t xml:space="preserve">2. </w:t>
+      </w:r>
+      <w:r>
+        <w:rPr>
+          <w:rFonts w:ascii="Calibri" w:hAnsi="Calibri" w:eastAsia="宋体"/>
+          <w:b/>
+          <w:sz w:val="21"/>
+        </w:rPr>
+        <w:t>主竞争力 + 支撑竞争力</w:t>
+      </w:r>
+      <w:r>
+        <w:rPr>
+          <w:rFonts w:ascii="Calibri" w:hAnsi="Calibri" w:eastAsia="宋体"/>
+          <w:b w:val="0"/>
+          <w:sz w:val="21"/>
+        </w:rPr>
+        <w:t>：主项只定 1 个（建议在 A/B/C 中选），支撑项不超过 2 个；其余列为“保持”或“暂不主打”。</w:t>
+      </w:r>
+    </w:p>
+    <w:p>
+      <w:pPr>
+        <w:spacing w:after="80" w:before="0" w:line="300" w:lineRule="auto"/>
+        <w:ind w:left="85"/>
+      </w:pPr>
+      <w:r>
+        <w:rPr>
+          <w:rFonts w:ascii="Calibri" w:hAnsi="Calibri" w:eastAsia="宋体"/>
+          <w:b w:val="0"/>
+          <w:sz w:val="21"/>
+        </w:rPr>
+        <w:t xml:space="preserve">3. </w:t>
+      </w:r>
+      <w:r>
+        <w:rPr>
+          <w:rFonts w:ascii="Calibri" w:hAnsi="Calibri" w:eastAsia="宋体"/>
+          <w:b/>
+          <w:sz w:val="21"/>
+        </w:rPr>
+        <w:t>真实与目标分开</w:t>
+      </w:r>
+      <w:r>
+        <w:rPr>
+          <w:rFonts w:ascii="Calibri" w:hAnsi="Calibri" w:eastAsia="宋体"/>
+          <w:b w:val="0"/>
+          <w:sz w:val="21"/>
+        </w:rPr>
+        <w:t>：哪些是</w:t>
+      </w:r>
+      <w:r>
+        <w:rPr>
+          <w:rFonts w:ascii="Calibri" w:hAnsi="Calibri" w:eastAsia="宋体"/>
+          <w:b/>
+          <w:sz w:val="21"/>
+        </w:rPr>
+        <w:t>今天已经能拿去赢单的能力</w:t>
+      </w:r>
+      <w:r>
+        <w:rPr>
+          <w:rFonts w:ascii="Calibri" w:hAnsi="Calibri" w:eastAsia="宋体"/>
+          <w:b w:val="0"/>
+          <w:sz w:val="21"/>
+        </w:rPr>
+        <w:t>，哪些是</w:t>
+      </w:r>
+      <w:r>
+        <w:rPr>
+          <w:rFonts w:ascii="Calibri" w:hAnsi="Calibri" w:eastAsia="宋体"/>
+          <w:b/>
+          <w:sz w:val="21"/>
+        </w:rPr>
+        <w:t>2026–2027 要建成的能力</w:t>
+      </w:r>
+      <w:r>
+        <w:rPr>
+          <w:rFonts w:ascii="Calibri" w:hAnsi="Calibri" w:eastAsia="宋体"/>
+          <w:b w:val="0"/>
+          <w:sz w:val="21"/>
+        </w:rPr>
+        <w:t>（避免把愿望写成现状）。</w:t>
+      </w:r>
+    </w:p>
+    <w:p>
+      <w:pPr>
+        <w:spacing w:after="80" w:before="0" w:line="300" w:lineRule="auto"/>
+        <w:ind w:left="85"/>
+      </w:pPr>
+      <w:r>
+        <w:rPr>
+          <w:rFonts w:ascii="Calibri" w:hAnsi="Calibri" w:eastAsia="宋体"/>
+          <w:b w:val="0"/>
+          <w:sz w:val="21"/>
+        </w:rPr>
+        <w:t xml:space="preserve">4. </w:t>
+      </w:r>
+      <w:r>
+        <w:rPr>
+          <w:rFonts w:ascii="Calibri" w:hAnsi="Calibri" w:eastAsia="宋体"/>
+          <w:b/>
+          <w:sz w:val="21"/>
+        </w:rPr>
+        <w:t>客户价值验证</w:t>
+      </w:r>
+      <w:r>
+        <w:rPr>
+          <w:rFonts w:ascii="Calibri" w:hAnsi="Calibri" w:eastAsia="宋体"/>
+          <w:b w:val="0"/>
+          <w:sz w:val="21"/>
+        </w:rPr>
+        <w:t>：新客户首单、老客户复购，分别更认我们的哪一项？有没有项目证据？</w:t>
+      </w:r>
+    </w:p>
+    <w:p>
+      <w:pPr>
+        <w:spacing w:after="80" w:before="0" w:line="300" w:lineRule="auto"/>
+        <w:ind w:left="85"/>
+      </w:pPr>
+      <w:r>
+        <w:rPr>
+          <w:rFonts w:ascii="Calibri" w:hAnsi="Calibri" w:eastAsia="宋体"/>
+          <w:b w:val="0"/>
+          <w:sz w:val="21"/>
+        </w:rPr>
+        <w:t xml:space="preserve">5. </w:t>
+      </w:r>
+      <w:r>
+        <w:rPr>
+          <w:rFonts w:ascii="Calibri" w:hAnsi="Calibri" w:eastAsia="宋体"/>
+          <w:b/>
+          <w:sz w:val="21"/>
+        </w:rPr>
+        <w:t>禁止口径</w:t>
+      </w:r>
+      <w:r>
+        <w:rPr>
+          <w:rFonts w:ascii="Calibri" w:hAnsi="Calibri" w:eastAsia="宋体"/>
+          <w:b w:val="0"/>
+          <w:sz w:val="21"/>
+        </w:rPr>
+        <w:t>：明确哪些话下半年不再对外主打（如尚无样品却强调制造实力、尚无稳定交付却强调交钥匙无忧等）。</w:t>
+      </w:r>
+    </w:p>
+    <w:p>
+      <w:pPr>
+        <w:spacing w:after="80" w:before="0" w:line="300" w:lineRule="auto"/>
+        <w:ind w:left="85"/>
+      </w:pPr>
+      <w:r>
+        <w:rPr>
+          <w:rFonts w:ascii="Calibri" w:hAnsi="Calibri" w:eastAsia="宋体"/>
+          <w:b w:val="0"/>
+          <w:sz w:val="21"/>
+        </w:rPr>
+        <w:t xml:space="preserve">6. </w:t>
+      </w:r>
+      <w:r>
+        <w:rPr>
+          <w:rFonts w:ascii="Calibri" w:hAnsi="Calibri" w:eastAsia="宋体"/>
+          <w:b/>
+          <w:sz w:val="21"/>
+        </w:rPr>
+        <w:t>资源含义</w:t>
+      </w:r>
+      <w:r>
+        <w:rPr>
+          <w:rFonts w:ascii="Calibri" w:hAnsi="Calibri" w:eastAsia="宋体"/>
+          <w:b w:val="0"/>
+          <w:sz w:val="21"/>
+        </w:rPr>
+        <w:t>：主竞争力确定后，下半年技术研发、标杆项目选择、品牌案例、考核激励如何倾斜。</w:t>
+      </w:r>
+    </w:p>
+    <w:p>
+      <w:pPr>
+        <w:spacing w:after="60" w:before="120" w:line="300" w:lineRule="auto"/>
+      </w:pPr>
+      <w:r>
+        <w:rPr>
+          <w:rFonts w:ascii="Calibri" w:hAnsi="Calibri" w:eastAsia="黑体"/>
+          <w:b/>
+          <w:sz w:val="21"/>
+        </w:rPr>
+        <w:t>可选定位方案（便于当场收敛）</w:t>
+      </w:r>
+    </w:p>
+    <w:tbl>
+      <w:tblPr>
+        <w:tblStyle w:val="TableGrid"/>
+        <w:tblW w:type="auto" w:w="0"/>
+        <w:jc w:val="center"/>
+        <w:tblLook w:firstColumn="1" w:firstRow="1" w:lastColumn="0" w:lastRow="0" w:noHBand="0" w:noVBand="1" w:val="04A0"/>
+      </w:tblPr>
+      <w:tblGrid>
+        <w:gridCol w:w="2493"/>
+        <w:gridCol w:w="2493"/>
+        <w:gridCol w:w="2493"/>
+        <w:gridCol w:w="2493"/>
+      </w:tblGrid>
+      <w:tr>
+        <w:tc>
+          <w:tcPr>
+            <w:tcW w:type="dxa" w:w="2493"/>
+            <w:shd w:fill="1F4E79" w:val="clear"/>
+          </w:tcPr>
+          <w:p>
+            <w:r/>
+            <w:r>
+              <w:rPr>
+                <w:rFonts w:ascii="Calibri" w:hAnsi="Calibri" w:eastAsia="黑体"/>
+                <w:b/>
+                <w:color w:val="FFFFFF"/>
+                <w:sz w:val="16"/>
+              </w:rPr>
+              <w:t>方案</w:t>
+            </w:r>
+          </w:p>
+        </w:tc>
+        <w:tc>
+          <w:tcPr>
+            <w:tcW w:type="dxa" w:w="2493"/>
+            <w:shd w:fill="1F4E79" w:val="clear"/>
+          </w:tcPr>
+          <w:p>
+            <w:r/>
+            <w:r>
+              <w:rPr>
+                <w:rFonts w:ascii="Calibri" w:hAnsi="Calibri" w:eastAsia="黑体"/>
+                <w:b/>
+                <w:color w:val="FFFFFF"/>
+                <w:sz w:val="16"/>
+              </w:rPr>
+              <w:t>一句话定位</w:t>
+            </w:r>
+          </w:p>
+        </w:tc>
+        <w:tc>
+          <w:tcPr>
+            <w:tcW w:type="dxa" w:w="2493"/>
+            <w:shd w:fill="1F4E79" w:val="clear"/>
+          </w:tcPr>
+          <w:p>
+            <w:r/>
+            <w:r>
+              <w:rPr>
+                <w:rFonts w:ascii="Calibri" w:hAnsi="Calibri" w:eastAsia="黑体"/>
+                <w:b/>
+                <w:color w:val="FFFFFF"/>
+                <w:sz w:val="16"/>
+              </w:rPr>
+              <w:t>适合条件</w:t>
+            </w:r>
+          </w:p>
+        </w:tc>
+        <w:tc>
+          <w:tcPr>
+            <w:tcW w:type="dxa" w:w="2493"/>
+            <w:shd w:fill="1F4E79" w:val="clear"/>
+          </w:tcPr>
+          <w:p>
+            <w:r/>
+            <w:r>
+              <w:rPr>
+                <w:rFonts w:ascii="Calibri" w:hAnsi="Calibri" w:eastAsia="黑体"/>
+                <w:b/>
+                <w:color w:val="FFFFFF"/>
+                <w:sz w:val="16"/>
+              </w:rPr>
+              <w:t>主要加码动作</w:t>
+            </w:r>
+          </w:p>
+        </w:tc>
+      </w:tr>
+      <w:tr>
+        <w:tc>
+          <w:tcPr>
+            <w:tcW w:type="dxa" w:w="2493"/>
+          </w:tcPr>
+          <w:p>
+            <w:r/>
+            <w:r>
+              <w:rPr>
+                <w:rFonts w:ascii="Calibri" w:hAnsi="Calibri" w:eastAsia="宋体"/>
+                <w:b w:val="0"/>
+                <w:sz w:val="16"/>
+              </w:rPr>
+              <w:t>方案甲</w:t>
+            </w:r>
+          </w:p>
+        </w:tc>
+        <w:tc>
+          <w:tcPr>
+            <w:tcW w:type="dxa" w:w="2493"/>
+          </w:tcPr>
+          <w:p>
+            <w:r/>
+            <w:r>
+              <w:rPr>
+                <w:rFonts w:ascii="Calibri" w:hAnsi="Calibri" w:eastAsia="宋体"/>
+                <w:b w:val="0"/>
+                <w:sz w:val="16"/>
+              </w:rPr>
+              <w:t>大宗散料智慧储运 EPC 综合交付能力</w:t>
+            </w:r>
+          </w:p>
+        </w:tc>
+        <w:tc>
+          <w:tcPr>
+            <w:tcW w:type="dxa" w:w="2493"/>
+          </w:tcPr>
+          <w:p>
+            <w:r/>
+            <w:r>
+              <w:rPr>
+                <w:rFonts w:ascii="Calibri" w:hAnsi="Calibri" w:eastAsia="宋体"/>
+                <w:b w:val="0"/>
+                <w:sz w:val="16"/>
+              </w:rPr>
+              <w:t>客户买的是系统与履约，而非单台设备</w:t>
+            </w:r>
+          </w:p>
+        </w:tc>
+        <w:tc>
+          <w:tcPr>
+            <w:tcW w:type="dxa" w:w="2493"/>
+          </w:tcPr>
+          <w:p>
+            <w:r/>
+            <w:r>
+              <w:rPr>
+                <w:rFonts w:ascii="Calibri" w:hAnsi="Calibri" w:eastAsia="宋体"/>
+                <w:b w:val="0"/>
+                <w:sz w:val="16"/>
+              </w:rPr>
+              <w:t>强化深化设计、计划总控、标杆履约、售后本地化</w:t>
+            </w:r>
+          </w:p>
+        </w:tc>
+      </w:tr>
+      <w:tr>
+        <w:tc>
+          <w:tcPr>
+            <w:tcW w:type="dxa" w:w="2493"/>
+            <w:shd w:fill="F2F2F2" w:val="clear"/>
+          </w:tcPr>
+          <w:p>
+            <w:r/>
+            <w:r>
+              <w:rPr>
+                <w:rFonts w:ascii="Calibri" w:hAnsi="Calibri" w:eastAsia="宋体"/>
+                <w:b w:val="0"/>
+                <w:sz w:val="16"/>
+              </w:rPr>
+              <w:t>方案乙</w:t>
+            </w:r>
+          </w:p>
+        </w:tc>
+        <w:tc>
+          <w:tcPr>
+            <w:tcW w:type="dxa" w:w="2493"/>
+            <w:shd w:fill="F2F2F2" w:val="clear"/>
+          </w:tcPr>
+          <w:p>
+            <w:r/>
+            <w:r>
+              <w:rPr>
+                <w:rFonts w:ascii="Calibri" w:hAnsi="Calibri" w:eastAsia="宋体"/>
+                <w:b w:val="0"/>
+                <w:sz w:val="16"/>
+              </w:rPr>
+              <w:t>重点行业工艺+仓储系统专家能力</w:t>
+            </w:r>
+          </w:p>
+        </w:tc>
+        <w:tc>
+          <w:tcPr>
+            <w:tcW w:type="dxa" w:w="2493"/>
+            <w:shd w:fill="F2F2F2" w:val="clear"/>
+          </w:tcPr>
+          <w:p>
+            <w:r/>
+            <w:r>
+              <w:rPr>
+                <w:rFonts w:ascii="Calibri" w:hAnsi="Calibri" w:eastAsia="宋体"/>
+                <w:b w:val="0"/>
+                <w:sz w:val="16"/>
+              </w:rPr>
+              <w:t>已在 1–2 个行业有厚案例与工艺 know-how</w:t>
+            </w:r>
+          </w:p>
+        </w:tc>
+        <w:tc>
+          <w:tcPr>
+            <w:tcW w:type="dxa" w:w="2493"/>
+            <w:shd w:fill="F2F2F2" w:val="clear"/>
+          </w:tcPr>
+          <w:p>
+            <w:r/>
+            <w:r>
+              <w:rPr>
+                <w:rFonts w:ascii="Calibri" w:hAnsi="Calibri" w:eastAsia="宋体"/>
+                <w:b w:val="0"/>
+                <w:sz w:val="16"/>
+              </w:rPr>
+              <w:t>行业解决方案包、标准方案库、铁三角行业化</w:t>
+            </w:r>
+          </w:p>
+        </w:tc>
+      </w:tr>
+      <w:tr>
+        <w:tc>
+          <w:tcPr>
+            <w:tcW w:type="dxa" w:w="2493"/>
+          </w:tcPr>
+          <w:p>
+            <w:r/>
+            <w:r>
+              <w:rPr>
+                <w:rFonts w:ascii="Calibri" w:hAnsi="Calibri" w:eastAsia="宋体"/>
+                <w:b w:val="0"/>
+                <w:sz w:val="16"/>
+              </w:rPr>
+              <w:t>方案丙</w:t>
+            </w:r>
+          </w:p>
+        </w:tc>
+        <w:tc>
+          <w:tcPr>
+            <w:tcW w:type="dxa" w:w="2493"/>
+          </w:tcPr>
+          <w:p>
+            <w:r/>
+            <w:r>
+              <w:rPr>
+                <w:rFonts w:ascii="Calibri" w:hAnsi="Calibri" w:eastAsia="宋体"/>
+                <w:b w:val="0"/>
+                <w:sz w:val="16"/>
+              </w:rPr>
+              <w:t>可信赖的海外工程履约品牌</w:t>
+            </w:r>
+          </w:p>
+        </w:tc>
+        <w:tc>
+          <w:tcPr>
+            <w:tcW w:type="dxa" w:w="2493"/>
+          </w:tcPr>
+          <w:p>
+            <w:r/>
+            <w:r>
+              <w:rPr>
+                <w:rFonts w:ascii="Calibri" w:hAnsi="Calibri" w:eastAsia="宋体"/>
+                <w:b w:val="0"/>
+                <w:sz w:val="16"/>
+              </w:rPr>
+              <w:t>海外口碑已能带来转介绍，交付稳定是命门</w:t>
+            </w:r>
+          </w:p>
+        </w:tc>
+        <w:tc>
+          <w:tcPr>
+            <w:tcW w:type="dxa" w:w="2493"/>
+          </w:tcPr>
+          <w:p>
+            <w:r/>
+            <w:r>
+              <w:rPr>
+                <w:rFonts w:ascii="Calibri" w:hAnsi="Calibri" w:eastAsia="宋体"/>
+                <w:b w:val="0"/>
+                <w:sz w:val="16"/>
+              </w:rPr>
+              <w:t>交付能力上限管理、质量闸门、项目经理责权利</w:t>
+            </w:r>
+          </w:p>
+        </w:tc>
+      </w:tr>
+      <w:tr>
+        <w:tc>
+          <w:tcPr>
+            <w:tcW w:type="dxa" w:w="2493"/>
+            <w:shd w:fill="F2F2F2" w:val="clear"/>
+          </w:tcPr>
+          <w:p>
+            <w:r/>
+            <w:r>
+              <w:rPr>
+                <w:rFonts w:ascii="Calibri" w:hAnsi="Calibri" w:eastAsia="宋体"/>
+                <w:b w:val="0"/>
+                <w:sz w:val="16"/>
+              </w:rPr>
+              <w:t>方案丁</w:t>
+            </w:r>
+          </w:p>
+        </w:tc>
+        <w:tc>
+          <w:tcPr>
+            <w:tcW w:type="dxa" w:w="2493"/>
+            <w:shd w:fill="F2F2F2" w:val="clear"/>
+          </w:tcPr>
+          <w:p>
+            <w:r/>
+            <w:r>
+              <w:rPr>
+                <w:rFonts w:ascii="Calibri" w:hAnsi="Calibri" w:eastAsia="宋体"/>
+                <w:b w:val="0"/>
+                <w:sz w:val="16"/>
+              </w:rPr>
+              <w:t>技术差异化产品+系统集成</w:t>
+            </w:r>
+          </w:p>
+        </w:tc>
+        <w:tc>
+          <w:tcPr>
+            <w:tcW w:type="dxa" w:w="2493"/>
+            <w:shd w:fill="F2F2F2" w:val="clear"/>
+          </w:tcPr>
+          <w:p>
+            <w:r/>
+            <w:r>
+              <w:rPr>
+                <w:rFonts w:ascii="Calibri" w:hAnsi="Calibri" w:eastAsia="宋体"/>
+                <w:b w:val="0"/>
+                <w:sz w:val="16"/>
+              </w:rPr>
+              <w:t>已有可演示/可专利/可单独计价的技术模块</w:t>
+            </w:r>
+          </w:p>
+        </w:tc>
+        <w:tc>
+          <w:tcPr>
+            <w:tcW w:type="dxa" w:w="2493"/>
+            <w:shd w:fill="F2F2F2" w:val="clear"/>
+          </w:tcPr>
+          <w:p>
+            <w:r/>
+            <w:r>
+              <w:rPr>
+                <w:rFonts w:ascii="Calibri" w:hAnsi="Calibri" w:eastAsia="宋体"/>
+                <w:b w:val="0"/>
+                <w:sz w:val="16"/>
+              </w:rPr>
+              <w:t>产品化 1–2 个标签，打单话术与报价清单绑定</w:t>
+            </w:r>
+          </w:p>
+        </w:tc>
+      </w:tr>
+      <w:tr>
+        <w:tc>
+          <w:tcPr>
+            <w:tcW w:type="dxa" w:w="2493"/>
+          </w:tcPr>
+          <w:p>
+            <w:r/>
+            <w:r>
+              <w:rPr>
+                <w:rFonts w:ascii="Calibri" w:hAnsi="Calibri" w:eastAsia="宋体"/>
+                <w:b w:val="0"/>
+                <w:sz w:val="16"/>
+              </w:rPr>
+              <w:t>方案戊</w:t>
+            </w:r>
+          </w:p>
+        </w:tc>
+        <w:tc>
+          <w:tcPr>
+            <w:tcW w:type="dxa" w:w="2493"/>
+          </w:tcPr>
+          <w:p>
+            <w:r/>
+            <w:r>
+              <w:rPr>
+                <w:rFonts w:ascii="Calibri" w:hAnsi="Calibri" w:eastAsia="宋体"/>
+                <w:b w:val="0"/>
+                <w:sz w:val="16"/>
+              </w:rPr>
+              <w:t>制造可控的仓储装备商+工程商</w:t>
+            </w:r>
+          </w:p>
+        </w:tc>
+        <w:tc>
+          <w:tcPr>
+            <w:tcW w:type="dxa" w:w="2493"/>
+          </w:tcPr>
+          <w:p>
+            <w:r/>
+            <w:r>
+              <w:rPr>
+                <w:rFonts w:ascii="Calibri" w:hAnsi="Calibri" w:eastAsia="宋体"/>
+                <w:b w:val="0"/>
+                <w:sz w:val="16"/>
+              </w:rPr>
+              <w:t>已具备或决心补齐产能绑定，客户强依赖交期与参观</w:t>
+            </w:r>
+          </w:p>
+        </w:tc>
+        <w:tc>
+          <w:tcPr>
+            <w:tcW w:type="dxa" w:w="2493"/>
+          </w:tcPr>
+          <w:p>
+            <w:r/>
+            <w:r>
+              <w:rPr>
+                <w:rFonts w:ascii="Calibri" w:hAnsi="Calibri" w:eastAsia="宋体"/>
+                <w:b w:val="0"/>
+                <w:sz w:val="16"/>
+              </w:rPr>
+              <w:t>供应商战略绑定或产能试点，样品与标准仓型</w:t>
+            </w:r>
+          </w:p>
+        </w:tc>
+      </w:tr>
+    </w:tbl>
+    <w:p>
+      <w:pPr>
+        <w:spacing w:after="40"/>
+      </w:pPr>
+    </w:p>
+    <w:p>
+      <w:pPr>
+        <w:spacing w:after="120" w:before="40" w:line="300" w:lineRule="auto"/>
+      </w:pPr>
+      <w:r>
+        <w:rPr>
+          <w:rFonts w:ascii="Calibri" w:hAnsi="Calibri" w:eastAsia="楷体"/>
+          <w:b w:val="0"/>
+          <w:sz w:val="20"/>
+        </w:rPr>
+        <w:t>推荐讨论路径：先选甲/乙/丙作为“主定位”，再决定丁/戊是“同步加码”还是“条件成熟后再上”（与议题 5 路径选择衔接）。</w:t>
+      </w:r>
+    </w:p>
+    <w:p>
+      <w:pPr>
+        <w:spacing w:after="60" w:before="120" w:line="300" w:lineRule="auto"/>
+      </w:pPr>
+      <w:r>
+        <w:rPr>
+          <w:rFonts w:ascii="Calibri" w:hAnsi="Calibri" w:eastAsia="黑体"/>
+          <w:b/>
+          <w:sz w:val="21"/>
+        </w:rPr>
+        <w:t>各部门在讨论中的角色</w:t>
+      </w:r>
+    </w:p>
+    <w:tbl>
+      <w:tblPr>
+        <w:tblStyle w:val="TableGrid"/>
+        <w:tblW w:type="auto" w:w="0"/>
+        <w:jc w:val="center"/>
+        <w:tblLook w:firstColumn="1" w:firstRow="1" w:lastColumn="0" w:lastRow="0" w:noHBand="0" w:noVBand="1" w:val="04A0"/>
+      </w:tblPr>
+      <w:tblGrid>
+        <w:gridCol w:w="4986"/>
+        <w:gridCol w:w="4986"/>
+      </w:tblGrid>
+      <w:tr>
+        <w:tc>
+          <w:tcPr>
+            <w:tcW w:type="dxa" w:w="4986"/>
+            <w:shd w:fill="1F4E79" w:val="clear"/>
+          </w:tcPr>
+          <w:p>
+            <w:r/>
+            <w:r>
+              <w:rPr>
+                <w:rFonts w:ascii="Calibri" w:hAnsi="Calibri" w:eastAsia="黑体"/>
+                <w:b/>
+                <w:color w:val="FFFFFF"/>
+                <w:sz w:val="16"/>
+              </w:rPr>
+              <w:t>部门</w:t>
+            </w:r>
+          </w:p>
+        </w:tc>
+        <w:tc>
+          <w:tcPr>
+            <w:tcW w:type="dxa" w:w="4986"/>
+            <w:shd w:fill="1F4E79" w:val="clear"/>
+          </w:tcPr>
+          <w:p>
+            <w:r/>
+            <w:r>
+              <w:rPr>
+                <w:rFonts w:ascii="Calibri" w:hAnsi="Calibri" w:eastAsia="黑体"/>
+                <w:b/>
+                <w:color w:val="FFFFFF"/>
+                <w:sz w:val="16"/>
+              </w:rPr>
+              <w:t>请准备回答（务必具体到项目/客户）</w:t>
+            </w:r>
+          </w:p>
+        </w:tc>
+      </w:tr>
+      <w:tr>
+        <w:tc>
+          <w:tcPr>
+            <w:tcW w:type="dxa" w:w="4986"/>
+          </w:tcPr>
+          <w:p>
+            <w:r/>
+            <w:r>
+              <w:rPr>
+                <w:rFonts w:ascii="Calibri" w:hAnsi="Calibri" w:eastAsia="宋体"/>
+                <w:b w:val="0"/>
+                <w:sz w:val="16"/>
+              </w:rPr>
+              <w:t>业务</w:t>
+            </w:r>
+          </w:p>
+        </w:tc>
+        <w:tc>
+          <w:tcPr>
+            <w:tcW w:type="dxa" w:w="4986"/>
+          </w:tcPr>
+          <w:p>
+            <w:r/>
+            <w:r>
+              <w:rPr>
+                <w:rFonts w:ascii="Calibri" w:hAnsi="Calibri" w:eastAsia="宋体"/>
+                <w:b w:val="0"/>
+                <w:sz w:val="16"/>
+              </w:rPr>
+              <w:t>近一年赢单与丢单，客户口头上最常提的理由是什么？我们被拿去和谁比？</w:t>
+            </w:r>
+          </w:p>
+        </w:tc>
+      </w:tr>
+      <w:tr>
+        <w:tc>
+          <w:tcPr>
+            <w:tcW w:type="dxa" w:w="4986"/>
+            <w:shd w:fill="F2F2F2" w:val="clear"/>
+          </w:tcPr>
+          <w:p>
+            <w:r/>
+            <w:r>
+              <w:rPr>
+                <w:rFonts w:ascii="Calibri" w:hAnsi="Calibri" w:eastAsia="宋体"/>
+                <w:b w:val="0"/>
+                <w:sz w:val="16"/>
+              </w:rPr>
+              <w:t>技术/研发</w:t>
+            </w:r>
+          </w:p>
+        </w:tc>
+        <w:tc>
+          <w:tcPr>
+            <w:tcW w:type="dxa" w:w="4986"/>
+            <w:shd w:fill="F2F2F2" w:val="clear"/>
+          </w:tcPr>
+          <w:p>
+            <w:r/>
+            <w:r>
+              <w:rPr>
+                <w:rFonts w:ascii="Calibri" w:hAnsi="Calibri" w:eastAsia="宋体"/>
+                <w:b w:val="0"/>
+                <w:sz w:val="16"/>
+              </w:rPr>
+              <w:t>哪些能力竞争对手短期抄不走？哪些其实大家都能做？</w:t>
+            </w:r>
+          </w:p>
+        </w:tc>
+      </w:tr>
+      <w:tr>
+        <w:tc>
+          <w:tcPr>
+            <w:tcW w:type="dxa" w:w="4986"/>
+          </w:tcPr>
+          <w:p>
+            <w:r/>
+            <w:r>
+              <w:rPr>
+                <w:rFonts w:ascii="Calibri" w:hAnsi="Calibri" w:eastAsia="宋体"/>
+                <w:b w:val="0"/>
+                <w:sz w:val="16"/>
+              </w:rPr>
+              <w:t>工程/计划运营</w:t>
+            </w:r>
+          </w:p>
+        </w:tc>
+        <w:tc>
+          <w:tcPr>
+            <w:tcW w:type="dxa" w:w="4986"/>
+          </w:tcPr>
+          <w:p>
+            <w:r/>
+            <w:r>
+              <w:rPr>
+                <w:rFonts w:ascii="Calibri" w:hAnsi="Calibri" w:eastAsia="宋体"/>
+                <w:b w:val="0"/>
+                <w:sz w:val="16"/>
+              </w:rPr>
+              <w:t>履约口碑目前是资产还是负债？最伤口碑的三类问题是什么？</w:t>
+            </w:r>
+          </w:p>
+        </w:tc>
+      </w:tr>
+      <w:tr>
+        <w:tc>
+          <w:tcPr>
+            <w:tcW w:type="dxa" w:w="4986"/>
+            <w:shd w:fill="F2F2F2" w:val="clear"/>
+          </w:tcPr>
+          <w:p>
+            <w:r/>
+            <w:r>
+              <w:rPr>
+                <w:rFonts w:ascii="Calibri" w:hAnsi="Calibri" w:eastAsia="宋体"/>
+                <w:b w:val="0"/>
+                <w:sz w:val="16"/>
+              </w:rPr>
+              <w:t>成本合约</w:t>
+            </w:r>
+          </w:p>
+        </w:tc>
+        <w:tc>
+          <w:tcPr>
+            <w:tcW w:type="dxa" w:w="4986"/>
+            <w:shd w:fill="F2F2F2" w:val="clear"/>
+          </w:tcPr>
+          <w:p>
+            <w:r/>
+            <w:r>
+              <w:rPr>
+                <w:rFonts w:ascii="Calibri" w:hAnsi="Calibri" w:eastAsia="宋体"/>
+                <w:b w:val="0"/>
+                <w:sz w:val="16"/>
+              </w:rPr>
+              <w:t>成本与交期上，我们相对同类集成商的优劣势？</w:t>
+            </w:r>
+          </w:p>
+        </w:tc>
+      </w:tr>
+      <w:tr>
+        <w:tc>
+          <w:tcPr>
+            <w:tcW w:type="dxa" w:w="4986"/>
+          </w:tcPr>
+          <w:p>
+            <w:r/>
+            <w:r>
+              <w:rPr>
+                <w:rFonts w:ascii="Calibri" w:hAnsi="Calibri" w:eastAsia="宋体"/>
+                <w:b w:val="0"/>
+                <w:sz w:val="16"/>
+              </w:rPr>
+              <w:t>品牌</w:t>
+            </w:r>
+          </w:p>
+        </w:tc>
+        <w:tc>
+          <w:tcPr>
+            <w:tcW w:type="dxa" w:w="4986"/>
+          </w:tcPr>
+          <w:p>
+            <w:r/>
+            <w:r>
+              <w:rPr>
+                <w:rFonts w:ascii="Calibri" w:hAnsi="Calibri" w:eastAsia="宋体"/>
+                <w:b w:val="0"/>
+                <w:sz w:val="16"/>
+              </w:rPr>
+              <w:t>对外正在主打的三句话，与一线赢单理由是否一致？</w:t>
+            </w:r>
+          </w:p>
+        </w:tc>
+      </w:tr>
+      <w:tr>
+        <w:tc>
+          <w:tcPr>
+            <w:tcW w:type="dxa" w:w="4986"/>
+            <w:shd w:fill="F2F2F2" w:val="clear"/>
+          </w:tcPr>
+          <w:p>
+            <w:r/>
+            <w:r>
+              <w:rPr>
+                <w:rFonts w:ascii="Calibri" w:hAnsi="Calibri" w:eastAsia="宋体"/>
+                <w:b w:val="0"/>
+                <w:sz w:val="16"/>
+              </w:rPr>
+              <w:t>经营层</w:t>
+            </w:r>
+          </w:p>
+        </w:tc>
+        <w:tc>
+          <w:tcPr>
+            <w:tcW w:type="dxa" w:w="4986"/>
+            <w:shd w:fill="F2F2F2" w:val="clear"/>
+          </w:tcPr>
+          <w:p>
+            <w:r/>
+            <w:r>
+              <w:rPr>
+                <w:rFonts w:ascii="Calibri" w:hAnsi="Calibri" w:eastAsia="宋体"/>
+                <w:b w:val="0"/>
+                <w:sz w:val="16"/>
+              </w:rPr>
+              <w:t>愿意用考核与资源，真正押哪一项为主竞争力？</w:t>
+            </w:r>
+          </w:p>
+        </w:tc>
+      </w:tr>
+    </w:tbl>
+    <w:p>
+      <w:pPr>
+        <w:spacing w:after="40"/>
+      </w:pPr>
+    </w:p>
+    <w:p>
+      <w:pPr>
+        <w:spacing w:after="60" w:before="120" w:line="300" w:lineRule="auto"/>
+      </w:pPr>
+      <w:r>
+        <w:rPr>
+          <w:rFonts w:ascii="Calibri" w:hAnsi="Calibri" w:eastAsia="黑体"/>
+          <w:b/>
+          <w:sz w:val="21"/>
+        </w:rPr>
+        <w:t>讨论焦点（主持人控场）</w:t>
+      </w:r>
+    </w:p>
+    <w:p>
+      <w:pPr>
+        <w:spacing w:after="80" w:before="0" w:line="300" w:lineRule="auto"/>
+        <w:ind w:left="170"/>
+      </w:pPr>
+      <w:r>
+        <w:rPr>
+          <w:rFonts w:ascii="Calibri" w:hAnsi="Calibri" w:eastAsia="宋体"/>
+          <w:b w:val="0"/>
+          <w:sz w:val="21"/>
+        </w:rPr>
+        <w:t xml:space="preserve">• </w:t>
+      </w:r>
+      <w:r>
+        <w:rPr>
+          <w:rFonts w:ascii="Calibri" w:hAnsi="Calibri" w:eastAsia="宋体"/>
+          <w:b w:val="0"/>
+          <w:sz w:val="21"/>
+        </w:rPr>
+        <w:t>核心竞争力是“组合拳”可以，但若没有主项，资源必然分散。</w:t>
+      </w:r>
+    </w:p>
+    <w:p>
+      <w:pPr>
+        <w:spacing w:after="80" w:before="0" w:line="300" w:lineRule="auto"/>
+        <w:ind w:left="170"/>
+      </w:pPr>
+      <w:r>
+        <w:rPr>
+          <w:rFonts w:ascii="Calibri" w:hAnsi="Calibri" w:eastAsia="宋体"/>
+          <w:b w:val="0"/>
+          <w:sz w:val="21"/>
+        </w:rPr>
+        <w:t xml:space="preserve">• </w:t>
+      </w:r>
+      <w:r>
+        <w:rPr>
+          <w:rFonts w:ascii="Calibri" w:hAnsi="Calibri" w:eastAsia="宋体"/>
+          <w:b w:val="0"/>
+          <w:sz w:val="21"/>
+        </w:rPr>
+        <w:t>宣传中的“智能、低碳、EPC”若未产品化，会不会反过来伤害专业感？</w:t>
+      </w:r>
+    </w:p>
+    <w:p>
+      <w:pPr>
+        <w:spacing w:after="80" w:before="0" w:line="300" w:lineRule="auto"/>
+        <w:ind w:left="170"/>
+      </w:pPr>
+      <w:r>
+        <w:rPr>
+          <w:rFonts w:ascii="Calibri" w:hAnsi="Calibri" w:eastAsia="宋体"/>
+          <w:b w:val="0"/>
+          <w:sz w:val="21"/>
+        </w:rPr>
+        <w:t xml:space="preserve">• </w:t>
+      </w:r>
+      <w:r>
+        <w:rPr>
+          <w:rFonts w:ascii="Calibri" w:hAnsi="Calibri" w:eastAsia="宋体"/>
+          <w:b w:val="0"/>
+          <w:sz w:val="21"/>
+        </w:rPr>
+        <w:t>组织能力算不算核心竞争力？若算，下半年要体现在哪条制度与考核上？</w:t>
+      </w:r>
+    </w:p>
+    <w:p>
+      <w:pPr>
+        <w:spacing w:after="80" w:before="0" w:line="300" w:lineRule="auto"/>
+        <w:ind w:left="170"/>
+      </w:pPr>
+      <w:r>
+        <w:rPr>
+          <w:rFonts w:ascii="Calibri" w:hAnsi="Calibri" w:eastAsia="宋体"/>
+          <w:b w:val="0"/>
+          <w:sz w:val="21"/>
+        </w:rPr>
+        <w:t xml:space="preserve">• </w:t>
+      </w:r>
+      <w:r>
+        <w:rPr>
+          <w:rFonts w:ascii="Calibri" w:hAnsi="Calibri" w:eastAsia="宋体"/>
+          <w:b w:val="0"/>
+          <w:sz w:val="21"/>
+        </w:rPr>
+        <w:t>与议题 1 的关系：赛道是“在哪打仗”，竞争力是“靠什么打赢”——两题结论必须互相咬合。</w:t>
+      </w:r>
+    </w:p>
+    <w:p>
+      <w:pPr>
+        <w:spacing w:after="60" w:before="120" w:line="300" w:lineRule="auto"/>
+      </w:pPr>
+      <w:r>
+        <w:rPr>
+          <w:rFonts w:ascii="Calibri" w:hAnsi="Calibri" w:eastAsia="黑体"/>
+          <w:b/>
+          <w:sz w:val="21"/>
+        </w:rPr>
+        <w:t>会后应形成</w:t>
+      </w:r>
+    </w:p>
+    <w:p>
+      <w:pPr>
+        <w:spacing w:after="80" w:before="0" w:line="300" w:lineRule="auto"/>
+        <w:ind w:left="85"/>
+      </w:pPr>
+      <w:r>
+        <w:rPr>
+          <w:rFonts w:ascii="Calibri" w:hAnsi="Calibri" w:eastAsia="宋体"/>
+          <w:b w:val="0"/>
+          <w:sz w:val="21"/>
+        </w:rPr>
+        <w:t>1. 《公司核心竞争力定义卡》（一句话主定位 + 2 项支撑 + 禁止口径）</w:t>
+      </w:r>
+    </w:p>
+    <w:p>
+      <w:pPr>
+        <w:spacing w:after="80" w:before="0" w:line="300" w:lineRule="auto"/>
+        <w:ind w:left="85"/>
+      </w:pPr>
+      <w:r>
+        <w:rPr>
+          <w:rFonts w:ascii="Calibri" w:hAnsi="Calibri" w:eastAsia="宋体"/>
+          <w:b w:val="0"/>
+          <w:sz w:val="21"/>
+        </w:rPr>
+        <w:t>2. 《下半年竞争力加固清单》（每项：动作、责任部门、里程碑、衡量标准）</w:t>
+      </w:r>
+    </w:p>
+    <w:p>
+      <w:pPr>
+        <w:spacing w:after="80" w:before="0" w:line="300" w:lineRule="auto"/>
+        <w:ind w:left="85"/>
+      </w:pPr>
+      <w:r>
+        <w:rPr>
+          <w:rFonts w:ascii="Calibri" w:hAnsi="Calibri" w:eastAsia="宋体"/>
+          <w:b w:val="0"/>
+          <w:sz w:val="21"/>
+        </w:rPr>
+        <w:t>3. 同步给品牌/方案封面/展会话术的统一表述（总经办督办替换旧口径）</w:t>
+      </w:r>
+    </w:p>
+    <w:p>
+      <w:pPr>
+        <w:spacing w:after="100" w:before="200" w:line="300" w:lineRule="auto"/>
+      </w:pPr>
+      <w:r>
+        <w:rPr>
+          <w:rFonts w:ascii="Calibri" w:hAnsi="Calibri" w:eastAsia="黑体"/>
+          <w:b/>
+          <w:sz w:val="24"/>
+        </w:rPr>
+        <w:t>议题 3：如何把“询盘热闹”变成“成单质量”？</w:t>
       </w:r>
     </w:p>
     <w:p>
@@ -2446,7 +4323,7 @@
           <w:b/>
           <w:sz w:val="24"/>
         </w:rPr>
-        <w:t>议题 3：交付能力的天花板在哪里，怎么破？</w:t>
+        <w:t>议题 4：交付能力的天花板在哪里，怎么破？</w:t>
       </w:r>
     </w:p>
     <w:p>
@@ -3056,7 +4933,7 @@
           <w:b/>
           <w:sz w:val="24"/>
         </w:rPr>
-        <w:t>议题 4：长期壁垒押在哪里？</w:t>
+        <w:t>议题 5：长期壁垒如何加固：EPC 做深还是制造补强？</w:t>
       </w:r>
     </w:p>
     <w:p>
@@ -3095,7 +4972,7 @@
           <w:b w:val="0"/>
           <w:sz w:val="21"/>
         </w:rPr>
-        <w:t>四大任务里已有“小巨人、资质升级、投资建厂”；调研里又有“纯集成商缺定价权、希望自建或绑定产能”的呼声。</w:t>
+        <w:t>在议题 2 明确“核心竞争力是什么”之后，本议题解决“怎么把竞争力加固到位”。四大任务里已有“小巨人、资质升级、投资建厂”；调研里又有“纯集成商缺定价权、希望自建或绑定产能”的呼声。</w:t>
       </w:r>
     </w:p>
     <w:p>
@@ -3697,7 +5574,7 @@
           <w:b/>
           <w:sz w:val="24"/>
         </w:rPr>
-        <w:t>议题 5：标准化与组织协同——急用先行抓哪几条？</w:t>
+        <w:t>议题 6：标准化与组织协同——急用先行抓哪几条？</w:t>
       </w:r>
     </w:p>
     <w:p>
@@ -4237,7 +6114,7 @@
           <w:b/>
           <w:sz w:val="24"/>
         </w:rPr>
-        <w:t>议题 6：组织动能与人才——规模化靠什么扛住？</w:t>
+        <w:t>议题 7：组织动能与人才——规模化靠什么扛住？</w:t>
       </w:r>
     </w:p>
     <w:p>
@@ -4846,7 +6723,7 @@
                 <w:b w:val="0"/>
                 <w:sz w:val="16"/>
               </w:rPr>
-              <w:t>15–70 分钟</w:t>
+              <w:t>15–55 分钟</w:t>
             </w:r>
           </w:p>
         </w:tc>
@@ -4898,7 +6775,7 @@
                 <w:b w:val="0"/>
                 <w:sz w:val="16"/>
               </w:rPr>
-              <w:t>70–120 分钟</w:t>
+              <w:t>55–110 分钟</w:t>
             </w:r>
           </w:p>
         </w:tc>
@@ -4914,13 +6791,66 @@
                 <w:b w:val="0"/>
                 <w:sz w:val="16"/>
               </w:rPr>
-              <w:t>议题 2 成单质量</w:t>
+              <w:t>议题 2 核心竞争力</w:t>
             </w:r>
           </w:p>
         </w:tc>
         <w:tc>
           <w:tcPr>
             <w:tcW w:type="dxa" w:w="3324"/>
+          </w:tcPr>
+          <w:p>
+            <w:r/>
+            <w:r>
+              <w:rPr>
+                <w:rFonts w:ascii="Calibri" w:hAnsi="Calibri" w:eastAsia="宋体"/>
+                <w:b w:val="0"/>
+                <w:sz w:val="16"/>
+              </w:rPr>
+              <w:t>定“凭什么赢”</w:t>
+            </w:r>
+          </w:p>
+        </w:tc>
+      </w:tr>
+      <w:tr>
+        <w:tc>
+          <w:tcPr>
+            <w:tcW w:type="dxa" w:w="3324"/>
+            <w:shd w:fill="F2F2F2" w:val="clear"/>
+          </w:tcPr>
+          <w:p>
+            <w:r/>
+            <w:r>
+              <w:rPr>
+                <w:rFonts w:ascii="Calibri" w:hAnsi="Calibri" w:eastAsia="宋体"/>
+                <w:b w:val="0"/>
+                <w:sz w:val="16"/>
+              </w:rPr>
+              <w:t>110–155 分钟</w:t>
+            </w:r>
+          </w:p>
+        </w:tc>
+        <w:tc>
+          <w:tcPr>
+            <w:tcW w:type="dxa" w:w="3324"/>
+            <w:shd w:fill="F2F2F2" w:val="clear"/>
+          </w:tcPr>
+          <w:p>
+            <w:r/>
+            <w:r>
+              <w:rPr>
+                <w:rFonts w:ascii="Calibri" w:hAnsi="Calibri" w:eastAsia="宋体"/>
+                <w:b w:val="0"/>
+                <w:sz w:val="16"/>
+              </w:rPr>
+              <w:t>议题 3 成单质量</w:t>
+            </w:r>
+          </w:p>
+        </w:tc>
+        <w:tc>
+          <w:tcPr>
+            <w:tcW w:type="dxa" w:w="3324"/>
+            <w:shd w:fill="F2F2F2" w:val="clear"/>
           </w:tcPr>
           <w:p>
             <w:r/>
@@ -4939,7 +6869,6 @@
         <w:tc>
           <w:tcPr>
             <w:tcW w:type="dxa" w:w="3324"/>
-            <w:shd w:fill="F2F2F2" w:val="clear"/>
           </w:tcPr>
           <w:p>
             <w:r/>
@@ -4949,14 +6878,13 @@
                 <w:b w:val="0"/>
                 <w:sz w:val="16"/>
               </w:rPr>
-              <w:t>120–170 分钟</w:t>
+              <w:t>155–200 分钟</w:t>
             </w:r>
           </w:p>
         </w:tc>
         <w:tc>
           <w:tcPr>
             <w:tcW w:type="dxa" w:w="3324"/>
-            <w:shd w:fill="F2F2F2" w:val="clear"/>
           </w:tcPr>
           <w:p>
             <w:r/>
@@ -4966,14 +6894,13 @@
                 <w:b w:val="0"/>
                 <w:sz w:val="16"/>
               </w:rPr>
-              <w:t>议题 3 交付能力</w:t>
+              <w:t>议题 4 交付能力</w:t>
             </w:r>
           </w:p>
         </w:tc>
         <w:tc>
           <w:tcPr>
             <w:tcW w:type="dxa" w:w="3324"/>
-            <w:shd w:fill="F2F2F2" w:val="clear"/>
           </w:tcPr>
           <w:p>
             <w:r/>
@@ -4992,6 +6919,7 @@
         <w:tc>
           <w:tcPr>
             <w:tcW w:type="dxa" w:w="3324"/>
+            <w:shd w:fill="F2F2F2" w:val="clear"/>
           </w:tcPr>
           <w:p>
             <w:r/>
@@ -5001,7 +6929,59 @@
                 <w:b w:val="0"/>
                 <w:sz w:val="16"/>
               </w:rPr>
-              <w:t>170–210 分钟</w:t>
+              <w:t>200–235 分钟</w:t>
+            </w:r>
+          </w:p>
+        </w:tc>
+        <w:tc>
+          <w:tcPr>
+            <w:tcW w:type="dxa" w:w="3324"/>
+            <w:shd w:fill="F2F2F2" w:val="clear"/>
+          </w:tcPr>
+          <w:p>
+            <w:r/>
+            <w:r>
+              <w:rPr>
+                <w:rFonts w:ascii="Calibri" w:hAnsi="Calibri" w:eastAsia="宋体"/>
+                <w:b w:val="0"/>
+                <w:sz w:val="16"/>
+              </w:rPr>
+              <w:t>议题 5 壁垒加固路径</w:t>
+            </w:r>
+          </w:p>
+        </w:tc>
+        <w:tc>
+          <w:tcPr>
+            <w:tcW w:type="dxa" w:w="3324"/>
+            <w:shd w:fill="F2F2F2" w:val="clear"/>
+          </w:tcPr>
+          <w:p>
+            <w:r/>
+            <w:r>
+              <w:rPr>
+                <w:rFonts w:ascii="Calibri" w:hAnsi="Calibri" w:eastAsia="宋体"/>
+                <w:b w:val="0"/>
+                <w:sz w:val="16"/>
+              </w:rPr>
+              <w:t>定 EPC/制造主次</w:t>
+            </w:r>
+          </w:p>
+        </w:tc>
+      </w:tr>
+      <w:tr>
+        <w:tc>
+          <w:tcPr>
+            <w:tcW w:type="dxa" w:w="3324"/>
+          </w:tcPr>
+          <w:p>
+            <w:r/>
+            <w:r>
+              <w:rPr>
+                <w:rFonts w:ascii="Calibri" w:hAnsi="Calibri" w:eastAsia="宋体"/>
+                <w:b w:val="0"/>
+                <w:sz w:val="16"/>
+              </w:rPr>
+              <w:t>235–265 分钟</w:t>
             </w:r>
           </w:p>
         </w:tc>
@@ -5017,7 +6997,7 @@
                 <w:b w:val="0"/>
                 <w:sz w:val="16"/>
               </w:rPr>
-              <w:t>议题 4 长期壁垒</w:t>
+              <w:t>议题 6 标准化与接口</w:t>
             </w:r>
           </w:p>
         </w:tc>
@@ -5033,7 +7013,7 @@
                 <w:b w:val="0"/>
                 <w:sz w:val="16"/>
               </w:rPr>
-              <w:t>定主路径</w:t>
+              <w:t>定急用先行</w:t>
             </w:r>
           </w:p>
         </w:tc>
@@ -5052,7 +7032,7 @@
                 <w:b w:val="0"/>
                 <w:sz w:val="16"/>
               </w:rPr>
-              <w:t>210–250 分钟</w:t>
+              <w:t>265–295 分钟</w:t>
             </w:r>
           </w:p>
         </w:tc>
@@ -5069,7 +7049,7 @@
                 <w:b w:val="0"/>
                 <w:sz w:val="16"/>
               </w:rPr>
-              <w:t>议题 5 标准化与接口</w:t>
+              <w:t>议题 7 组织与人才</w:t>
             </w:r>
           </w:p>
         </w:tc>
@@ -5077,56 +7057,6 @@
           <w:tcPr>
             <w:tcW w:type="dxa" w:w="3324"/>
             <w:shd w:fill="F2F2F2" w:val="clear"/>
-          </w:tcPr>
-          <w:p>
-            <w:r/>
-            <w:r>
-              <w:rPr>
-                <w:rFonts w:ascii="Calibri" w:hAnsi="Calibri" w:eastAsia="宋体"/>
-                <w:b w:val="0"/>
-                <w:sz w:val="16"/>
-              </w:rPr>
-              <w:t>定急用先行</w:t>
-            </w:r>
-          </w:p>
-        </w:tc>
-      </w:tr>
-      <w:tr>
-        <w:tc>
-          <w:tcPr>
-            <w:tcW w:type="dxa" w:w="3324"/>
-          </w:tcPr>
-          <w:p>
-            <w:r/>
-            <w:r>
-              <w:rPr>
-                <w:rFonts w:ascii="Calibri" w:hAnsi="Calibri" w:eastAsia="宋体"/>
-                <w:b w:val="0"/>
-                <w:sz w:val="16"/>
-              </w:rPr>
-              <w:t>250–280 分钟</w:t>
-            </w:r>
-          </w:p>
-        </w:tc>
-        <w:tc>
-          <w:tcPr>
-            <w:tcW w:type="dxa" w:w="3324"/>
-          </w:tcPr>
-          <w:p>
-            <w:r/>
-            <w:r>
-              <w:rPr>
-                <w:rFonts w:ascii="Calibri" w:hAnsi="Calibri" w:eastAsia="宋体"/>
-                <w:b w:val="0"/>
-                <w:sz w:val="16"/>
-              </w:rPr>
-              <w:t>议题 6 组织与人才</w:t>
-            </w:r>
-          </w:p>
-        </w:tc>
-        <w:tc>
-          <w:tcPr>
-            <w:tcW w:type="dxa" w:w="3324"/>
           </w:tcPr>
           <w:p>
             <w:r/>
@@ -5145,7 +7075,6 @@
         <w:tc>
           <w:tcPr>
             <w:tcW w:type="dxa" w:w="3324"/>
-            <w:shd w:fill="F2F2F2" w:val="clear"/>
           </w:tcPr>
           <w:p>
             <w:r/>
@@ -5162,7 +7091,6 @@
         <w:tc>
           <w:tcPr>
             <w:tcW w:type="dxa" w:w="3324"/>
-            <w:shd w:fill="F2F2F2" w:val="clear"/>
           </w:tcPr>
           <w:p>
             <w:r/>
@@ -5179,7 +7107,6 @@
         <w:tc>
           <w:tcPr>
             <w:tcW w:type="dxa" w:w="3324"/>
-            <w:shd w:fill="F2F2F2" w:val="clear"/>
           </w:tcPr>
           <w:p>
             <w:r/>
@@ -5480,7 +7407,7 @@
                 <w:b w:val="0"/>
                 <w:sz w:val="16"/>
               </w:rPr>
-              <w:t>2 成单质量</w:t>
+              <w:t>2 核心竞争力</w:t>
             </w:r>
           </w:p>
         </w:tc>
@@ -5595,7 +7522,7 @@
                 <w:b w:val="0"/>
                 <w:sz w:val="16"/>
               </w:rPr>
-              <w:t>3 交付能力</w:t>
+              <w:t>3 成单质量</w:t>
             </w:r>
           </w:p>
         </w:tc>
@@ -5705,7 +7632,7 @@
                 <w:b w:val="0"/>
                 <w:sz w:val="16"/>
               </w:rPr>
-              <w:t>4 长期壁垒</w:t>
+              <w:t>4 交付能力</w:t>
             </w:r>
           </w:p>
         </w:tc>
@@ -5820,7 +7747,7 @@
                 <w:b w:val="0"/>
                 <w:sz w:val="16"/>
               </w:rPr>
-              <w:t>5 急用流程与接口</w:t>
+              <w:t>5 壁垒加固路径</w:t>
             </w:r>
           </w:p>
         </w:tc>
@@ -5930,7 +7857,7 @@
                 <w:b w:val="0"/>
                 <w:sz w:val="16"/>
               </w:rPr>
-              <w:t>6 组织与人才</w:t>
+              <w:t>6 急用流程与接口</w:t>
             </w:r>
           </w:p>
         </w:tc>
@@ -6032,6 +7959,115 @@
           </w:p>
         </w:tc>
       </w:tr>
+      <w:tr>
+        <w:tc>
+          <w:tcPr>
+            <w:tcW w:type="dxa" w:w="1425"/>
+          </w:tcPr>
+          <w:p>
+            <w:r/>
+            <w:r>
+              <w:rPr>
+                <w:rFonts w:ascii="Calibri" w:hAnsi="Calibri" w:eastAsia="宋体"/>
+                <w:b w:val="0"/>
+                <w:sz w:val="16"/>
+              </w:rPr>
+              <w:t>7 组织与人才</w:t>
+            </w:r>
+          </w:p>
+        </w:tc>
+        <w:tc>
+          <w:tcPr>
+            <w:tcW w:type="dxa" w:w="1425"/>
+          </w:tcPr>
+          <w:p>
+            <w:r/>
+            <w:r>
+              <w:rPr>
+                <w:rFonts w:ascii="Calibri" w:hAnsi="Calibri" w:eastAsia="宋体"/>
+                <w:b w:val="0"/>
+                <w:sz w:val="16"/>
+              </w:rPr>
+            </w:r>
+          </w:p>
+        </w:tc>
+        <w:tc>
+          <w:tcPr>
+            <w:tcW w:type="dxa" w:w="1425"/>
+          </w:tcPr>
+          <w:p>
+            <w:r/>
+            <w:r>
+              <w:rPr>
+                <w:rFonts w:ascii="Calibri" w:hAnsi="Calibri" w:eastAsia="宋体"/>
+                <w:b w:val="0"/>
+                <w:sz w:val="16"/>
+              </w:rPr>
+              <w:t>决议/试点/暂缓</w:t>
+            </w:r>
+          </w:p>
+        </w:tc>
+        <w:tc>
+          <w:tcPr>
+            <w:tcW w:type="dxa" w:w="1425"/>
+          </w:tcPr>
+          <w:p>
+            <w:r/>
+            <w:r>
+              <w:rPr>
+                <w:rFonts w:ascii="Calibri" w:hAnsi="Calibri" w:eastAsia="宋体"/>
+                <w:b w:val="0"/>
+                <w:sz w:val="16"/>
+              </w:rPr>
+            </w:r>
+          </w:p>
+        </w:tc>
+        <w:tc>
+          <w:tcPr>
+            <w:tcW w:type="dxa" w:w="1425"/>
+          </w:tcPr>
+          <w:p>
+            <w:r/>
+            <w:r>
+              <w:rPr>
+                <w:rFonts w:ascii="Calibri" w:hAnsi="Calibri" w:eastAsia="宋体"/>
+                <w:b w:val="0"/>
+                <w:sz w:val="16"/>
+              </w:rPr>
+            </w:r>
+          </w:p>
+        </w:tc>
+        <w:tc>
+          <w:tcPr>
+            <w:tcW w:type="dxa" w:w="1425"/>
+          </w:tcPr>
+          <w:p>
+            <w:r/>
+            <w:r>
+              <w:rPr>
+                <w:rFonts w:ascii="Calibri" w:hAnsi="Calibri" w:eastAsia="宋体"/>
+                <w:b w:val="0"/>
+                <w:sz w:val="16"/>
+              </w:rPr>
+            </w:r>
+          </w:p>
+        </w:tc>
+        <w:tc>
+          <w:tcPr>
+            <w:tcW w:type="dxa" w:w="1425"/>
+          </w:tcPr>
+          <w:p>
+            <w:r/>
+            <w:r>
+              <w:rPr>
+                <w:rFonts w:ascii="Calibri" w:hAnsi="Calibri" w:eastAsia="宋体"/>
+                <w:b w:val="0"/>
+                <w:sz w:val="16"/>
+              </w:rPr>
+            </w:r>
+          </w:p>
+        </w:tc>
+      </w:tr>
     </w:tbl>
     <w:p>
       <w:pPr>
@@ -6074,7 +8110,7 @@
           <w:b/>
           <w:sz w:val="20"/>
         </w:rPr>
-        <w:t>战场收得住，订单选得准，交付扛得住，壁垒看得远，体系跟得上，人心留得住。</w:t>
+        <w:t>战场收得住，赢法说得清，订单选得准，交付扛得住，壁垒看得远，体系跟得上，人心留得住。</w:t>
       </w:r>
     </w:p>
     <w:p>
@@ -6087,7 +8123,7 @@
           <w:b w:val="0"/>
           <w:sz w:val="21"/>
         </w:rPr>
-        <w:t>对应六个议题：增长取舍、成单质量、交付能力、竞争力路径、标准化协同、组织人才。</w:t>
+        <w:t>对应七个议题：增长取舍、核心竞争力、成单质量、交付能力、壁垒路径、标准化协同、组织人才。</w:t>
       </w:r>
     </w:p>
     <w:p>
@@ -6126,7 +8162,7 @@
           <w:b w:val="0"/>
           <w:sz w:val="18"/>
         </w:rPr>
-        <w:t>版本说明：v2.0 按部门长联席场景重写，对齐四大核心任务、打单执行两条主线、标准化方法及 2026 年 5–7 月经营汇报/计划运营材料；调研意见作为输入而非唯一依据。</w:t>
+        <w:t>版本说明：v2.1 增补“公司核心竞争力”专项议题并扩充讨论框架；对齐四大核心任务、打单执行两条主线、标准化方法及 2026 年 5–7 月经营汇报/计划运营材料；调研意见作为输入而非唯一依据。</w:t>
       </w:r>
     </w:p>
     <w:sectPr>
